--- a/docs/OnTime Scheduling Documentation.docx
+++ b/docs/OnTime Scheduling Documentation.docx
@@ -146,74 +146,18 @@
         </w:rPr>
       </w:pPr>
       <w:r>
-        <w:rPr>
-          <w:sz w:val="24"/>
-          <w:szCs w:val="24"/>
-        </w:rPr>
-        <w:t xml:space="preserve">O sistema centraliza a marcação de horários feita por </w:t>
-      </w:r>
-      <w:r>
-        <w:rPr>
-          <w:b/>
-          <w:bCs/>
-          <w:sz w:val="24"/>
-          <w:szCs w:val="24"/>
-        </w:rPr>
-        <w:t>funcionários e recepcionistas</w:t>
-      </w:r>
-      <w:r>
-        <w:rPr>
-          <w:sz w:val="24"/>
-          <w:szCs w:val="24"/>
-        </w:rPr>
-        <w:t>, que registram os atendimentos de clientes, evitando conflitos de agendamento e overbooking, reduzindo erros manuais e retrabalho com planilhas e anotações. Cada empresa pode configurar seus próprios serviços (o que será realizado) e recursos agendáveis (profissionais, salas, equipamentos), além de seus horários de funcionamento e regras internas de agendamento.</w:t>
-      </w:r>
-    </w:p>
-    <w:p>
-      <w:pPr>
-        <w:rPr>
-          <w:sz w:val="24"/>
-          <w:szCs w:val="24"/>
-        </w:rPr>
-      </w:pPr>
-      <w:r>
-        <w:rPr>
-          <w:sz w:val="24"/>
-          <w:szCs w:val="24"/>
-        </w:rPr>
-        <w:t xml:space="preserve">Como solução multiempresa, o </w:t>
-      </w:r>
-      <w:proofErr w:type="spellStart"/>
-      <w:r>
-        <w:rPr>
-          <w:sz w:val="24"/>
-          <w:szCs w:val="24"/>
-        </w:rPr>
-        <w:t>On</w:t>
-      </w:r>
-      <w:proofErr w:type="spellEnd"/>
-      <w:r>
-        <w:rPr>
-          <w:sz w:val="24"/>
-          <w:szCs w:val="24"/>
-        </w:rPr>
-        <w:t xml:space="preserve"> Time </w:t>
-      </w:r>
-      <w:proofErr w:type="spellStart"/>
-      <w:r>
-        <w:rPr>
-          <w:sz w:val="24"/>
-          <w:szCs w:val="24"/>
-        </w:rPr>
-        <w:t>Scheduling</w:t>
-      </w:r>
-      <w:proofErr w:type="spellEnd"/>
-      <w:r>
-        <w:rPr>
-          <w:sz w:val="24"/>
-          <w:szCs w:val="24"/>
-        </w:rPr>
-        <w:t xml:space="preserve"> permite que diferentes negócios utilizem a mesma plataforma, cada um com seus dados isolados e suas próprias configurações. A agenda é apresentada de forma visual e em tempo real, oferecendo uma visão clara da disponibilidade de cada recurso e facilitando o dia a dia de recepcionistas, gestores e profissionais.</w:t>
+        <w:t>O sistema centraliza a marcação de horários feita por funcionários e recepcionistas, que registram os atendimentos de clientes, evitando conflitos de agendamento e overbooking, reduzindo erros manuais e retrabalho com planilhas e anotações. Cada empresa pode configurar seus próprios serviços, locais/filiais, profissionais prestadores de serviço e regras internas de agendamento.</w:t>
+      </w:r>
+    </w:p>
+    <w:p>
+      <w:pPr>
+        <w:rPr>
+          <w:sz w:val="24"/>
+          <w:szCs w:val="24"/>
+        </w:rPr>
+      </w:pPr>
+      <w:r>
+        <w:t>Como solução multiempresa, o On Time Scheduling permite que diferentes negócios utilizem a mesma plataforma, cada um com seus dados isolados e suas próprias configurações. A agenda é apresentada de forma visual e em tempo real, oferecendo uma visão clara da disponibilidade de cada profissional e facilitando o dia a dia de recepcionistas, gestores e profissionais.</w:t>
       </w:r>
     </w:p>
     <w:p>
@@ -332,11 +276,7 @@
         </w:rPr>
       </w:pPr>
       <w:r>
-        <w:rPr>
-          <w:sz w:val="24"/>
-          <w:szCs w:val="24"/>
-        </w:rPr>
-        <w:t>Recursos (salas/profissionais/quadras)</w:t>
+        <w:t>Profissionais prestadores de serviço</w:t>
       </w:r>
     </w:p>
     <w:p>
@@ -424,27 +364,7 @@
         </w:rPr>
       </w:pPr>
       <w:r>
-        <w:rPr>
-          <w:sz w:val="24"/>
-          <w:szCs w:val="24"/>
-        </w:rPr>
-        <w:t xml:space="preserve">O sistema garante que </w:t>
-      </w:r>
-      <w:r>
-        <w:rPr>
-          <w:b/>
-          <w:bCs/>
-          <w:sz w:val="24"/>
-          <w:szCs w:val="24"/>
-        </w:rPr>
-        <w:t>não haja duas reservas conflitantes para o mesmo recurso</w:t>
-      </w:r>
-      <w:r>
-        <w:rPr>
-          <w:sz w:val="24"/>
-          <w:szCs w:val="24"/>
-        </w:rPr>
-        <w:t>.</w:t>
+        <w:t>O sistema garante que não haja duas reservas conflitantes para o mesmo profissional.</w:t>
       </w:r>
     </w:p>
     <w:p>
@@ -604,96 +524,15 @@
         </w:rPr>
       </w:pPr>
       <w:r>
-        <w:rPr>
-          <w:b/>
-          <w:bCs/>
-          <w:sz w:val="24"/>
-          <w:szCs w:val="24"/>
-        </w:rPr>
-        <w:t>RF-M-002 – Isolamento por Empresa (</w:t>
-      </w:r>
-      <w:proofErr w:type="spellStart"/>
-      <w:r>
-        <w:rPr>
-          <w:b/>
-          <w:bCs/>
-          <w:sz w:val="24"/>
-          <w:szCs w:val="24"/>
-        </w:rPr>
-        <w:t>Tenant</w:t>
-      </w:r>
-      <w:proofErr w:type="spellEnd"/>
-      <w:r>
-        <w:rPr>
-          <w:b/>
-          <w:bCs/>
-          <w:sz w:val="24"/>
-          <w:szCs w:val="24"/>
-        </w:rPr>
-        <w:t>)</w:t>
-      </w:r>
-      <w:r>
-        <w:rPr>
-          <w:sz w:val="24"/>
-          <w:szCs w:val="24"/>
-        </w:rPr>
+        <w:t>RF-M-002 – Isolamento por Empresa (Tenant)</w:t>
         <w:br/>
-        <w:t>Todas as entidades de negócio (locais, recursos, serviços, usuários internos, clientes, agendamentos) devem estar associadas a uma empresa (</w:t>
-      </w:r>
-      <w:proofErr w:type="spellStart"/>
-      <w:r>
-        <w:rPr>
-          <w:sz w:val="24"/>
-          <w:szCs w:val="24"/>
-        </w:rPr>
-        <w:t>EmpresaId</w:t>
-      </w:r>
-      <w:proofErr w:type="spellEnd"/>
-      <w:r>
-        <w:rPr>
-          <w:sz w:val="24"/>
-          <w:szCs w:val="24"/>
-        </w:rPr>
-        <w:t>/</w:t>
-      </w:r>
-      <w:proofErr w:type="spellStart"/>
-      <w:r>
-        <w:rPr>
-          <w:sz w:val="24"/>
-          <w:szCs w:val="24"/>
-        </w:rPr>
-        <w:t>TenantId</w:t>
-      </w:r>
-      <w:proofErr w:type="spellEnd"/>
-      <w:r>
-        <w:rPr>
-          <w:sz w:val="24"/>
-          <w:szCs w:val="24"/>
-        </w:rPr>
-        <w:t>).</w:t>
-      </w:r>
-      <w:r>
-        <w:rPr>
-          <w:sz w:val="24"/>
-          <w:szCs w:val="24"/>
-        </w:rPr>
+      </w:r>
+      <w:r>
+        <w:t>Todas as entidades de negócio (locais, serviços, usuários internos, clientes, agendamentos, jornadas e bloqueios) devem estar associadas a uma empresa (EmpresaId/TenantId).</w:t>
         <w:br/>
       </w:r>
       <w:r>
-        <w:rPr>
-          <w:b/>
-          <w:bCs/>
-          <w:sz w:val="24"/>
-          <w:szCs w:val="24"/>
-        </w:rPr>
-        <w:t>Por quê:</w:t>
-      </w:r>
-      <w:r>
-        <w:rPr>
-          <w:sz w:val="24"/>
-          <w:szCs w:val="24"/>
-        </w:rPr>
-        <w:t xml:space="preserve"> garante que os dados de uma empresa não se misturem com os de outra.</w:t>
+        <w:t>Por quê: garante que os dados de uma empresa não se misturem com os de outra.</w:t>
       </w:r>
     </w:p>
     <w:p>
@@ -1047,21 +886,11 @@
         </w:rPr>
       </w:pPr>
       <w:r>
-        <w:rPr>
-          <w:b/>
-          <w:bCs/>
-          <w:sz w:val="24"/>
-          <w:szCs w:val="24"/>
-        </w:rPr>
         <w:t>RF-M-006 – Controle de Acesso por Papel</w:t>
-      </w:r>
-      <w:r>
-        <w:rPr>
-          <w:sz w:val="24"/>
-          <w:szCs w:val="24"/>
-        </w:rPr>
         <w:br/>
-        <w:t>A API deve restringir o acesso a recursos com base no papel do usuário. Exemplos:</w:t>
+      </w:r>
+      <w:r>
+        <w:t>A API deve restringir o acesso a funcionalidades com base no papel do usuário. Exemplos:</w:t>
       </w:r>
     </w:p>
     <w:p>
@@ -1362,13 +1191,7 @@
         </w:rPr>
       </w:pPr>
       <w:r>
-        <w:rPr>
-          <w:b/>
-          <w:bCs/>
-          <w:sz w:val="24"/>
-          <w:szCs w:val="24"/>
-        </w:rPr>
-        <w:t>1.1.3. Cadastros principais: locais, recursos, serviços, clientes</w:t>
+        <w:t>1.1.3. Cadastros principais: locais, profissionais, serviços e clientes</w:t>
       </w:r>
     </w:p>
     <w:p>
@@ -1417,131 +1240,6 @@
           <w:szCs w:val="24"/>
         </w:rPr>
         <w:t xml:space="preserve"> permite separar agenda por unidade física.</w:t>
-      </w:r>
-    </w:p>
-    <w:p>
-      <w:pPr>
-        <w:rPr>
-          <w:sz w:val="24"/>
-          <w:szCs w:val="24"/>
-        </w:rPr>
-      </w:pPr>
-      <w:r>
-        <w:rPr>
-          <w:b/>
-          <w:bCs/>
-          <w:sz w:val="24"/>
-          <w:szCs w:val="24"/>
-        </w:rPr>
-        <w:t>RF-M-009 – Cadastro de Recursos Agendáveis</w:t>
-      </w:r>
-      <w:r>
-        <w:rPr>
-          <w:sz w:val="24"/>
-          <w:szCs w:val="24"/>
-        </w:rPr>
-        <w:br/>
-        <w:t>O sistema deve permitir cadastrar recursos agendáveis (profissionais, salas, quadras, etc.) com:</w:t>
-      </w:r>
-    </w:p>
-    <w:p>
-      <w:pPr>
-        <w:numPr>
-          <w:ilvl w:val="0"/>
-          <w:numId w:val="5"/>
-        </w:numPr>
-        <w:rPr>
-          <w:sz w:val="24"/>
-          <w:szCs w:val="24"/>
-        </w:rPr>
-      </w:pPr>
-      <w:r>
-        <w:rPr>
-          <w:sz w:val="24"/>
-          <w:szCs w:val="24"/>
-        </w:rPr>
-        <w:t>Nome;</w:t>
-      </w:r>
-    </w:p>
-    <w:p>
-      <w:pPr>
-        <w:numPr>
-          <w:ilvl w:val="0"/>
-          <w:numId w:val="5"/>
-        </w:numPr>
-        <w:rPr>
-          <w:sz w:val="24"/>
-          <w:szCs w:val="24"/>
-        </w:rPr>
-      </w:pPr>
-      <w:r>
-        <w:rPr>
-          <w:sz w:val="24"/>
-          <w:szCs w:val="24"/>
-        </w:rPr>
-        <w:t>Tipo de recurso (ex.: “profissional”, “sala”);</w:t>
-      </w:r>
-    </w:p>
-    <w:p>
-      <w:pPr>
-        <w:numPr>
-          <w:ilvl w:val="0"/>
-          <w:numId w:val="5"/>
-        </w:numPr>
-        <w:rPr>
-          <w:sz w:val="24"/>
-          <w:szCs w:val="24"/>
-        </w:rPr>
-      </w:pPr>
-      <w:r>
-        <w:rPr>
-          <w:sz w:val="24"/>
-          <w:szCs w:val="24"/>
-        </w:rPr>
-        <w:t>Local/filial;</w:t>
-      </w:r>
-    </w:p>
-    <w:p>
-      <w:pPr>
-        <w:numPr>
-          <w:ilvl w:val="0"/>
-          <w:numId w:val="5"/>
-        </w:numPr>
-        <w:rPr>
-          <w:sz w:val="24"/>
-          <w:szCs w:val="24"/>
-        </w:rPr>
-      </w:pPr>
-      <w:r>
-        <w:rPr>
-          <w:sz w:val="24"/>
-          <w:szCs w:val="24"/>
-        </w:rPr>
-        <w:t>Status (ativo/inativo).</w:t>
-      </w:r>
-    </w:p>
-    <w:p>
-      <w:pPr>
-        <w:rPr>
-          <w:sz w:val="24"/>
-          <w:szCs w:val="24"/>
-        </w:rPr>
-      </w:pPr>
-      <w:r>
-        <w:rPr>
-          <w:b/>
-          <w:bCs/>
-          <w:sz w:val="24"/>
-          <w:szCs w:val="24"/>
-        </w:rPr>
-        <w:t>Por quê:</w:t>
-      </w:r>
-      <w:r>
-        <w:rPr>
-          <w:sz w:val="24"/>
-          <w:szCs w:val="24"/>
-        </w:rPr>
-        <w:t xml:space="preserve"> “recurso” é o que não pode ser reservado duas vezes no mesmo horário.</w:t>
       </w:r>
     </w:p>
     <w:p>
@@ -1677,44 +1375,15 @@
         </w:rPr>
       </w:pPr>
       <w:r>
-        <w:rPr>
-          <w:b/>
-          <w:bCs/>
-          <w:sz w:val="24"/>
-          <w:szCs w:val="24"/>
-        </w:rPr>
-        <w:t>RF-M-011 – Associação Serviço x Recurso</w:t>
-      </w:r>
-      <w:r>
-        <w:rPr>
-          <w:sz w:val="24"/>
-          <w:szCs w:val="24"/>
-        </w:rPr>
+        <w:t>RF-M-011 – Associação Serviço x Profissional</w:t>
         <w:br/>
-        <w:t>Deve ser possível definir quais recursos podem executar quais serviços (ex.: Serviço “Consulta” pode ser feito pela Ana e pelo Bruno, mas “Avaliação Inicial” só pela Ana).</w:t>
-      </w:r>
-      <w:r>
-        <w:rPr>
-          <w:sz w:val="24"/>
-          <w:szCs w:val="24"/>
-        </w:rPr>
+      </w:r>
+      <w:r>
+        <w:t>Deve ser possível definir quais profissionais podem executar quais serviços (ex.: Serviço “Consulta” pode ser feito pela Ana e pelo Bruno, mas “Avaliação Inicial” só pela Ana).</w:t>
         <w:br/>
       </w:r>
       <w:r>
-        <w:rPr>
-          <w:b/>
-          <w:bCs/>
-          <w:sz w:val="24"/>
-          <w:szCs w:val="24"/>
-        </w:rPr>
-        <w:t>Por quê:</w:t>
-      </w:r>
-      <w:r>
-        <w:rPr>
-          <w:sz w:val="24"/>
-          <w:szCs w:val="24"/>
-        </w:rPr>
-        <w:t xml:space="preserve"> impede que atendente marque um serviço com um recurso inválido.</w:t>
+        <w:t>Por quê: impede que atendente marque um serviço com um profissional inválido.</w:t>
       </w:r>
     </w:p>
     <w:p>
@@ -1778,78 +1447,7 @@
         </w:rPr>
       </w:pPr>
       <w:r>
-        <w:rPr>
-          <w:b/>
-          <w:bCs/>
-          <w:sz w:val="24"/>
-          <w:szCs w:val="24"/>
-        </w:rPr>
-        <w:t>1.1.4. Regras de funcionamento e agenda básica</w:t>
-      </w:r>
-    </w:p>
-    <w:p>
-      <w:pPr>
-        <w:rPr>
-          <w:sz w:val="24"/>
-          <w:szCs w:val="24"/>
-        </w:rPr>
-      </w:pPr>
-      <w:r>
-        <w:rPr>
-          <w:b/>
-          <w:bCs/>
-          <w:sz w:val="24"/>
-          <w:szCs w:val="24"/>
-        </w:rPr>
-        <w:lastRenderedPageBreak/>
-        <w:t>RF-M-013 – Horário de Funcionamento por Local</w:t>
-      </w:r>
-      <w:r>
-        <w:rPr>
-          <w:sz w:val="24"/>
-          <w:szCs w:val="24"/>
-        </w:rPr>
-        <w:br/>
-        <w:t xml:space="preserve">O sistema deve permitir configurar horários de funcionamento para cada local/filial (ex.: </w:t>
-      </w:r>
-      <w:proofErr w:type="spellStart"/>
-      <w:r>
-        <w:rPr>
-          <w:sz w:val="24"/>
-          <w:szCs w:val="24"/>
-        </w:rPr>
-        <w:t>seg</w:t>
-      </w:r>
-      <w:proofErr w:type="spellEnd"/>
-      <w:r>
-        <w:rPr>
-          <w:sz w:val="24"/>
-          <w:szCs w:val="24"/>
-        </w:rPr>
-        <w:t>–sex, 08:00–18:00).</w:t>
-      </w:r>
-      <w:r>
-        <w:rPr>
-          <w:sz w:val="24"/>
-          <w:szCs w:val="24"/>
-        </w:rPr>
-        <w:br/>
-      </w:r>
-      <w:r>
-        <w:rPr>
-          <w:b/>
-          <w:bCs/>
-          <w:sz w:val="24"/>
-          <w:szCs w:val="24"/>
-        </w:rPr>
-        <w:t>Por quê:</w:t>
-      </w:r>
-      <w:r>
-        <w:rPr>
-          <w:sz w:val="24"/>
-          <w:szCs w:val="24"/>
-        </w:rPr>
-        <w:t xml:space="preserve"> define a janela básica na qual será possível agendar.</w:t>
+        <w:t>1.1.4. Regras de agenda básica</w:t>
       </w:r>
     </w:p>
     <w:p>
@@ -1863,44 +1461,15 @@
         </w:rPr>
       </w:pPr>
       <w:r>
-        <w:rPr>
-          <w:b/>
-          <w:bCs/>
-          <w:sz w:val="24"/>
-          <w:szCs w:val="24"/>
-        </w:rPr>
         <w:t>RF-M-014 – Indisponibilidades / Bloqueios de Agenda</w:t>
-      </w:r>
-      <w:r>
-        <w:rPr>
-          <w:sz w:val="24"/>
-          <w:szCs w:val="24"/>
-        </w:rPr>
         <w:br/>
-        <w:t>Deve ser possível registrar indisponibilidades para um recurso ou para o local (feriados, manutenções, folgas), definindo intervalos de tempo nos quais não devem ser feitos agendamentos.</w:t>
-      </w:r>
-      <w:r>
-        <w:rPr>
-          <w:sz w:val="24"/>
-          <w:szCs w:val="24"/>
-        </w:rPr>
+      </w:r>
+      <w:r>
+        <w:t>Deve ser possível registrar indisponibilidades para um profissional ou para o local (feriados, manutenções, folgas), definindo intervalos de tempo nos quais não devem ser feitos agendamentos.</w:t>
         <w:br/>
       </w:r>
       <w:r>
-        <w:rPr>
-          <w:b/>
-          <w:bCs/>
-          <w:sz w:val="24"/>
-          <w:szCs w:val="24"/>
-        </w:rPr>
-        <w:t>Por quê:</w:t>
-      </w:r>
-      <w:r>
-        <w:rPr>
-          <w:sz w:val="24"/>
-          <w:szCs w:val="24"/>
-        </w:rPr>
-        <w:t xml:space="preserve"> impede marcação em períodos onde não há atendimento.</w:t>
+        <w:t>Por quê: impede marcação em períodos onde não há atendimento.</w:t>
       </w:r>
     </w:p>
     <w:p>
@@ -2029,11 +1598,7 @@
         </w:rPr>
       </w:pPr>
       <w:r>
-        <w:rPr>
-          <w:sz w:val="24"/>
-          <w:szCs w:val="24"/>
-        </w:rPr>
-        <w:t>Recurso (profissional/sala/etc.);</w:t>
+        <w:t>Profissional (Provider);</w:t>
       </w:r>
     </w:p>
     <w:p>
@@ -2139,85 +1704,30 @@
         </w:rPr>
       </w:pPr>
       <w:r>
-        <w:rPr>
-          <w:b/>
-          <w:bCs/>
-          <w:sz w:val="24"/>
-          <w:szCs w:val="24"/>
-        </w:rPr>
-        <w:t>RF-M-016 – Verificação de Janela de Funcionamento</w:t>
-      </w:r>
-      <w:r>
-        <w:rPr>
-          <w:sz w:val="24"/>
-          <w:szCs w:val="24"/>
-        </w:rPr>
+        <w:t>RF-M-016 – Verificação de Jornada do Profissional</w:t>
         <w:br/>
-        <w:t>Ao criar um agendamento, o sistema deve validar se o horário solicitado está dentro do horário de funcionamento do local e da jornada do recurso, se esta estiver configurada.</w:t>
-      </w:r>
-      <w:r>
-        <w:rPr>
-          <w:sz w:val="24"/>
-          <w:szCs w:val="24"/>
-        </w:rPr>
+      </w:r>
+      <w:r>
+        <w:t>Ao criar um agendamento, o sistema deve validar se o horário solicitado está dentro da jornada configurada do profissional para o local selecionado.</w:t>
         <w:br/>
       </w:r>
       <w:r>
-        <w:rPr>
-          <w:b/>
-          <w:bCs/>
-          <w:sz w:val="24"/>
-          <w:szCs w:val="24"/>
-        </w:rPr>
-        <w:t>Por quê:</w:t>
-      </w:r>
-      <w:r>
-        <w:rPr>
-          <w:sz w:val="24"/>
-          <w:szCs w:val="24"/>
-        </w:rPr>
-        <w:t xml:space="preserve"> evita marcações em horários que não existem na prática.</w:t>
-      </w:r>
-    </w:p>
-    <w:p>
-      <w:pPr>
-        <w:rPr>
-          <w:sz w:val="24"/>
-          <w:szCs w:val="24"/>
-        </w:rPr>
-      </w:pPr>
-      <w:r>
-        <w:rPr>
-          <w:b/>
-          <w:bCs/>
-          <w:sz w:val="24"/>
-          <w:szCs w:val="24"/>
-        </w:rPr>
+        <w:t>Por quê: evita marcações em horários que não existem na prática.</w:t>
+      </w:r>
+    </w:p>
+    <w:p>
+      <w:pPr>
+        <w:rPr>
+          <w:sz w:val="24"/>
+          <w:szCs w:val="24"/>
+        </w:rPr>
+      </w:pPr>
+      <w:r>
         <w:t>RF-M-017 – Prevenção de Conflito de Agendamento</w:t>
-      </w:r>
-      <w:r>
-        <w:rPr>
-          <w:sz w:val="24"/>
-          <w:szCs w:val="24"/>
-        </w:rPr>
         <w:br/>
-        <w:t xml:space="preserve">Ao salvar um agendamento, a API deve verificar se já existe outro agendamento para o mesmo recurso com intervalo de tempo sobreposto, usando regra de </w:t>
-      </w:r>
-      <w:proofErr w:type="spellStart"/>
-      <w:r>
-        <w:rPr>
-          <w:sz w:val="24"/>
-          <w:szCs w:val="24"/>
-        </w:rPr>
-        <w:t>overlap</w:t>
-      </w:r>
-      <w:proofErr w:type="spellEnd"/>
-      <w:r>
-        <w:rPr>
-          <w:sz w:val="24"/>
-          <w:szCs w:val="24"/>
-        </w:rPr>
-        <w:t>:</w:t>
+      </w:r>
+      <w:r>
+        <w:t>Ao salvar um agendamento, a API deve verificar se já existe outro agendamento para o mesmo profissional com intervalo de tempo sobreposto, usando regra de overlap:</w:t>
       </w:r>
     </w:p>
     <w:p>
@@ -2334,34 +1844,11 @@
         </w:rPr>
       </w:pPr>
       <w:r>
-        <w:rPr>
-          <w:sz w:val="24"/>
-          <w:szCs w:val="24"/>
-        </w:rPr>
         <w:t>Essa verificação deve ocorrer dentro de uma transação.</w:t>
-      </w:r>
-      <w:r>
-        <w:rPr>
-          <w:sz w:val="24"/>
-          <w:szCs w:val="24"/>
-        </w:rPr>
         <w:br/>
       </w:r>
       <w:r>
-        <w:rPr>
-          <w:b/>
-          <w:bCs/>
-          <w:sz w:val="24"/>
-          <w:szCs w:val="24"/>
-        </w:rPr>
-        <w:t>Por quê:</w:t>
-      </w:r>
-      <w:r>
-        <w:rPr>
-          <w:sz w:val="24"/>
-          <w:szCs w:val="24"/>
-        </w:rPr>
-        <w:t xml:space="preserve"> garante que um recurso não seja reservado duas vezes no mesmo horário, mesmo em condições de concorrência.</w:t>
+        <w:t>Por quê: garante que um profissional não seja reservado duas vezes no mesmo horário, mesmo em condições de concorrência.</w:t>
       </w:r>
     </w:p>
     <w:p>
@@ -2623,11 +2110,7 @@
         </w:rPr>
       </w:pPr>
       <w:r>
-        <w:rPr>
-          <w:sz w:val="24"/>
-          <w:szCs w:val="24"/>
-        </w:rPr>
-        <w:t>Alterar agendamentos (data/hora, serviço, recurso, cliente), respeitando as mesmas validações de conflito;</w:t>
+        <w:t>Alterar agendamentos (data/hora, serviço, profissional, cliente), respeitando as mesmas validações de conflito;</w:t>
       </w:r>
     </w:p>
     <w:p>
@@ -2796,11 +2279,7 @@
         </w:rPr>
       </w:pPr>
       <w:r>
-        <w:rPr>
-          <w:sz w:val="24"/>
-          <w:szCs w:val="24"/>
-        </w:rPr>
-        <w:t>Visualizar horários de um dia para um recurso específico (agenda do profissional/sala); ou</w:t>
+        <w:t>Visualizar horários de um dia para um profissional específico; ou</w:t>
       </w:r>
     </w:p>
     <w:p>
@@ -2815,49 +2294,22 @@
         </w:rPr>
       </w:pPr>
       <w:r>
-        <w:rPr>
-          <w:sz w:val="24"/>
-          <w:szCs w:val="24"/>
-        </w:rPr>
-        <w:t>Visualizar a agenda de um local, com vários recursos lado a lado.</w:t>
-      </w:r>
-    </w:p>
-    <w:p>
-      <w:pPr>
-        <w:rPr>
-          <w:sz w:val="24"/>
-          <w:szCs w:val="24"/>
-        </w:rPr>
-      </w:pPr>
-      <w:r>
-        <w:rPr>
-          <w:sz w:val="24"/>
-          <w:szCs w:val="24"/>
-        </w:rPr>
-        <w:t>Deve haver filtros por data, local, recurso e status.</w:t>
-      </w:r>
-      <w:r>
-        <w:rPr>
-          <w:sz w:val="24"/>
-          <w:szCs w:val="24"/>
-        </w:rPr>
+        <w:t>Visualizar a agenda de um local com seus profissionais.</w:t>
+      </w:r>
+    </w:p>
+    <w:p>
+      <w:pPr>
+        <w:rPr>
+          <w:sz w:val="24"/>
+          <w:szCs w:val="24"/>
+        </w:rPr>
+      </w:pPr>
+      <w:r>
+        <w:t>Deve haver filtros por data, local, profissional e status.</w:t>
         <w:br/>
       </w:r>
       <w:r>
-        <w:rPr>
-          <w:b/>
-          <w:bCs/>
-          <w:sz w:val="24"/>
-          <w:szCs w:val="24"/>
-        </w:rPr>
-        <w:t>Por quê:</w:t>
-      </w:r>
-      <w:r>
-        <w:rPr>
-          <w:sz w:val="24"/>
-          <w:szCs w:val="24"/>
-        </w:rPr>
-        <w:t xml:space="preserve"> essa é a principal tela de operação no dia a dia.</w:t>
+        <w:t>Por quê: essa é a principal tela de operação no dia a dia.</w:t>
       </w:r>
     </w:p>
     <w:p>
@@ -3119,11 +2571,7 @@
         </w:rPr>
       </w:pPr>
       <w:r>
-        <w:rPr>
-          <w:sz w:val="24"/>
-          <w:szCs w:val="24"/>
-        </w:rPr>
-        <w:t>Novo agendamento é criado em recursos visíveis;</w:t>
+        <w:t>Novo agendamento é criado para profissionais visíveis;</w:t>
       </w:r>
     </w:p>
     <w:p>
@@ -3199,44 +2647,15 @@
         </w:rPr>
       </w:pPr>
       <w:r>
-        <w:rPr>
-          <w:b/>
-          <w:bCs/>
-          <w:sz w:val="24"/>
-          <w:szCs w:val="24"/>
-        </w:rPr>
-        <w:t>RF-M-027 – Escopo de Broadcast por Empresa (e opcionalmente por Local/Recurso)</w:t>
-      </w:r>
-      <w:r>
-        <w:rPr>
-          <w:sz w:val="24"/>
-          <w:szCs w:val="24"/>
-        </w:rPr>
+        <w:t>RF-M-027 – Escopo de Broadcast por Empresa (e opcionalmente por Local/Profissional)</w:t>
         <w:br/>
-        <w:t>Os eventos de atualização devem ser enviados apenas para usuários da mesma empresa; idealmente separados por grupos (empresa, local ou recurso), para evitar tráfego desnecessário.</w:t>
-      </w:r>
-      <w:r>
-        <w:rPr>
-          <w:sz w:val="24"/>
-          <w:szCs w:val="24"/>
-        </w:rPr>
+      </w:r>
+      <w:r>
+        <w:t>Os eventos de atualização devem ser enviados apenas para usuários da mesma empresa; idealmente separados por grupos (empresa, local ou profissional), para evitar tráfego desnecessário.</w:t>
         <w:br/>
       </w:r>
       <w:r>
-        <w:rPr>
-          <w:b/>
-          <w:bCs/>
-          <w:sz w:val="24"/>
-          <w:szCs w:val="24"/>
-        </w:rPr>
-        <w:t>Por quê:</w:t>
-      </w:r>
-      <w:r>
-        <w:rPr>
-          <w:sz w:val="24"/>
-          <w:szCs w:val="24"/>
-        </w:rPr>
-        <w:t xml:space="preserve"> preserva privacidade e melhora eficiência.</w:t>
+        <w:t>Por quê: preserva privacidade e melhora eficiência.</w:t>
       </w:r>
     </w:p>
     <w:p>
@@ -3314,11 +2733,7 @@
         </w:rPr>
       </w:pPr>
       <w:r>
-        <w:rPr>
-          <w:sz w:val="24"/>
-          <w:szCs w:val="24"/>
-        </w:rPr>
-        <w:t>Recurso;</w:t>
+        <w:t>Profissional;</w:t>
       </w:r>
     </w:p>
     <w:p>
@@ -3392,60 +2807,15 @@
         </w:rPr>
       </w:pPr>
       <w:r>
-        <w:rPr>
-          <w:b/>
-          <w:bCs/>
-          <w:sz w:val="24"/>
-          <w:szCs w:val="24"/>
-        </w:rPr>
-        <w:t>RF-M-029 – Relatório de Ocupação por Recurso</w:t>
-      </w:r>
-      <w:r>
-        <w:rPr>
-          <w:sz w:val="24"/>
-          <w:szCs w:val="24"/>
-        </w:rPr>
+        <w:t>RF-M-029 – Relatório de Ocupação por Profissional</w:t>
         <w:br/>
-        <w:t xml:space="preserve">Deve existir um relatório que mostre, para um recurso (profissional/sala), a taxa de ocupação em um determinado período (ex.: porcentagem de horários ocupados </w:t>
-      </w:r>
-      <w:proofErr w:type="spellStart"/>
-      <w:r>
-        <w:rPr>
-          <w:sz w:val="24"/>
-          <w:szCs w:val="24"/>
-        </w:rPr>
-        <w:t>vs</w:t>
-      </w:r>
-      <w:proofErr w:type="spellEnd"/>
-      <w:r>
-        <w:rPr>
-          <w:sz w:val="24"/>
-          <w:szCs w:val="24"/>
-        </w:rPr>
-        <w:t xml:space="preserve"> disponíveis).</w:t>
-      </w:r>
-      <w:r>
-        <w:rPr>
-          <w:sz w:val="24"/>
-          <w:szCs w:val="24"/>
-        </w:rPr>
+      </w:r>
+      <w:r>
+        <w:t>Deve existir um relatório que mostre, para um profissional, a taxa de ocupação em um determinado período (ex.: porcentagem de horários ocupados vs disponíveis).</w:t>
         <w:br/>
       </w:r>
       <w:r>
-        <w:rPr>
-          <w:b/>
-          <w:bCs/>
-          <w:sz w:val="24"/>
-          <w:szCs w:val="24"/>
-        </w:rPr>
-        <w:t>Por quê:</w:t>
-      </w:r>
-      <w:r>
-        <w:rPr>
-          <w:sz w:val="24"/>
-          <w:szCs w:val="24"/>
-        </w:rPr>
-        <w:t xml:space="preserve"> auxilia gestão na análise de capacidade e demanda.</w:t>
+        <w:t>Por quê: auxilia gestáo na análise de capacidade e demanda.</w:t>
       </w:r>
     </w:p>
     <w:p>
@@ -3621,52 +2991,15 @@
         </w:rPr>
       </w:pPr>
       <w:r>
-        <w:rPr>
-          <w:b/>
-          <w:bCs/>
-          <w:sz w:val="24"/>
-          <w:szCs w:val="24"/>
-        </w:rPr>
-        <w:t>RF-S-003 – Tempo de Buffer entre Atendimentos</w:t>
-      </w:r>
-      <w:r>
-        <w:rPr>
-          <w:sz w:val="24"/>
-          <w:szCs w:val="24"/>
-        </w:rPr>
+        <w:t>A empresa deve poder configurar um tempo de intervalo automático entre atendimentos de um mesmo profissional (ex.: 10min de buffer entre consultas).</w:t>
         <w:br/>
-        <w:t>A empresa deve poder configurar um tempo de intervalo automático entre atendimentos de um mesmo recurso (ex.: 10min de buffer entre consultas).</w:t>
-      </w:r>
-      <w:r>
-        <w:rPr>
-          <w:sz w:val="24"/>
-          <w:szCs w:val="24"/>
-        </w:rPr>
+      </w:r>
+      <w:r>
+        <w:t>Ao criar agendamentos, o sistema deve considerar esse buffer na checagem de conflitos.</w:t>
         <w:br/>
-        <w:t>Ao criar agendamentos, o sistema deve considerar esse buffer na checagem de conflitos.</w:t>
-      </w:r>
-      <w:r>
-        <w:rPr>
-          <w:sz w:val="24"/>
-          <w:szCs w:val="24"/>
-        </w:rPr>
-        <w:br/>
-      </w:r>
-      <w:r>
-        <w:rPr>
-          <w:b/>
-          <w:bCs/>
-          <w:sz w:val="24"/>
-          <w:szCs w:val="24"/>
-        </w:rPr>
-        <w:t>Por quê:</w:t>
-      </w:r>
-      <w:r>
-        <w:rPr>
-          <w:sz w:val="24"/>
-          <w:szCs w:val="24"/>
-        </w:rPr>
-        <w:t xml:space="preserve"> permite tempo de preparação/limpeza/etc. entre atendimentos.</w:t>
+      </w:r>
+      <w:r>
+        <w:t>Por quê: permite tempo de preparação/limpeza/etc. entre atendimentos.</w:t>
       </w:r>
     </w:p>
     <w:p>
@@ -3696,93 +3029,7 @@
         </w:rPr>
       </w:pPr>
       <w:r>
-        <w:rPr>
-          <w:b/>
-          <w:bCs/>
-          <w:sz w:val="24"/>
-          <w:szCs w:val="24"/>
-        </w:rPr>
-        <w:t>RF-S-004 – Drag-</w:t>
-      </w:r>
-      <w:proofErr w:type="spellStart"/>
-      <w:r>
-        <w:rPr>
-          <w:b/>
-          <w:bCs/>
-          <w:sz w:val="24"/>
-          <w:szCs w:val="24"/>
-        </w:rPr>
-        <w:t>and</w:t>
-      </w:r>
-      <w:proofErr w:type="spellEnd"/>
-      <w:r>
-        <w:rPr>
-          <w:b/>
-          <w:bCs/>
-          <w:sz w:val="24"/>
-          <w:szCs w:val="24"/>
-        </w:rPr>
-        <w:t>-</w:t>
-      </w:r>
-      <w:proofErr w:type="spellStart"/>
-      <w:r>
-        <w:rPr>
-          <w:b/>
-          <w:bCs/>
-          <w:sz w:val="24"/>
-          <w:szCs w:val="24"/>
-        </w:rPr>
-        <w:t>Drop</w:t>
-      </w:r>
-      <w:proofErr w:type="spellEnd"/>
-      <w:r>
-        <w:rPr>
-          <w:b/>
-          <w:bCs/>
-          <w:sz w:val="24"/>
-          <w:szCs w:val="24"/>
-        </w:rPr>
-        <w:t xml:space="preserve"> de Agendamentos na Agenda</w:t>
-      </w:r>
-      <w:r>
-        <w:rPr>
-          <w:sz w:val="24"/>
-          <w:szCs w:val="24"/>
-        </w:rPr>
-        <w:br/>
-        <w:t>Na visão de agenda, o atendente deve poder arrastar um agendamento de um horário para outro (ou para outro recurso) usando drag-</w:t>
-      </w:r>
-      <w:proofErr w:type="spellStart"/>
-      <w:r>
-        <w:rPr>
-          <w:sz w:val="24"/>
-          <w:szCs w:val="24"/>
-        </w:rPr>
-        <w:t>and</w:t>
-      </w:r>
-      <w:proofErr w:type="spellEnd"/>
-      <w:r>
-        <w:rPr>
-          <w:sz w:val="24"/>
-          <w:szCs w:val="24"/>
-        </w:rPr>
-        <w:t>-</w:t>
-      </w:r>
-      <w:proofErr w:type="spellStart"/>
-      <w:r>
-        <w:rPr>
-          <w:sz w:val="24"/>
-          <w:szCs w:val="24"/>
-        </w:rPr>
-        <w:t>drop</w:t>
-      </w:r>
-      <w:proofErr w:type="spellEnd"/>
-      <w:r>
-        <w:rPr>
-          <w:sz w:val="24"/>
-          <w:szCs w:val="24"/>
-        </w:rPr>
-        <w:t>, e o sistema deve:</w:t>
+        <w:t>Na visão de agenda, o atendente deve poder arrastar um agendamento de um horário para outro (ou para outro profissional) usando drag-and-drop, e o sistema deve:</w:t>
       </w:r>
     </w:p>
     <w:p>
@@ -4195,64 +3442,15 @@
         </w:rPr>
       </w:pPr>
       <w:r>
-        <w:rPr>
-          <w:b/>
-          <w:bCs/>
-          <w:sz w:val="24"/>
-          <w:szCs w:val="24"/>
-        </w:rPr>
-        <w:t xml:space="preserve">RF-C-001 – Portal de </w:t>
-      </w:r>
-      <w:proofErr w:type="spellStart"/>
-      <w:r>
-        <w:rPr>
-          <w:b/>
-          <w:bCs/>
-          <w:sz w:val="24"/>
-          <w:szCs w:val="24"/>
-        </w:rPr>
-        <w:t>Autoagendamento</w:t>
-      </w:r>
-      <w:proofErr w:type="spellEnd"/>
-      <w:r>
-        <w:rPr>
-          <w:b/>
-          <w:bCs/>
-          <w:sz w:val="24"/>
-          <w:szCs w:val="24"/>
-        </w:rPr>
-        <w:t xml:space="preserve"> para Cliente Final</w:t>
-      </w:r>
-      <w:r>
-        <w:rPr>
-          <w:sz w:val="24"/>
-          <w:szCs w:val="24"/>
-        </w:rPr>
+        <w:t>RF-C-001 – Portal de Autoagendamento para Cliente Final</w:t>
         <w:br/>
-        <w:t>Versão futura pode oferecer um portal/página pública para que o próprio cliente final visualize horários disponíveis e solicite/registre agendamentos para determinados serviços, respeitando regras definidas pela empresa.</w:t>
-      </w:r>
-      <w:r>
-        <w:rPr>
-          <w:sz w:val="24"/>
-          <w:szCs w:val="24"/>
-        </w:rPr>
+      </w:r>
+      <w:r>
+        <w:t>Versão futura pode oferecer um portal/página pública para que o próprio cliente final visualize horários disponíveis e solicite/registre agendamentos para determinados serviços e profissionais, respeitando regras definidas pela empresa.</w:t>
         <w:br/>
       </w:r>
       <w:r>
-        <w:rPr>
-          <w:b/>
-          <w:bCs/>
-          <w:sz w:val="24"/>
-          <w:szCs w:val="24"/>
-        </w:rPr>
-        <w:t>Por quê:</w:t>
-      </w:r>
-      <w:r>
-        <w:rPr>
-          <w:sz w:val="24"/>
-          <w:szCs w:val="24"/>
-        </w:rPr>
-        <w:t xml:space="preserve"> amplia o sistema de “interno” para híbrido, mas adiciona complexidade que não é necessária no primeiro release.</w:t>
+        <w:t>Por quê: amplia o sistema de “interno” para híbrido, mas adiciona complexidade que não é necessária no primeiro release.</w:t>
       </w:r>
     </w:p>
     <w:p>
@@ -4391,52 +3589,15 @@
         </w:rPr>
       </w:pPr>
       <w:r>
-        <w:rPr>
-          <w:b/>
-          <w:bCs/>
-          <w:sz w:val="24"/>
-          <w:szCs w:val="24"/>
-        </w:rPr>
         <w:t>RF-C-004 – Lista de Espera</w:t>
-      </w:r>
-      <w:r>
-        <w:rPr>
-          <w:sz w:val="24"/>
-          <w:szCs w:val="24"/>
-        </w:rPr>
         <w:br/>
-        <w:t xml:space="preserve">Implementar uma funcionalidade de lista de espera: quando não houver horários disponíveis para um serviço/recurso em determinado dia, permitir registrar clientes interessados e notificar internamente (e/ou por e-mail) se um horário abrir </w:t>
-      </w:r>
-      <w:r>
-        <w:rPr>
-          <w:sz w:val="24"/>
-          <w:szCs w:val="24"/>
-        </w:rPr>
-        <w:lastRenderedPageBreak/>
-        <w:t>(cancelamento).</w:t>
-      </w:r>
-      <w:r>
-        <w:rPr>
-          <w:sz w:val="24"/>
-          <w:szCs w:val="24"/>
-        </w:rPr>
+      </w:r>
+      <w:r>
+        <w:t>Implementar uma funcionalidade de lista de espera: quando não houver horários disponíveis para um serviço/profissional em determinado dia, permitir registrar clientes interessados e notificar internamente (e/ou por e-mail) se um horário abrir (cancelamento).</w:t>
         <w:br/>
       </w:r>
       <w:r>
-        <w:rPr>
-          <w:b/>
-          <w:bCs/>
-          <w:sz w:val="24"/>
-          <w:szCs w:val="24"/>
-        </w:rPr>
-        <w:t>Por quê:</w:t>
-      </w:r>
-      <w:r>
-        <w:rPr>
-          <w:sz w:val="24"/>
-          <w:szCs w:val="24"/>
-        </w:rPr>
-        <w:t xml:space="preserve"> melhora aproveitamento de vagas em horários disputados.</w:t>
+        <w:t>Por quê: melhora aproveitamento de vagas em horários disputados.</w:t>
       </w:r>
     </w:p>
     <w:p>
@@ -4733,21 +3894,11 @@
         </w:rPr>
       </w:pPr>
       <w:r>
-        <w:rPr>
-          <w:b/>
-          <w:bCs/>
-          <w:sz w:val="24"/>
-          <w:szCs w:val="24"/>
-        </w:rPr>
         <w:t>RNF-001 – Performance de Consulta de Agenda</w:t>
-      </w:r>
-      <w:r>
-        <w:rPr>
-          <w:sz w:val="24"/>
-          <w:szCs w:val="24"/>
-        </w:rPr>
         <w:br/>
-        <w:t>A consulta de agenda diária de um local com até 50 recursos deve ser respondida em tempo médio aceitável (por exemplo, até 2 segundos), considerando volume normal de uso.</w:t>
+      </w:r>
+      <w:r>
+        <w:t>A consulta de agenda diária de um local com até 50 profissionais deve ser respondida em tempo médio aceitável (por exemplo, até 2 segundos), considerando volume normal de uso.</w:t>
       </w:r>
     </w:p>
     <w:p>
@@ -5503,33 +4654,7 @@
         </w:rPr>
       </w:pPr>
       <w:r>
-        <w:rPr>
-          <w:b/>
-          <w:bCs/>
-          <w:sz w:val="24"/>
-          <w:szCs w:val="24"/>
-        </w:rPr>
-        <w:t xml:space="preserve">Caso de Uso 2 – </w:t>
-      </w:r>
-      <w:proofErr w:type="spellStart"/>
-      <w:r>
-        <w:rPr>
-          <w:b/>
-          <w:bCs/>
-          <w:sz w:val="24"/>
-          <w:szCs w:val="24"/>
-        </w:rPr>
-        <w:t>CompanyAdmin</w:t>
-      </w:r>
-      <w:proofErr w:type="spellEnd"/>
-      <w:r>
-        <w:rPr>
-          <w:b/>
-          <w:bCs/>
-          <w:sz w:val="24"/>
-          <w:szCs w:val="24"/>
-        </w:rPr>
-        <w:t xml:space="preserve"> configura locais, recursos e serviços</w:t>
+        <w:t>Caso de Uso 2 – CompanyAdmin configura locais, profissionais e serviços</w:t>
       </w:r>
     </w:p>
     <w:p>
@@ -5733,11 +4858,7 @@
         </w:rPr>
       </w:pPr>
       <w:r>
-        <w:rPr>
-          <w:sz w:val="24"/>
-          <w:szCs w:val="24"/>
-        </w:rPr>
-        <w:t>Recursos agendáveis (profissionais, salas, etc.) cadastrados.</w:t>
+        <w:t>Profissionais prestadores de serviço cadastrados como usuários Provider.</w:t>
       </w:r>
     </w:p>
     <w:p>
@@ -5752,11 +4873,7 @@
         </w:rPr>
       </w:pPr>
       <w:r>
-        <w:rPr>
-          <w:sz w:val="24"/>
-          <w:szCs w:val="24"/>
-        </w:rPr>
-        <w:t>Serviços cadastrados e associados a recursos.</w:t>
+        <w:t>Serviços cadastrados e associados a profissionais.</w:t>
       </w:r>
     </w:p>
     <w:p>
@@ -5835,11 +4952,7 @@
         </w:rPr>
       </w:pPr>
       <w:r>
-        <w:rPr>
-          <w:sz w:val="24"/>
-          <w:szCs w:val="24"/>
-        </w:rPr>
-        <w:t>Na seção “Recursos”, cadastra recursos (ex.: profissionais, salas) vinculando-os a um local.</w:t>
+        <w:t>Na seção “Usuários”, cadastra profissionais como usuários Provider vinculados à empresa.</w:t>
       </w:r>
     </w:p>
     <w:p>
@@ -5873,11 +4986,7 @@
         </w:rPr>
       </w:pPr>
       <w:r>
-        <w:rPr>
-          <w:sz w:val="24"/>
-          <w:szCs w:val="24"/>
-        </w:rPr>
-        <w:t>Associa cada serviço aos recursos que podem executá-lo (ex.: “Consulta 45min” → Ana e Bruno).</w:t>
+        <w:t>Associa cada serviço aos profissionais que podem executá-lo (ex.: “Consulta 45min” → Ana e Bruno).</w:t>
       </w:r>
     </w:p>
     <w:p>
@@ -5928,11 +5037,7 @@
         </w:rPr>
       </w:pPr>
       <w:r>
-        <w:rPr>
-          <w:sz w:val="24"/>
-          <w:szCs w:val="24"/>
-        </w:rPr>
-        <w:t>Se um recurso for inativado, o sistema deve impedir novos agendamentos com ele, mas manter o histórico.</w:t>
+        <w:t>Se um profissional for inativado, o sistema deve impedir novos agendamentos com ele, mas manter o histórico.</w:t>
       </w:r>
     </w:p>
     <w:p>
@@ -6373,21 +5478,7 @@
         </w:rPr>
       </w:pPr>
       <w:r>
-        <w:rPr>
-          <w:b/>
-          <w:bCs/>
-          <w:sz w:val="24"/>
-          <w:szCs w:val="24"/>
-        </w:rPr>
-        <w:t>Objetivo</w:t>
-      </w:r>
-      <w:r>
-        <w:rPr>
-          <w:sz w:val="24"/>
-          <w:szCs w:val="24"/>
-        </w:rPr>
-        <w:br/>
-        <w:t>Permitir que o atendente crie um agendamento para um cliente com um recurso específico.</w:t>
+        <w:t>Permitir que o atendente crie um agendamento para um cliente com um profissional específico.</w:t>
       </w:r>
     </w:p>
     <w:p>
@@ -6518,11 +5609,7 @@
         </w:rPr>
       </w:pPr>
       <w:r>
-        <w:rPr>
-          <w:sz w:val="24"/>
-          <w:szCs w:val="24"/>
-        </w:rPr>
-        <w:t>Empresa, locais, recursos, serviços e clientes já configurados.</w:t>
+        <w:t>Empresa, locais, profissionais, serviços e clientes já configurados.</w:t>
       </w:r>
     </w:p>
     <w:p>
@@ -6629,11 +5716,7 @@
         </w:rPr>
       </w:pPr>
       <w:r>
-        <w:rPr>
-          <w:sz w:val="24"/>
-          <w:szCs w:val="24"/>
-        </w:rPr>
-        <w:t>Seleciona local, data e recurso (ex.: profissional Ana).</w:t>
+        <w:t>Seleciona local, data e profissional (ex.: Ana).</w:t>
       </w:r>
     </w:p>
     <w:p>
@@ -6648,11 +5731,7 @@
         </w:rPr>
       </w:pPr>
       <w:r>
-        <w:rPr>
-          <w:sz w:val="24"/>
-          <w:szCs w:val="24"/>
-        </w:rPr>
-        <w:t>A agenda do dia para aquele recurso é exibida com horários livres/ocupados.</w:t>
+        <w:t>A agenda do dia para aquele profissional é exibida com horários livres/ocupados.</w:t>
       </w:r>
     </w:p>
     <w:p>
@@ -6705,11 +5784,7 @@
         </w:rPr>
       </w:pPr>
       <w:r>
-        <w:rPr>
-          <w:sz w:val="24"/>
-          <w:szCs w:val="24"/>
-        </w:rPr>
-        <w:t>Recurso pré-selecionado;</w:t>
+        <w:t>Profissional pré-selecionado;</w:t>
       </w:r>
     </w:p>
     <w:p>
@@ -6797,11 +5872,7 @@
         </w:rPr>
       </w:pPr>
       <w:r>
-        <w:rPr>
-          <w:sz w:val="24"/>
-          <w:szCs w:val="24"/>
-        </w:rPr>
-        <w:t>Atendente seleciona o serviço desejado (apenas serviços permitidos para aquele recurso).</w:t>
+        <w:t>Atendente seleciona o serviço desejado (apenas serviços permitidos para aquele profissional).</w:t>
       </w:r>
     </w:p>
     <w:p>
@@ -6892,11 +5963,7 @@
         </w:rPr>
       </w:pPr>
       <w:r>
-        <w:rPr>
-          <w:sz w:val="24"/>
-          <w:szCs w:val="24"/>
-        </w:rPr>
-        <w:t>Valida horário de funcionamento e indisponibilidades;</w:t>
+        <w:t>Valida jornada do profissional e indisponibilidades;</w:t>
       </w:r>
     </w:p>
     <w:p>
@@ -7094,21 +6161,7 @@
         </w:rPr>
       </w:pPr>
       <w:r>
-        <w:rPr>
-          <w:b/>
-          <w:bCs/>
-          <w:sz w:val="24"/>
-          <w:szCs w:val="24"/>
-        </w:rPr>
-        <w:t>Objetivo</w:t>
-      </w:r>
-      <w:r>
-        <w:rPr>
-          <w:sz w:val="24"/>
-          <w:szCs w:val="24"/>
-        </w:rPr>
-        <w:br/>
-        <w:t>Garantir que um recurso não tenha dois agendamentos sobrepostos.</w:t>
+        <w:t>Garantir que um profissional não tenha dois agendamentos sobrepostos.</w:t>
       </w:r>
     </w:p>
     <w:p>
@@ -7227,11 +6280,7 @@
         </w:rPr>
       </w:pPr>
       <w:r>
-        <w:rPr>
-          <w:sz w:val="24"/>
-          <w:szCs w:val="24"/>
-        </w:rPr>
-        <w:t>Está sendo criada ou alterada uma reserva para um recurso.</w:t>
+        <w:t>Está sendo criada ou alterada uma reserva para um profissional.</w:t>
       </w:r>
     </w:p>
     <w:p>
@@ -7356,11 +6405,7 @@
         </w:rPr>
       </w:pPr>
       <w:r>
-        <w:rPr>
-          <w:sz w:val="24"/>
-          <w:szCs w:val="24"/>
-        </w:rPr>
-        <w:t>Consulta agendamentos existentes para o mesmo recurso, no mesmo dia (ou faixa de interesse).</w:t>
+        <w:t>Consulta agendamentos existentes para o mesmo profissional, no mesmo dia (ou faixa de interesse).</w:t>
       </w:r>
     </w:p>
     <w:p>
@@ -8032,11 +7077,7 @@
         </w:rPr>
       </w:pPr>
       <w:r>
-        <w:rPr>
-          <w:sz w:val="24"/>
-          <w:szCs w:val="24"/>
-        </w:rPr>
-        <w:t>Informa/seleciona a nova data/hora e, se necessário, novo recurso.</w:t>
+        <w:t>Informa/seleciona a nova data/hora e, se necessário, novo profissional.</w:t>
       </w:r>
     </w:p>
     <w:p>
@@ -8051,11 +7092,7 @@
         </w:rPr>
       </w:pPr>
       <w:r>
-        <w:rPr>
-          <w:sz w:val="24"/>
-          <w:szCs w:val="24"/>
-        </w:rPr>
-        <w:t>Sistema repete validação de horários, indisponibilidades e conflito (Caso de Uso 5).</w:t>
+        <w:t>Sistema repete validação de jornada, indisponibilidades e conflito (Caso de Uso 5).</w:t>
       </w:r>
     </w:p>
     <w:p>
@@ -8070,11 +7107,7 @@
         </w:rPr>
       </w:pPr>
       <w:r>
-        <w:rPr>
-          <w:sz w:val="24"/>
-          <w:szCs w:val="24"/>
-        </w:rPr>
-        <w:t>Se tudo ok, sistema salva a nova data/hora e recurso.</w:t>
+        <w:t>Se tudo ok, sistema salva a nova data/hora e profissional.</w:t>
       </w:r>
     </w:p>
     <w:p>
@@ -8997,11 +8030,7 @@
         </w:rPr>
       </w:pPr>
       <w:r>
-        <w:rPr>
-          <w:sz w:val="24"/>
-          <w:szCs w:val="24"/>
-        </w:rPr>
-        <w:t>Recurso;</w:t>
+        <w:t>Profissional;</w:t>
       </w:r>
     </w:p>
     <w:p>
@@ -9358,43 +8387,7 @@
         </w:rPr>
       </w:pPr>
       <w:r>
-        <w:rPr>
-          <w:sz w:val="24"/>
-          <w:szCs w:val="24"/>
-        </w:rPr>
-        <w:t xml:space="preserve">Ao concluir a operação, o </w:t>
-      </w:r>
-      <w:proofErr w:type="spellStart"/>
-      <w:r>
-        <w:rPr>
-          <w:sz w:val="24"/>
-          <w:szCs w:val="24"/>
-        </w:rPr>
-        <w:t>back-end</w:t>
-      </w:r>
-      <w:proofErr w:type="spellEnd"/>
-      <w:r>
-        <w:rPr>
-          <w:sz w:val="24"/>
-          <w:szCs w:val="24"/>
-        </w:rPr>
-        <w:t xml:space="preserve"> publica um evento de atualização em um canal de real-time (ex.: </w:t>
-      </w:r>
-      <w:proofErr w:type="spellStart"/>
-      <w:r>
-        <w:rPr>
-          <w:sz w:val="24"/>
-          <w:szCs w:val="24"/>
-        </w:rPr>
-        <w:t>SignalR</w:t>
-      </w:r>
-      <w:proofErr w:type="spellEnd"/>
-      <w:r>
-        <w:rPr>
-          <w:sz w:val="24"/>
-          <w:szCs w:val="24"/>
-        </w:rPr>
-        <w:t>), segmentado por empresa e, se aplicável, por local/recurso.</w:t>
+        <w:t>Ao concluir a operação, o back-end publica um evento de atualização em um canal de real-time (ex.: SignalR), segmentado por empresa e, se aplicável, por local/profissional.</w:t>
       </w:r>
     </w:p>
     <w:p>
@@ -10564,334 +9557,7 @@
         </w:rPr>
       </w:pPr>
       <w:r>
-        <w:rPr>
-          <w:b/>
-          <w:bCs/>
-          <w:sz w:val="24"/>
-          <w:szCs w:val="24"/>
-        </w:rPr>
-        <w:t>2.2. Tabela / classe Recurso (recursos)</w:t>
-      </w:r>
-    </w:p>
-    <w:p>
-      <w:pPr>
-        <w:rPr>
-          <w:sz w:val="24"/>
-          <w:szCs w:val="24"/>
-        </w:rPr>
-      </w:pPr>
-      <w:r>
-        <w:rPr>
-          <w:sz w:val="24"/>
-          <w:szCs w:val="24"/>
-        </w:rPr>
-        <w:t>Tudo que é “agendável”: profissional, sala, quadra, equipamento.</w:t>
-      </w:r>
-    </w:p>
-    <w:p>
-      <w:pPr>
-        <w:rPr>
-          <w:sz w:val="24"/>
-          <w:szCs w:val="24"/>
-        </w:rPr>
-      </w:pPr>
-      <w:r>
-        <w:rPr>
-          <w:b/>
-          <w:bCs/>
-          <w:sz w:val="24"/>
-          <w:szCs w:val="24"/>
-        </w:rPr>
-        <w:t>Campos</w:t>
-      </w:r>
-    </w:p>
-    <w:p>
-      <w:pPr>
-        <w:numPr>
-          <w:ilvl w:val="0"/>
-          <w:numId w:val="62"/>
-        </w:numPr>
-        <w:rPr>
-          <w:sz w:val="24"/>
-          <w:szCs w:val="24"/>
-        </w:rPr>
-      </w:pPr>
-      <w:r>
-        <w:rPr>
-          <w:sz w:val="24"/>
-          <w:szCs w:val="24"/>
-        </w:rPr>
-        <w:t>id (PK)</w:t>
-      </w:r>
-    </w:p>
-    <w:p>
-      <w:pPr>
-        <w:numPr>
-          <w:ilvl w:val="0"/>
-          <w:numId w:val="62"/>
-        </w:numPr>
-        <w:rPr>
-          <w:sz w:val="24"/>
-          <w:szCs w:val="24"/>
-        </w:rPr>
-      </w:pPr>
-      <w:proofErr w:type="spellStart"/>
-      <w:r>
-        <w:rPr>
-          <w:sz w:val="24"/>
-          <w:szCs w:val="24"/>
-        </w:rPr>
-        <w:lastRenderedPageBreak/>
-        <w:t>empresa_id</w:t>
-      </w:r>
-      <w:proofErr w:type="spellEnd"/>
-      <w:r>
-        <w:rPr>
-          <w:sz w:val="24"/>
-          <w:szCs w:val="24"/>
-        </w:rPr>
-        <w:t xml:space="preserve"> (FK → empresas.id)</w:t>
-      </w:r>
-    </w:p>
-    <w:p>
-      <w:pPr>
-        <w:numPr>
-          <w:ilvl w:val="0"/>
-          <w:numId w:val="62"/>
-        </w:numPr>
-        <w:rPr>
-          <w:sz w:val="24"/>
-          <w:szCs w:val="24"/>
-        </w:rPr>
-      </w:pPr>
-      <w:proofErr w:type="spellStart"/>
-      <w:r>
-        <w:rPr>
-          <w:sz w:val="24"/>
-          <w:szCs w:val="24"/>
-        </w:rPr>
-        <w:t>local_id</w:t>
-      </w:r>
-      <w:proofErr w:type="spellEnd"/>
-      <w:r>
-        <w:rPr>
-          <w:sz w:val="24"/>
-          <w:szCs w:val="24"/>
-        </w:rPr>
-        <w:t xml:space="preserve"> (FK → locais.id)</w:t>
-      </w:r>
-    </w:p>
-    <w:p>
-      <w:pPr>
-        <w:numPr>
-          <w:ilvl w:val="0"/>
-          <w:numId w:val="62"/>
-        </w:numPr>
-        <w:rPr>
-          <w:sz w:val="24"/>
-          <w:szCs w:val="24"/>
-        </w:rPr>
-      </w:pPr>
-      <w:r>
-        <w:rPr>
-          <w:sz w:val="24"/>
-          <w:szCs w:val="24"/>
-        </w:rPr>
-        <w:t>nome</w:t>
-      </w:r>
-    </w:p>
-    <w:p>
-      <w:pPr>
-        <w:numPr>
-          <w:ilvl w:val="0"/>
-          <w:numId w:val="62"/>
-        </w:numPr>
-        <w:rPr>
-          <w:sz w:val="24"/>
-          <w:szCs w:val="24"/>
-        </w:rPr>
-      </w:pPr>
-      <w:r>
-        <w:rPr>
-          <w:sz w:val="24"/>
-          <w:szCs w:val="24"/>
-        </w:rPr>
-        <w:t>tipo (enum: PROFISSIONAL, SALA, EQUIPAMENTO, etc.)</w:t>
-      </w:r>
-    </w:p>
-    <w:p>
-      <w:pPr>
-        <w:numPr>
-          <w:ilvl w:val="0"/>
-          <w:numId w:val="62"/>
-        </w:numPr>
-        <w:rPr>
-          <w:sz w:val="24"/>
-          <w:szCs w:val="24"/>
-        </w:rPr>
-      </w:pPr>
-      <w:proofErr w:type="spellStart"/>
-      <w:r>
-        <w:rPr>
-          <w:sz w:val="24"/>
-          <w:szCs w:val="24"/>
-        </w:rPr>
-        <w:t>usuario_id</w:t>
-      </w:r>
-      <w:proofErr w:type="spellEnd"/>
-      <w:r>
-        <w:rPr>
-          <w:sz w:val="24"/>
-          <w:szCs w:val="24"/>
-        </w:rPr>
-        <w:t xml:space="preserve"> (FK → usuarios.id, </w:t>
-      </w:r>
-      <w:r>
-        <w:rPr>
-          <w:b/>
-          <w:bCs/>
-          <w:sz w:val="24"/>
-          <w:szCs w:val="24"/>
-        </w:rPr>
-        <w:t>opcional</w:t>
-      </w:r>
-      <w:r>
-        <w:rPr>
-          <w:sz w:val="24"/>
-          <w:szCs w:val="24"/>
-        </w:rPr>
-        <w:t xml:space="preserve">, usado quando tipo = PROFISSIONAL e o recurso é ligado a um </w:t>
-      </w:r>
-      <w:proofErr w:type="spellStart"/>
-      <w:r>
-        <w:rPr>
-          <w:sz w:val="24"/>
-          <w:szCs w:val="24"/>
-        </w:rPr>
-        <w:t>Provider</w:t>
-      </w:r>
-      <w:proofErr w:type="spellEnd"/>
-      <w:r>
-        <w:rPr>
-          <w:sz w:val="24"/>
-          <w:szCs w:val="24"/>
-        </w:rPr>
-        <w:t>)</w:t>
-      </w:r>
-    </w:p>
-    <w:p>
-      <w:pPr>
-        <w:numPr>
-          <w:ilvl w:val="0"/>
-          <w:numId w:val="62"/>
-        </w:numPr>
-        <w:rPr>
-          <w:sz w:val="24"/>
-          <w:szCs w:val="24"/>
-        </w:rPr>
-      </w:pPr>
-      <w:r>
-        <w:rPr>
-          <w:sz w:val="24"/>
-          <w:szCs w:val="24"/>
-        </w:rPr>
-        <w:t>status (ativo/inativo)</w:t>
-      </w:r>
-    </w:p>
-    <w:p>
-      <w:pPr>
-        <w:numPr>
-          <w:ilvl w:val="0"/>
-          <w:numId w:val="62"/>
-        </w:numPr>
-        <w:rPr>
-          <w:sz w:val="24"/>
-          <w:szCs w:val="24"/>
-        </w:rPr>
-      </w:pPr>
-      <w:proofErr w:type="spellStart"/>
-      <w:r>
-        <w:rPr>
-          <w:sz w:val="24"/>
-          <w:szCs w:val="24"/>
-        </w:rPr>
-        <w:t>created_at</w:t>
-      </w:r>
-      <w:proofErr w:type="spellEnd"/>
-      <w:r>
-        <w:rPr>
-          <w:sz w:val="24"/>
-          <w:szCs w:val="24"/>
-        </w:rPr>
-        <w:t xml:space="preserve">, </w:t>
-      </w:r>
-      <w:proofErr w:type="spellStart"/>
-      <w:r>
-        <w:rPr>
-          <w:sz w:val="24"/>
-          <w:szCs w:val="24"/>
-        </w:rPr>
-        <w:t>updated_at</w:t>
-      </w:r>
-      <w:proofErr w:type="spellEnd"/>
-    </w:p>
-    <w:p>
-      <w:pPr>
-        <w:rPr>
-          <w:b/>
-          <w:bCs/>
-          <w:sz w:val="24"/>
-          <w:szCs w:val="24"/>
-        </w:rPr>
-      </w:pPr>
-      <w:r>
-        <w:rPr>
-          <w:b/>
-          <w:bCs/>
-          <w:sz w:val="24"/>
-          <w:szCs w:val="24"/>
-        </w:rPr>
-        <w:t xml:space="preserve">2.3. Tabela / classe </w:t>
-      </w:r>
-      <w:proofErr w:type="spellStart"/>
-      <w:r>
-        <w:rPr>
-          <w:b/>
-          <w:bCs/>
-          <w:sz w:val="24"/>
-          <w:szCs w:val="24"/>
-        </w:rPr>
-        <w:t>Servico</w:t>
-      </w:r>
-      <w:proofErr w:type="spellEnd"/>
-      <w:r>
-        <w:rPr>
-          <w:b/>
-          <w:bCs/>
-          <w:sz w:val="24"/>
-          <w:szCs w:val="24"/>
-        </w:rPr>
-        <w:t xml:space="preserve"> (</w:t>
-      </w:r>
-      <w:proofErr w:type="spellStart"/>
-      <w:r>
-        <w:rPr>
-          <w:b/>
-          <w:bCs/>
-          <w:sz w:val="24"/>
-          <w:szCs w:val="24"/>
-        </w:rPr>
-        <w:t>servicos</w:t>
-      </w:r>
-      <w:proofErr w:type="spellEnd"/>
-      <w:r>
-        <w:rPr>
-          <w:b/>
-          <w:bCs/>
-          <w:sz w:val="24"/>
-          <w:szCs w:val="24"/>
-        </w:rPr>
-        <w:t>)</w:t>
+        <w:t>2.2. Tabela / classe Servico (servicos)</w:t>
       </w:r>
     </w:p>
     <w:p>
@@ -11100,68 +9766,18 @@
         </w:rPr>
       </w:pPr>
       <w:r>
-        <w:rPr>
-          <w:b/>
-          <w:bCs/>
-          <w:sz w:val="24"/>
-          <w:szCs w:val="24"/>
-        </w:rPr>
-        <w:t xml:space="preserve">2.4. Tabela de associação </w:t>
-      </w:r>
-      <w:proofErr w:type="spellStart"/>
-      <w:r>
-        <w:rPr>
-          <w:b/>
-          <w:bCs/>
-          <w:sz w:val="24"/>
-          <w:szCs w:val="24"/>
-        </w:rPr>
-        <w:t>ServicoRecurso</w:t>
-      </w:r>
-      <w:proofErr w:type="spellEnd"/>
-      <w:r>
-        <w:rPr>
-          <w:b/>
-          <w:bCs/>
-          <w:sz w:val="24"/>
-          <w:szCs w:val="24"/>
-        </w:rPr>
-        <w:t xml:space="preserve"> (</w:t>
-      </w:r>
-      <w:proofErr w:type="spellStart"/>
-      <w:r>
-        <w:rPr>
-          <w:b/>
-          <w:bCs/>
-          <w:sz w:val="24"/>
-          <w:szCs w:val="24"/>
-        </w:rPr>
-        <w:t>servico_recursos</w:t>
-      </w:r>
-      <w:proofErr w:type="spellEnd"/>
-      <w:r>
-        <w:rPr>
-          <w:b/>
-          <w:bCs/>
-          <w:sz w:val="24"/>
-          <w:szCs w:val="24"/>
-        </w:rPr>
-        <w:t>)</w:t>
-      </w:r>
-    </w:p>
-    <w:p>
-      <w:pPr>
-        <w:rPr>
-          <w:sz w:val="24"/>
-          <w:szCs w:val="24"/>
-        </w:rPr>
-      </w:pPr>
-      <w:r>
-        <w:rPr>
-          <w:sz w:val="24"/>
-          <w:szCs w:val="24"/>
-        </w:rPr>
-        <w:t>Muitas empresas → muitos recursos podem executar muitos serviços (N:N).</w:t>
+        <w:t>2.3. Tabela de associação ProfissionalServico (professional_services)</w:t>
+      </w:r>
+    </w:p>
+    <w:p>
+      <w:pPr>
+        <w:rPr>
+          <w:sz w:val="24"/>
+          <w:szCs w:val="24"/>
+        </w:rPr>
+      </w:pPr>
+      <w:r>
+        <w:t>Relaciona profissionais (usuários com papel Provider) aos serviços que podem executar.</w:t>
       </w:r>
     </w:p>
     <w:p>
@@ -11193,43 +9809,7 @@
         </w:rPr>
       </w:pPr>
       <w:r>
-        <w:rPr>
-          <w:sz w:val="24"/>
-          <w:szCs w:val="24"/>
-        </w:rPr>
-        <w:t>id (PK) – ou você pode usar PK composta (</w:t>
-      </w:r>
-      <w:proofErr w:type="spellStart"/>
-      <w:r>
-        <w:rPr>
-          <w:sz w:val="24"/>
-          <w:szCs w:val="24"/>
-        </w:rPr>
-        <w:t>servico_id</w:t>
-      </w:r>
-      <w:proofErr w:type="spellEnd"/>
-      <w:r>
-        <w:rPr>
-          <w:sz w:val="24"/>
-          <w:szCs w:val="24"/>
-        </w:rPr>
-        <w:t xml:space="preserve">, </w:t>
-      </w:r>
-      <w:proofErr w:type="spellStart"/>
-      <w:r>
-        <w:rPr>
-          <w:sz w:val="24"/>
-          <w:szCs w:val="24"/>
-        </w:rPr>
-        <w:t>recurso_id</w:t>
-      </w:r>
-      <w:proofErr w:type="spellEnd"/>
-      <w:r>
-        <w:rPr>
-          <w:sz w:val="24"/>
-          <w:szCs w:val="24"/>
-        </w:rPr>
-        <w:t>)</w:t>
+        <w:t>id (PK) – ou você pode usar PK composta (profissional_id, servico_id)</w:t>
       </w:r>
     </w:p>
     <w:p>
@@ -11299,40 +9879,21 @@
           <w:szCs w:val="24"/>
         </w:rPr>
       </w:pPr>
-      <w:proofErr w:type="spellStart"/>
-      <w:r>
-        <w:rPr>
-          <w:sz w:val="24"/>
-          <w:szCs w:val="24"/>
-        </w:rPr>
-        <w:t>recurso_id</w:t>
-      </w:r>
-      <w:proofErr w:type="spellEnd"/>
-      <w:r>
-        <w:rPr>
-          <w:sz w:val="24"/>
-          <w:szCs w:val="24"/>
-        </w:rPr>
-        <w:t xml:space="preserve"> (FK → recursos.id)</w:t>
-      </w:r>
-    </w:p>
-    <w:p>
-      <w:pPr>
-        <w:rPr>
-          <w:b/>
-          <w:bCs/>
-          <w:sz w:val="24"/>
-          <w:szCs w:val="24"/>
-        </w:rPr>
-      </w:pPr>
-      <w:r>
-        <w:rPr>
-          <w:b/>
-          <w:bCs/>
-          <w:sz w:val="24"/>
-          <w:szCs w:val="24"/>
-        </w:rPr>
-        <w:t>2.5. Tabela / classe Cliente (clientes)</w:t>
+      <w:r>
+        <w:t>profissional_id (FK → usuarios.id)</w:t>
+      </w:r>
+    </w:p>
+    <w:p>
+      <w:pPr>
+        <w:rPr>
+          <w:b/>
+          <w:bCs/>
+          <w:sz w:val="24"/>
+          <w:szCs w:val="24"/>
+        </w:rPr>
+      </w:pPr>
+      <w:r>
+        <w:t>2.4. Tabela / classe Cliente (clientes)</w:t>
       </w:r>
     </w:p>
     <w:p>
@@ -11549,339 +10110,18 @@
         </w:rPr>
       </w:pPr>
       <w:r>
-        <w:rPr>
-          <w:b/>
-          <w:bCs/>
-          <w:sz w:val="24"/>
-          <w:szCs w:val="24"/>
-        </w:rPr>
-        <w:t xml:space="preserve">3.1. Tabela / classe </w:t>
-      </w:r>
-      <w:proofErr w:type="spellStart"/>
-      <w:r>
-        <w:rPr>
-          <w:b/>
-          <w:bCs/>
-          <w:sz w:val="24"/>
-          <w:szCs w:val="24"/>
-        </w:rPr>
-        <w:t>HorarioFuncionamentoLocal</w:t>
-      </w:r>
-      <w:proofErr w:type="spellEnd"/>
-      <w:r>
-        <w:rPr>
-          <w:b/>
-          <w:bCs/>
-          <w:sz w:val="24"/>
-          <w:szCs w:val="24"/>
-        </w:rPr>
-        <w:t xml:space="preserve"> (</w:t>
-      </w:r>
-      <w:proofErr w:type="spellStart"/>
-      <w:r>
-        <w:rPr>
-          <w:b/>
-          <w:bCs/>
-          <w:sz w:val="24"/>
-          <w:szCs w:val="24"/>
-        </w:rPr>
-        <w:t>horarios_funcionamento_locais</w:t>
-      </w:r>
-      <w:proofErr w:type="spellEnd"/>
-      <w:r>
-        <w:rPr>
-          <w:b/>
-          <w:bCs/>
-          <w:sz w:val="24"/>
-          <w:szCs w:val="24"/>
-        </w:rPr>
-        <w:t>)</w:t>
-      </w:r>
-    </w:p>
-    <w:p>
-      <w:pPr>
-        <w:rPr>
-          <w:sz w:val="24"/>
-          <w:szCs w:val="24"/>
-        </w:rPr>
-      </w:pPr>
-      <w:r>
-        <w:rPr>
-          <w:sz w:val="24"/>
-          <w:szCs w:val="24"/>
-        </w:rPr>
-        <w:t>Horário de funcionamento padrão por local.</w:t>
-      </w:r>
-    </w:p>
-    <w:p>
-      <w:pPr>
-        <w:rPr>
-          <w:sz w:val="24"/>
-          <w:szCs w:val="24"/>
-        </w:rPr>
-      </w:pPr>
-      <w:r>
-        <w:rPr>
-          <w:b/>
-          <w:bCs/>
-          <w:sz w:val="24"/>
-          <w:szCs w:val="24"/>
-        </w:rPr>
-        <w:t>Campos</w:t>
-      </w:r>
-    </w:p>
-    <w:p>
-      <w:pPr>
-        <w:numPr>
-          <w:ilvl w:val="0"/>
-          <w:numId w:val="66"/>
-        </w:numPr>
-        <w:rPr>
-          <w:sz w:val="24"/>
-          <w:szCs w:val="24"/>
-        </w:rPr>
-      </w:pPr>
-      <w:r>
-        <w:rPr>
-          <w:sz w:val="24"/>
-          <w:szCs w:val="24"/>
-        </w:rPr>
-        <w:t>id (PK)</w:t>
-      </w:r>
-    </w:p>
-    <w:p>
-      <w:pPr>
-        <w:numPr>
-          <w:ilvl w:val="0"/>
-          <w:numId w:val="66"/>
-        </w:numPr>
-        <w:rPr>
-          <w:sz w:val="24"/>
-          <w:szCs w:val="24"/>
-        </w:rPr>
-      </w:pPr>
-      <w:proofErr w:type="spellStart"/>
-      <w:r>
-        <w:rPr>
-          <w:sz w:val="24"/>
-          <w:szCs w:val="24"/>
-        </w:rPr>
-        <w:t>empresa_id</w:t>
-      </w:r>
-      <w:proofErr w:type="spellEnd"/>
-      <w:r>
-        <w:rPr>
-          <w:sz w:val="24"/>
-          <w:szCs w:val="24"/>
-        </w:rPr>
-        <w:t xml:space="preserve"> (FK → empresas.id)</w:t>
-      </w:r>
-    </w:p>
-    <w:p>
-      <w:pPr>
-        <w:numPr>
-          <w:ilvl w:val="0"/>
-          <w:numId w:val="66"/>
-        </w:numPr>
-        <w:rPr>
-          <w:sz w:val="24"/>
-          <w:szCs w:val="24"/>
-        </w:rPr>
-      </w:pPr>
-      <w:proofErr w:type="spellStart"/>
-      <w:r>
-        <w:rPr>
-          <w:sz w:val="24"/>
-          <w:szCs w:val="24"/>
-        </w:rPr>
-        <w:t>local_id</w:t>
-      </w:r>
-      <w:proofErr w:type="spellEnd"/>
-      <w:r>
-        <w:rPr>
-          <w:sz w:val="24"/>
-          <w:szCs w:val="24"/>
-        </w:rPr>
-        <w:t xml:space="preserve"> (FK → locais.id)</w:t>
-      </w:r>
-    </w:p>
-    <w:p>
-      <w:pPr>
-        <w:numPr>
-          <w:ilvl w:val="0"/>
-          <w:numId w:val="66"/>
-        </w:numPr>
-        <w:rPr>
-          <w:sz w:val="24"/>
-          <w:szCs w:val="24"/>
-        </w:rPr>
-      </w:pPr>
-      <w:proofErr w:type="spellStart"/>
-      <w:r>
-        <w:rPr>
-          <w:sz w:val="24"/>
-          <w:szCs w:val="24"/>
-        </w:rPr>
-        <w:t>dia_semana</w:t>
-      </w:r>
-      <w:proofErr w:type="spellEnd"/>
-      <w:r>
-        <w:rPr>
-          <w:sz w:val="24"/>
-          <w:szCs w:val="24"/>
-        </w:rPr>
-        <w:t xml:space="preserve"> (0–6 ou 1–7)</w:t>
-      </w:r>
-    </w:p>
-    <w:p>
-      <w:pPr>
-        <w:numPr>
-          <w:ilvl w:val="0"/>
-          <w:numId w:val="66"/>
-        </w:numPr>
-        <w:rPr>
-          <w:sz w:val="24"/>
-          <w:szCs w:val="24"/>
-        </w:rPr>
-      </w:pPr>
-      <w:proofErr w:type="spellStart"/>
-      <w:r>
-        <w:rPr>
-          <w:sz w:val="24"/>
-          <w:szCs w:val="24"/>
-        </w:rPr>
-        <w:t>hora_inicio</w:t>
-      </w:r>
-      <w:proofErr w:type="spellEnd"/>
-    </w:p>
-    <w:p>
-      <w:pPr>
-        <w:numPr>
-          <w:ilvl w:val="0"/>
-          <w:numId w:val="66"/>
-        </w:numPr>
-        <w:rPr>
-          <w:sz w:val="24"/>
-          <w:szCs w:val="24"/>
-        </w:rPr>
-      </w:pPr>
-      <w:proofErr w:type="spellStart"/>
-      <w:r>
-        <w:rPr>
-          <w:sz w:val="24"/>
-          <w:szCs w:val="24"/>
-        </w:rPr>
-        <w:t>hora_fim</w:t>
-      </w:r>
-      <w:proofErr w:type="spellEnd"/>
-    </w:p>
-    <w:p>
-      <w:pPr>
-        <w:numPr>
-          <w:ilvl w:val="0"/>
-          <w:numId w:val="66"/>
-        </w:numPr>
-        <w:rPr>
-          <w:sz w:val="24"/>
-          <w:szCs w:val="24"/>
-        </w:rPr>
-      </w:pPr>
-      <w:r>
-        <w:rPr>
-          <w:sz w:val="24"/>
-          <w:szCs w:val="24"/>
-        </w:rPr>
-        <w:t>ativo (</w:t>
-      </w:r>
-      <w:proofErr w:type="spellStart"/>
-      <w:r>
-        <w:rPr>
-          <w:sz w:val="24"/>
-          <w:szCs w:val="24"/>
-        </w:rPr>
-        <w:t>bool</w:t>
-      </w:r>
-      <w:proofErr w:type="spellEnd"/>
-      <w:r>
-        <w:rPr>
-          <w:sz w:val="24"/>
-          <w:szCs w:val="24"/>
-        </w:rPr>
-        <w:t>)</w:t>
-      </w:r>
-    </w:p>
-    <w:p>
-      <w:pPr>
-        <w:rPr>
-          <w:b/>
-          <w:bCs/>
-          <w:sz w:val="24"/>
-          <w:szCs w:val="24"/>
-        </w:rPr>
-      </w:pPr>
-      <w:r>
-        <w:rPr>
-          <w:b/>
-          <w:bCs/>
-          <w:sz w:val="24"/>
-          <w:szCs w:val="24"/>
-        </w:rPr>
-        <w:t xml:space="preserve">3.2. Tabela / classe </w:t>
-      </w:r>
-      <w:proofErr w:type="spellStart"/>
-      <w:r>
-        <w:rPr>
-          <w:b/>
-          <w:bCs/>
-          <w:sz w:val="24"/>
-          <w:szCs w:val="24"/>
-        </w:rPr>
-        <w:t>JornadaRecurso</w:t>
-      </w:r>
-      <w:proofErr w:type="spellEnd"/>
-      <w:r>
-        <w:rPr>
-          <w:b/>
-          <w:bCs/>
-          <w:sz w:val="24"/>
-          <w:szCs w:val="24"/>
-        </w:rPr>
-        <w:t xml:space="preserve"> (</w:t>
-      </w:r>
-      <w:proofErr w:type="spellStart"/>
-      <w:r>
-        <w:rPr>
-          <w:b/>
-          <w:bCs/>
-          <w:sz w:val="24"/>
-          <w:szCs w:val="24"/>
-        </w:rPr>
-        <w:t>jornadas_recursos</w:t>
-      </w:r>
-      <w:proofErr w:type="spellEnd"/>
-      <w:r>
-        <w:rPr>
-          <w:b/>
-          <w:bCs/>
-          <w:sz w:val="24"/>
-          <w:szCs w:val="24"/>
-        </w:rPr>
-        <w:t>) – opcional</w:t>
-      </w:r>
-    </w:p>
-    <w:p>
-      <w:pPr>
-        <w:rPr>
-          <w:sz w:val="24"/>
-          <w:szCs w:val="24"/>
-        </w:rPr>
-      </w:pPr>
-      <w:r>
-        <w:rPr>
-          <w:sz w:val="24"/>
-          <w:szCs w:val="24"/>
-        </w:rPr>
-        <w:t>Jornada/escala do recurso (se você quiser diferenciar o horário do profissional do horário do local).</w:t>
+        <w:t>3.1. Tabela / classe JornadaProfissional (professional_schedules)</w:t>
+      </w:r>
+    </w:p>
+    <w:p>
+      <w:pPr>
+        <w:rPr>
+          <w:sz w:val="24"/>
+          <w:szCs w:val="24"/>
+        </w:rPr>
+      </w:pPr>
+      <w:r>
+        <w:t>Jornada/escala do profissional em um local.</w:t>
       </w:r>
     </w:p>
     <w:p>
@@ -11959,21 +10199,8 @@
           <w:szCs w:val="24"/>
         </w:rPr>
       </w:pPr>
-      <w:proofErr w:type="spellStart"/>
-      <w:r>
-        <w:rPr>
-          <w:sz w:val="24"/>
-          <w:szCs w:val="24"/>
-        </w:rPr>
-        <w:t>recurso_id</w:t>
-      </w:r>
-      <w:proofErr w:type="spellEnd"/>
-      <w:r>
-        <w:rPr>
-          <w:sz w:val="24"/>
-          <w:szCs w:val="24"/>
-        </w:rPr>
-        <w:t xml:space="preserve"> (FK → recursos.id)</w:t>
+      <w:r>
+        <w:t>profissional_id (FK → usuarios.id)</w:t>
       </w:r>
     </w:p>
     <w:p>
@@ -12068,28 +10295,18 @@
         </w:rPr>
       </w:pPr>
       <w:r>
-        <w:rPr>
-          <w:b/>
-          <w:bCs/>
-          <w:sz w:val="24"/>
-          <w:szCs w:val="24"/>
-        </w:rPr>
-        <w:t>3.3. Tabela / classe Indisponibilidade (indisponibilidades)</w:t>
-      </w:r>
-    </w:p>
-    <w:p>
-      <w:pPr>
-        <w:rPr>
-          <w:sz w:val="24"/>
-          <w:szCs w:val="24"/>
-        </w:rPr>
-      </w:pPr>
-      <w:r>
-        <w:rPr>
-          <w:sz w:val="24"/>
-          <w:szCs w:val="24"/>
-        </w:rPr>
-        <w:t>Bloqueios de agenda, tanto de local quanto de recurso.</w:t>
+        <w:t>3.2. Tabela / classe Indisponibilidade (indisponibilidades)</w:t>
+      </w:r>
+    </w:p>
+    <w:p>
+      <w:pPr>
+        <w:rPr>
+          <w:sz w:val="24"/>
+          <w:szCs w:val="24"/>
+        </w:rPr>
+      </w:pPr>
+      <w:r>
+        <w:t>Bloqueios de agenda para um local, profissional ou ambos.</w:t>
       </w:r>
     </w:p>
     <w:p>
@@ -12217,39 +10434,8 @@
           <w:szCs w:val="24"/>
         </w:rPr>
       </w:pPr>
-      <w:proofErr w:type="spellStart"/>
-      <w:r>
-        <w:rPr>
-          <w:sz w:val="24"/>
-          <w:szCs w:val="24"/>
-        </w:rPr>
-        <w:t>recurso_id</w:t>
-      </w:r>
-      <w:proofErr w:type="spellEnd"/>
-      <w:r>
-        <w:rPr>
-          <w:sz w:val="24"/>
-          <w:szCs w:val="24"/>
-        </w:rPr>
-        <w:t xml:space="preserve"> (FK → recursos.id, </w:t>
-      </w:r>
-      <w:proofErr w:type="spellStart"/>
-      <w:r>
-        <w:rPr>
-          <w:b/>
-          <w:bCs/>
-          <w:sz w:val="24"/>
-          <w:szCs w:val="24"/>
-        </w:rPr>
-        <w:t>nullable</w:t>
-      </w:r>
-      <w:proofErr w:type="spellEnd"/>
-      <w:r>
-        <w:rPr>
-          <w:sz w:val="24"/>
-          <w:szCs w:val="24"/>
-        </w:rPr>
-        <w:t>)</w:t>
+      <w:r>
+        <w:t>profissional_id (FK → usuarios.id, nullable)</w:t>
       </w:r>
     </w:p>
     <w:p>
@@ -12361,43 +10547,7 @@
         </w:rPr>
       </w:pPr>
       <w:r>
-        <w:rPr>
-          <w:sz w:val="24"/>
-          <w:szCs w:val="24"/>
-        </w:rPr>
-        <w:t xml:space="preserve">Pelo menos um dos dois deve ser preenchido: </w:t>
-      </w:r>
-      <w:proofErr w:type="spellStart"/>
-      <w:r>
-        <w:rPr>
-          <w:sz w:val="24"/>
-          <w:szCs w:val="24"/>
-        </w:rPr>
-        <w:t>local_id</w:t>
-      </w:r>
-      <w:proofErr w:type="spellEnd"/>
-      <w:r>
-        <w:rPr>
-          <w:sz w:val="24"/>
-          <w:szCs w:val="24"/>
-        </w:rPr>
-        <w:t xml:space="preserve"> ou </w:t>
-      </w:r>
-      <w:proofErr w:type="spellStart"/>
-      <w:r>
-        <w:rPr>
-          <w:sz w:val="24"/>
-          <w:szCs w:val="24"/>
-        </w:rPr>
-        <w:t>recurso_id</w:t>
-      </w:r>
-      <w:proofErr w:type="spellEnd"/>
-      <w:r>
-        <w:rPr>
-          <w:sz w:val="24"/>
-          <w:szCs w:val="24"/>
-        </w:rPr>
-        <w:t>.</w:t>
+        <w:t>Pelo menos um dos dois deve ser preenchido: local_id ou profissional_id.</w:t>
       </w:r>
     </w:p>
     <w:p>
@@ -12412,11 +10562,7 @@
         </w:rPr>
       </w:pPr>
       <w:r>
-        <w:rPr>
-          <w:sz w:val="24"/>
-          <w:szCs w:val="24"/>
-        </w:rPr>
-        <w:t>Pode permitir ambos (bloqueio de recurso específico em um local).</w:t>
+        <w:t>Pode permitir ambos (bloqueio de profissional específico em um local).</w:t>
       </w:r>
     </w:p>
     <w:p>
@@ -12569,21 +10715,12 @@
           <w:szCs w:val="24"/>
         </w:rPr>
       </w:pPr>
-      <w:proofErr w:type="spellStart"/>
-      <w:r>
-        <w:rPr>
-          <w:sz w:val="24"/>
-          <w:szCs w:val="24"/>
-        </w:rPr>
-        <w:t>servico_id</w:t>
-      </w:r>
-      <w:proofErr w:type="spellEnd"/>
-      <w:r>
-        <w:rPr>
-          <w:sz w:val="24"/>
-          <w:szCs w:val="24"/>
-        </w:rPr>
-        <w:t xml:space="preserve"> (FK → servicos.id)</w:t>
+      <w:r>
+        <w:t>profissional_id (FK → usuarios.id)</w:t>
+        <w:br/>
+      </w:r>
+      <w:r>
+        <w:t>servico_id (FK → servicos.id)</w:t>
       </w:r>
     </w:p>
     <w:p>
@@ -12771,312 +10908,7 @@
         </w:rPr>
       </w:pPr>
       <w:r>
-        <w:rPr>
-          <w:b/>
-          <w:bCs/>
-          <w:sz w:val="24"/>
-          <w:szCs w:val="24"/>
-        </w:rPr>
-        <w:t xml:space="preserve">4.2. Tabela de associação </w:t>
-      </w:r>
-      <w:proofErr w:type="spellStart"/>
-      <w:r>
-        <w:rPr>
-          <w:b/>
-          <w:bCs/>
-          <w:sz w:val="24"/>
-          <w:szCs w:val="24"/>
-        </w:rPr>
-        <w:t>AgendamentoRecurso</w:t>
-      </w:r>
-      <w:proofErr w:type="spellEnd"/>
-      <w:r>
-        <w:rPr>
-          <w:b/>
-          <w:bCs/>
-          <w:sz w:val="24"/>
-          <w:szCs w:val="24"/>
-        </w:rPr>
-        <w:t xml:space="preserve"> (</w:t>
-      </w:r>
-      <w:proofErr w:type="spellStart"/>
-      <w:r>
-        <w:rPr>
-          <w:b/>
-          <w:bCs/>
-          <w:sz w:val="24"/>
-          <w:szCs w:val="24"/>
-        </w:rPr>
-        <w:t>agendamento_recursos</w:t>
-      </w:r>
-      <w:proofErr w:type="spellEnd"/>
-      <w:r>
-        <w:rPr>
-          <w:b/>
-          <w:bCs/>
-          <w:sz w:val="24"/>
-          <w:szCs w:val="24"/>
-        </w:rPr>
-        <w:t>)</w:t>
-      </w:r>
-    </w:p>
-    <w:p>
-      <w:pPr>
-        <w:rPr>
-          <w:sz w:val="24"/>
-          <w:szCs w:val="24"/>
-        </w:rPr>
-      </w:pPr>
-      <w:r>
-        <w:rPr>
-          <w:sz w:val="24"/>
-          <w:szCs w:val="24"/>
-        </w:rPr>
-        <w:t>Liga um agendamento a um ou mais recursos (profissional, sala, equipamento).</w:t>
-      </w:r>
-    </w:p>
-    <w:p>
-      <w:pPr>
-        <w:rPr>
-          <w:sz w:val="24"/>
-          <w:szCs w:val="24"/>
-        </w:rPr>
-      </w:pPr>
-      <w:r>
-        <w:rPr>
-          <w:b/>
-          <w:bCs/>
-          <w:sz w:val="24"/>
-          <w:szCs w:val="24"/>
-        </w:rPr>
-        <w:t>Campos</w:t>
-      </w:r>
-    </w:p>
-    <w:p>
-      <w:pPr>
-        <w:numPr>
-          <w:ilvl w:val="0"/>
-          <w:numId w:val="71"/>
-        </w:numPr>
-        <w:rPr>
-          <w:sz w:val="24"/>
-          <w:szCs w:val="24"/>
-        </w:rPr>
-      </w:pPr>
-      <w:r>
-        <w:rPr>
-          <w:sz w:val="24"/>
-          <w:szCs w:val="24"/>
-        </w:rPr>
-        <w:t>id (PK) – ou PK composta (</w:t>
-      </w:r>
-      <w:proofErr w:type="spellStart"/>
-      <w:r>
-        <w:rPr>
-          <w:sz w:val="24"/>
-          <w:szCs w:val="24"/>
-        </w:rPr>
-        <w:t>agendamento_id</w:t>
-      </w:r>
-      <w:proofErr w:type="spellEnd"/>
-      <w:r>
-        <w:rPr>
-          <w:sz w:val="24"/>
-          <w:szCs w:val="24"/>
-        </w:rPr>
-        <w:t xml:space="preserve">, </w:t>
-      </w:r>
-      <w:proofErr w:type="spellStart"/>
-      <w:r>
-        <w:rPr>
-          <w:sz w:val="24"/>
-          <w:szCs w:val="24"/>
-        </w:rPr>
-        <w:t>recurso_id</w:t>
-      </w:r>
-      <w:proofErr w:type="spellEnd"/>
-      <w:r>
-        <w:rPr>
-          <w:sz w:val="24"/>
-          <w:szCs w:val="24"/>
-        </w:rPr>
-        <w:t>)</w:t>
-      </w:r>
-    </w:p>
-    <w:p>
-      <w:pPr>
-        <w:numPr>
-          <w:ilvl w:val="0"/>
-          <w:numId w:val="71"/>
-        </w:numPr>
-        <w:rPr>
-          <w:sz w:val="24"/>
-          <w:szCs w:val="24"/>
-        </w:rPr>
-      </w:pPr>
-      <w:proofErr w:type="spellStart"/>
-      <w:r>
-        <w:rPr>
-          <w:sz w:val="24"/>
-          <w:szCs w:val="24"/>
-        </w:rPr>
-        <w:lastRenderedPageBreak/>
-        <w:t>empresa_id</w:t>
-      </w:r>
-      <w:proofErr w:type="spellEnd"/>
-      <w:r>
-        <w:rPr>
-          <w:sz w:val="24"/>
-          <w:szCs w:val="24"/>
-        </w:rPr>
-        <w:t xml:space="preserve"> (FK → empresas.id)</w:t>
-      </w:r>
-    </w:p>
-    <w:p>
-      <w:pPr>
-        <w:numPr>
-          <w:ilvl w:val="0"/>
-          <w:numId w:val="71"/>
-        </w:numPr>
-        <w:rPr>
-          <w:sz w:val="24"/>
-          <w:szCs w:val="24"/>
-        </w:rPr>
-      </w:pPr>
-      <w:proofErr w:type="spellStart"/>
-      <w:r>
-        <w:rPr>
-          <w:sz w:val="24"/>
-          <w:szCs w:val="24"/>
-        </w:rPr>
-        <w:t>agendamento_id</w:t>
-      </w:r>
-      <w:proofErr w:type="spellEnd"/>
-      <w:r>
-        <w:rPr>
-          <w:sz w:val="24"/>
-          <w:szCs w:val="24"/>
-        </w:rPr>
-        <w:t xml:space="preserve"> (FK → agendamentos.id)</w:t>
-      </w:r>
-    </w:p>
-    <w:p>
-      <w:pPr>
-        <w:numPr>
-          <w:ilvl w:val="0"/>
-          <w:numId w:val="71"/>
-        </w:numPr>
-        <w:rPr>
-          <w:sz w:val="24"/>
-          <w:szCs w:val="24"/>
-        </w:rPr>
-      </w:pPr>
-      <w:proofErr w:type="spellStart"/>
-      <w:r>
-        <w:rPr>
-          <w:sz w:val="24"/>
-          <w:szCs w:val="24"/>
-        </w:rPr>
-        <w:t>recurso_id</w:t>
-      </w:r>
-      <w:proofErr w:type="spellEnd"/>
-      <w:r>
-        <w:rPr>
-          <w:sz w:val="24"/>
-          <w:szCs w:val="24"/>
-        </w:rPr>
-        <w:t xml:space="preserve"> (FK → recursos.id)</w:t>
-      </w:r>
-    </w:p>
-    <w:p>
-      <w:pPr>
-        <w:numPr>
-          <w:ilvl w:val="0"/>
-          <w:numId w:val="71"/>
-        </w:numPr>
-        <w:rPr>
-          <w:sz w:val="24"/>
-          <w:szCs w:val="24"/>
-        </w:rPr>
-      </w:pPr>
-      <w:proofErr w:type="spellStart"/>
-      <w:r>
-        <w:rPr>
-          <w:sz w:val="24"/>
-          <w:szCs w:val="24"/>
-        </w:rPr>
-        <w:t>papel_no_atendimento</w:t>
-      </w:r>
-      <w:proofErr w:type="spellEnd"/>
-      <w:r>
-        <w:rPr>
-          <w:sz w:val="24"/>
-          <w:szCs w:val="24"/>
-        </w:rPr>
-        <w:t xml:space="preserve"> (ex.: PRINCIPAL, SALA, ASSISTENTE) – opcional</w:t>
-      </w:r>
-    </w:p>
-    <w:p>
-      <w:pPr>
-        <w:numPr>
-          <w:ilvl w:val="0"/>
-          <w:numId w:val="71"/>
-        </w:numPr>
-        <w:rPr>
-          <w:sz w:val="24"/>
-          <w:szCs w:val="24"/>
-        </w:rPr>
-      </w:pPr>
-      <w:proofErr w:type="spellStart"/>
-      <w:r>
-        <w:rPr>
-          <w:sz w:val="24"/>
-          <w:szCs w:val="24"/>
-        </w:rPr>
-        <w:t>eh_principal</w:t>
-      </w:r>
-      <w:proofErr w:type="spellEnd"/>
-      <w:r>
-        <w:rPr>
-          <w:sz w:val="24"/>
-          <w:szCs w:val="24"/>
-        </w:rPr>
-        <w:t xml:space="preserve"> (</w:t>
-      </w:r>
-      <w:proofErr w:type="spellStart"/>
-      <w:r>
-        <w:rPr>
-          <w:sz w:val="24"/>
-          <w:szCs w:val="24"/>
-        </w:rPr>
-        <w:t>bool</w:t>
-      </w:r>
-      <w:proofErr w:type="spellEnd"/>
-      <w:r>
-        <w:rPr>
-          <w:sz w:val="24"/>
-          <w:szCs w:val="24"/>
-        </w:rPr>
-        <w:t>) – se quiser garantir que sempre haja um recurso principal</w:t>
-      </w:r>
-    </w:p>
-    <w:p>
-      <w:pPr>
-        <w:rPr>
-          <w:b/>
-          <w:bCs/>
-          <w:sz w:val="24"/>
-          <w:szCs w:val="24"/>
-        </w:rPr>
-      </w:pPr>
-      <w:r>
-        <w:rPr>
-          <w:b/>
-          <w:bCs/>
-          <w:sz w:val="24"/>
-          <w:szCs w:val="24"/>
-        </w:rPr>
-        <w:t>5.1. Tabela / classe Auditoria (auditorias)</w:t>
+        <w:t>4.2. Tabela / classe Auditoria (auditorias)</w:t>
       </w:r>
     </w:p>
     <w:p>
@@ -13415,13 +11247,7 @@
         </w:rPr>
       </w:pPr>
       <w:r>
-        <w:rPr>
-          <w:b/>
-          <w:bCs/>
-          <w:sz w:val="24"/>
-          <w:szCs w:val="24"/>
-        </w:rPr>
-        <w:t>5.2. Configurações de notificação / e-mail</w:t>
+        <w:t>4.3. Configurações de notificação / e-mail</w:t>
       </w:r>
     </w:p>
     <w:p>
@@ -13911,28 +11737,11 @@
         </w:rPr>
       </w:pPr>
       <w:r>
-        <w:rPr>
-          <w:b/>
-          <w:bCs/>
-          <w:sz w:val="24"/>
-          <w:szCs w:val="24"/>
-        </w:rPr>
-        <w:t>Base URL</w:t>
-      </w:r>
-      <w:r>
-        <w:rPr>
-          <w:sz w:val="24"/>
-          <w:szCs w:val="24"/>
-        </w:rPr>
-        <w:t>:</w:t>
-      </w:r>
-      <w:r>
-        <w:rPr>
-          <w:sz w:val="24"/>
-          <w:szCs w:val="24"/>
-        </w:rPr>
+        <w:t>Base URL:</w:t>
         <w:br/>
-        <w:t>/api/v1/...</w:t>
+      </w:r>
+      <w:r>
+        <w:t>/api/...</w:t>
       </w:r>
     </w:p>
     <w:p>
@@ -14424,33 +12233,7 @@
         </w:rPr>
       </w:pPr>
       <w:r>
-        <w:rPr>
-          <w:b/>
-          <w:bCs/>
-          <w:sz w:val="24"/>
-          <w:szCs w:val="24"/>
-        </w:rPr>
-        <w:t>POST /api/v1/</w:t>
-      </w:r>
-      <w:proofErr w:type="spellStart"/>
-      <w:r>
-        <w:rPr>
-          <w:b/>
-          <w:bCs/>
-          <w:sz w:val="24"/>
-          <w:szCs w:val="24"/>
-        </w:rPr>
-        <w:t>auth</w:t>
-      </w:r>
-      <w:proofErr w:type="spellEnd"/>
-      <w:r>
-        <w:rPr>
-          <w:b/>
-          <w:bCs/>
-          <w:sz w:val="24"/>
-          <w:szCs w:val="24"/>
-        </w:rPr>
-        <w:t>/login</w:t>
+        <w:t>POST /api/auth/login</w:t>
       </w:r>
     </w:p>
     <w:p>
@@ -15016,36 +12799,7 @@
         </w:rPr>
       </w:pPr>
       <w:r>
-        <w:rPr>
-          <w:b/>
-          <w:bCs/>
-          <w:sz w:val="24"/>
-          <w:szCs w:val="24"/>
-          <w:lang w:val="en-US"/>
-        </w:rPr>
-        <w:t>POST /</w:t>
-      </w:r>
-      <w:proofErr w:type="spellStart"/>
-      <w:r>
-        <w:rPr>
-          <w:b/>
-          <w:bCs/>
-          <w:sz w:val="24"/>
-          <w:szCs w:val="24"/>
-          <w:lang w:val="en-US"/>
-        </w:rPr>
-        <w:t>api</w:t>
-      </w:r>
-      <w:proofErr w:type="spellEnd"/>
-      <w:r>
-        <w:rPr>
-          <w:b/>
-          <w:bCs/>
-          <w:sz w:val="24"/>
-          <w:szCs w:val="24"/>
-          <w:lang w:val="en-US"/>
-        </w:rPr>
-        <w:t>/v1/auth/refresh</w:t>
+        <w:t>POST /api/auth/refresh</w:t>
       </w:r>
     </w:p>
     <w:p>
@@ -15345,36 +13099,7 @@
         </w:rPr>
       </w:pPr>
       <w:r>
-        <w:rPr>
-          <w:b/>
-          <w:bCs/>
-          <w:sz w:val="24"/>
-          <w:szCs w:val="24"/>
-          <w:lang w:val="en-US"/>
-        </w:rPr>
-        <w:t>POST /</w:t>
-      </w:r>
-      <w:proofErr w:type="spellStart"/>
-      <w:r>
-        <w:rPr>
-          <w:b/>
-          <w:bCs/>
-          <w:sz w:val="24"/>
-          <w:szCs w:val="24"/>
-          <w:lang w:val="en-US"/>
-        </w:rPr>
-        <w:t>api</w:t>
-      </w:r>
-      <w:proofErr w:type="spellEnd"/>
-      <w:r>
-        <w:rPr>
-          <w:b/>
-          <w:bCs/>
-          <w:sz w:val="24"/>
-          <w:szCs w:val="24"/>
-          <w:lang w:val="en-US"/>
-        </w:rPr>
-        <w:t>/v1/auth/logout</w:t>
+        <w:t>POST /api/auth/logout</w:t>
       </w:r>
     </w:p>
     <w:p>
@@ -15499,33 +13224,7 @@
         </w:rPr>
       </w:pPr>
       <w:r>
-        <w:rPr>
-          <w:b/>
-          <w:bCs/>
-          <w:sz w:val="24"/>
-          <w:szCs w:val="24"/>
-        </w:rPr>
-        <w:t>GET /api/v1/</w:t>
-      </w:r>
-      <w:proofErr w:type="spellStart"/>
-      <w:r>
-        <w:rPr>
-          <w:b/>
-          <w:bCs/>
-          <w:sz w:val="24"/>
-          <w:szCs w:val="24"/>
-        </w:rPr>
-        <w:t>auth</w:t>
-      </w:r>
-      <w:proofErr w:type="spellEnd"/>
-      <w:r>
-        <w:rPr>
-          <w:b/>
-          <w:bCs/>
-          <w:sz w:val="24"/>
-          <w:szCs w:val="24"/>
-        </w:rPr>
-        <w:t>/me</w:t>
+        <w:t>GET /api/auth/me</w:t>
       </w:r>
     </w:p>
     <w:p>
@@ -15661,13 +13360,7 @@
         </w:rPr>
       </w:pPr>
       <w:r>
-        <w:rPr>
-          <w:b/>
-          <w:bCs/>
-          <w:sz w:val="24"/>
-          <w:szCs w:val="24"/>
-        </w:rPr>
-        <w:t>GET /api/v1/admin/empresas</w:t>
+        <w:t>GET /api/admin/empresas</w:t>
       </w:r>
     </w:p>
     <w:p>
@@ -15885,13 +13578,7 @@
         </w:rPr>
       </w:pPr>
       <w:r>
-        <w:rPr>
-          <w:b/>
-          <w:bCs/>
-          <w:sz w:val="24"/>
-          <w:szCs w:val="24"/>
-        </w:rPr>
-        <w:t>POST /api/v1/admin/empresas</w:t>
+        <w:t>POST /api/admin/empresas</w:t>
       </w:r>
     </w:p>
     <w:p>
@@ -16342,33 +14029,7 @@
         </w:rPr>
       </w:pPr>
       <w:r>
-        <w:rPr>
-          <w:b/>
-          <w:bCs/>
-          <w:sz w:val="24"/>
-          <w:szCs w:val="24"/>
-        </w:rPr>
-        <w:t>GET /api/v1/admin/empresas/{</w:t>
-      </w:r>
-      <w:proofErr w:type="spellStart"/>
-      <w:r>
-        <w:rPr>
-          <w:b/>
-          <w:bCs/>
-          <w:sz w:val="24"/>
-          <w:szCs w:val="24"/>
-        </w:rPr>
-        <w:t>empresaId</w:t>
-      </w:r>
-      <w:proofErr w:type="spellEnd"/>
-      <w:r>
-        <w:rPr>
-          <w:b/>
-          <w:bCs/>
-          <w:sz w:val="24"/>
-          <w:szCs w:val="24"/>
-        </w:rPr>
-        <w:t>}</w:t>
+        <w:t>GET /api/admin/empresas/{empresaId}</w:t>
       </w:r>
     </w:p>
     <w:p>
@@ -16463,33 +14124,7 @@
         </w:rPr>
       </w:pPr>
       <w:r>
-        <w:rPr>
-          <w:b/>
-          <w:bCs/>
-          <w:sz w:val="24"/>
-          <w:szCs w:val="24"/>
-        </w:rPr>
-        <w:t>PUT /api/v1/admin/empresas/{</w:t>
-      </w:r>
-      <w:proofErr w:type="spellStart"/>
-      <w:r>
-        <w:rPr>
-          <w:b/>
-          <w:bCs/>
-          <w:sz w:val="24"/>
-          <w:szCs w:val="24"/>
-        </w:rPr>
-        <w:t>empresaId</w:t>
-      </w:r>
-      <w:proofErr w:type="spellEnd"/>
-      <w:r>
-        <w:rPr>
-          <w:b/>
-          <w:bCs/>
-          <w:sz w:val="24"/>
-          <w:szCs w:val="24"/>
-        </w:rPr>
-        <w:t>}</w:t>
+        <w:t>PUT /api/admin/empresas/{empresaId}</w:t>
       </w:r>
     </w:p>
     <w:p>
@@ -16547,33 +14182,7 @@
         </w:rPr>
       </w:pPr>
       <w:r>
-        <w:rPr>
-          <w:b/>
-          <w:bCs/>
-          <w:sz w:val="24"/>
-          <w:szCs w:val="24"/>
-        </w:rPr>
-        <w:t>PATCH /api/v1/admin/empresas/{</w:t>
-      </w:r>
-      <w:proofErr w:type="spellStart"/>
-      <w:r>
-        <w:rPr>
-          <w:b/>
-          <w:bCs/>
-          <w:sz w:val="24"/>
-          <w:szCs w:val="24"/>
-        </w:rPr>
-        <w:t>empresaId</w:t>
-      </w:r>
-      <w:proofErr w:type="spellEnd"/>
-      <w:r>
-        <w:rPr>
-          <w:b/>
-          <w:bCs/>
-          <w:sz w:val="24"/>
-          <w:szCs w:val="24"/>
-        </w:rPr>
-        <w:t>}/status</w:t>
+        <w:t>PATCH /api/admin/empresas/{empresaId}/status</w:t>
       </w:r>
     </w:p>
     <w:p>
@@ -16679,53 +14288,7 @@
         </w:rPr>
       </w:pPr>
       <w:r>
-        <w:rPr>
-          <w:b/>
-          <w:bCs/>
-          <w:sz w:val="24"/>
-          <w:szCs w:val="24"/>
-        </w:rPr>
-        <w:t>POST /api/v1/admin/empresas/{</w:t>
-      </w:r>
-      <w:proofErr w:type="spellStart"/>
-      <w:r>
-        <w:rPr>
-          <w:b/>
-          <w:bCs/>
-          <w:sz w:val="24"/>
-          <w:szCs w:val="24"/>
-        </w:rPr>
-        <w:t>empresaId</w:t>
-      </w:r>
-      <w:proofErr w:type="spellEnd"/>
-      <w:r>
-        <w:rPr>
-          <w:b/>
-          <w:bCs/>
-          <w:sz w:val="24"/>
-          <w:szCs w:val="24"/>
-        </w:rPr>
-        <w:t>}/</w:t>
-      </w:r>
-      <w:proofErr w:type="spellStart"/>
-      <w:r>
-        <w:rPr>
-          <w:b/>
-          <w:bCs/>
-          <w:sz w:val="24"/>
-          <w:szCs w:val="24"/>
-        </w:rPr>
-        <w:t>usuarios</w:t>
-      </w:r>
-      <w:proofErr w:type="spellEnd"/>
-      <w:r>
-        <w:rPr>
-          <w:b/>
-          <w:bCs/>
-          <w:sz w:val="24"/>
-          <w:szCs w:val="24"/>
-        </w:rPr>
-        <w:t>-admin</w:t>
+        <w:t>POST /api/admin/empresas/{empresaId}/usuarios-admin</w:t>
       </w:r>
     </w:p>
     <w:p>
@@ -16936,25 +14499,8 @@
         </w:rPr>
       </w:pPr>
       <w:r>
-        <w:rPr>
-          <w:b/>
-          <w:bCs/>
-          <w:sz w:val="24"/>
-          <w:szCs w:val="24"/>
-        </w:rPr>
-        <w:t>GET /api/v1/</w:t>
-      </w:r>
-      <w:proofErr w:type="spellStart"/>
-      <w:r>
-        <w:rPr>
-          <w:b/>
-          <w:bCs/>
-          <w:sz w:val="24"/>
-          <w:szCs w:val="24"/>
-        </w:rPr>
-        <w:t>usuarios</w:t>
-      </w:r>
-      <w:proofErr w:type="spellEnd"/>
+        <w:t>GET /api/usuarios</w:t>
+      </w:r>
     </w:p>
     <w:p>
       <w:pPr>
@@ -17124,47 +14670,7 @@
         </w:rPr>
       </w:pPr>
       <w:r>
-        <w:rPr>
-          <w:b/>
-          <w:bCs/>
-          <w:sz w:val="24"/>
-          <w:szCs w:val="24"/>
-        </w:rPr>
-        <w:t>POST /api/v1/</w:t>
-      </w:r>
-      <w:proofErr w:type="spellStart"/>
-      <w:r>
-        <w:rPr>
-          <w:b/>
-          <w:bCs/>
-          <w:sz w:val="24"/>
-          <w:szCs w:val="24"/>
-        </w:rPr>
-        <w:t>usuarios</w:t>
-      </w:r>
-      <w:proofErr w:type="spellEnd"/>
-      <w:r>
-        <w:rPr>
-          <w:sz w:val="24"/>
-          <w:szCs w:val="24"/>
-        </w:rPr>
-        <w:t xml:space="preserve"> (apenas </w:t>
-      </w:r>
-      <w:proofErr w:type="spellStart"/>
-      <w:r>
-        <w:rPr>
-          <w:sz w:val="24"/>
-          <w:szCs w:val="24"/>
-        </w:rPr>
-        <w:t>CompanyAdmin</w:t>
-      </w:r>
-      <w:proofErr w:type="spellEnd"/>
-      <w:r>
-        <w:rPr>
-          <w:sz w:val="24"/>
-          <w:szCs w:val="24"/>
-        </w:rPr>
-        <w:t>)</w:t>
+        <w:t>POST /api/usuarios (apenas CompanyAdmin)</w:t>
       </w:r>
     </w:p>
     <w:p>
@@ -17355,33 +14861,7 @@
         </w:rPr>
       </w:pPr>
       <w:r>
-        <w:rPr>
-          <w:b/>
-          <w:bCs/>
-          <w:sz w:val="24"/>
-          <w:szCs w:val="24"/>
-        </w:rPr>
-        <w:t>GET /api/v1/</w:t>
-      </w:r>
-      <w:proofErr w:type="spellStart"/>
-      <w:r>
-        <w:rPr>
-          <w:b/>
-          <w:bCs/>
-          <w:sz w:val="24"/>
-          <w:szCs w:val="24"/>
-        </w:rPr>
-        <w:t>usuarios</w:t>
-      </w:r>
-      <w:proofErr w:type="spellEnd"/>
-      <w:r>
-        <w:rPr>
-          <w:b/>
-          <w:bCs/>
-          <w:sz w:val="24"/>
-          <w:szCs w:val="24"/>
-        </w:rPr>
-        <w:t>/{id}</w:t>
+        <w:t>GET /api/usuarios/{id}</w:t>
       </w:r>
     </w:p>
     <w:p>
@@ -17411,33 +14891,7 @@
         </w:rPr>
       </w:pPr>
       <w:r>
-        <w:rPr>
-          <w:b/>
-          <w:bCs/>
-          <w:sz w:val="24"/>
-          <w:szCs w:val="24"/>
-        </w:rPr>
-        <w:t>PUT /api/v1/</w:t>
-      </w:r>
-      <w:proofErr w:type="spellStart"/>
-      <w:r>
-        <w:rPr>
-          <w:b/>
-          <w:bCs/>
-          <w:sz w:val="24"/>
-          <w:szCs w:val="24"/>
-        </w:rPr>
-        <w:t>usuarios</w:t>
-      </w:r>
-      <w:proofErr w:type="spellEnd"/>
-      <w:r>
-        <w:rPr>
-          <w:b/>
-          <w:bCs/>
-          <w:sz w:val="24"/>
-          <w:szCs w:val="24"/>
-        </w:rPr>
-        <w:t>/{id}</w:t>
+        <w:t>PUT /api/usuarios/{id}</w:t>
       </w:r>
     </w:p>
     <w:p>
@@ -17579,33 +15033,7 @@
         </w:rPr>
       </w:pPr>
       <w:r>
-        <w:rPr>
-          <w:b/>
-          <w:bCs/>
-          <w:sz w:val="24"/>
-          <w:szCs w:val="24"/>
-        </w:rPr>
-        <w:t>PATCH /api/v1/</w:t>
-      </w:r>
-      <w:proofErr w:type="spellStart"/>
-      <w:r>
-        <w:rPr>
-          <w:b/>
-          <w:bCs/>
-          <w:sz w:val="24"/>
-          <w:szCs w:val="24"/>
-        </w:rPr>
-        <w:t>usuarios</w:t>
-      </w:r>
-      <w:proofErr w:type="spellEnd"/>
-      <w:r>
-        <w:rPr>
-          <w:b/>
-          <w:bCs/>
-          <w:sz w:val="24"/>
-          <w:szCs w:val="24"/>
-        </w:rPr>
-        <w:t>/{id}/status</w:t>
+        <w:t>PATCH /api/usuarios/{id}/status</w:t>
       </w:r>
     </w:p>
     <w:p>
@@ -17692,33 +15120,7 @@
         </w:rPr>
       </w:pPr>
       <w:r>
-        <w:rPr>
-          <w:b/>
-          <w:bCs/>
-          <w:sz w:val="24"/>
-          <w:szCs w:val="24"/>
-        </w:rPr>
-        <w:t>GET /api/v1/</w:t>
-      </w:r>
-      <w:proofErr w:type="spellStart"/>
-      <w:r>
-        <w:rPr>
-          <w:b/>
-          <w:bCs/>
-          <w:sz w:val="24"/>
-          <w:szCs w:val="24"/>
-        </w:rPr>
-        <w:t>usuarios</w:t>
-      </w:r>
-      <w:proofErr w:type="spellEnd"/>
-      <w:r>
-        <w:rPr>
-          <w:b/>
-          <w:bCs/>
-          <w:sz w:val="24"/>
-          <w:szCs w:val="24"/>
-        </w:rPr>
-        <w:t>/{id}/locais</w:t>
+        <w:t>GET /api/usuarios/{id}/locais</w:t>
       </w:r>
     </w:p>
     <w:p>
@@ -17748,33 +15150,7 @@
         </w:rPr>
       </w:pPr>
       <w:r>
-        <w:rPr>
-          <w:b/>
-          <w:bCs/>
-          <w:sz w:val="24"/>
-          <w:szCs w:val="24"/>
-        </w:rPr>
-        <w:t>PUT /api/v1/</w:t>
-      </w:r>
-      <w:proofErr w:type="spellStart"/>
-      <w:r>
-        <w:rPr>
-          <w:b/>
-          <w:bCs/>
-          <w:sz w:val="24"/>
-          <w:szCs w:val="24"/>
-        </w:rPr>
-        <w:t>usuarios</w:t>
-      </w:r>
-      <w:proofErr w:type="spellEnd"/>
-      <w:r>
-        <w:rPr>
-          <w:b/>
-          <w:bCs/>
-          <w:sz w:val="24"/>
-          <w:szCs w:val="24"/>
-        </w:rPr>
-        <w:t>/{id}/locais</w:t>
+        <w:t>PUT /api/usuarios/{id}/locais</w:t>
       </w:r>
     </w:p>
     <w:p>
@@ -17905,13 +15281,7 @@
         </w:rPr>
       </w:pPr>
       <w:r>
-        <w:rPr>
-          <w:b/>
-          <w:bCs/>
-          <w:sz w:val="24"/>
-          <w:szCs w:val="24"/>
-        </w:rPr>
-        <w:t>GET /api/v1/locais</w:t>
+        <w:t>GET /api/locais</w:t>
       </w:r>
     </w:p>
     <w:p>
@@ -18046,13 +15416,7 @@
         </w:rPr>
       </w:pPr>
       <w:r>
-        <w:rPr>
-          <w:b/>
-          <w:bCs/>
-          <w:sz w:val="24"/>
-          <w:szCs w:val="24"/>
-        </w:rPr>
-        <w:t>POST /api/v1/locais</w:t>
+        <w:t>POST /api/locais</w:t>
       </w:r>
     </w:p>
     <w:p>
@@ -18256,13 +15620,7 @@
         </w:rPr>
       </w:pPr>
       <w:r>
-        <w:rPr>
-          <w:b/>
-          <w:bCs/>
-          <w:sz w:val="24"/>
-          <w:szCs w:val="24"/>
-        </w:rPr>
-        <w:t>GET /api/v1/locais/{id}</w:t>
+        <w:t>GET /api/locais/{id}</w:t>
       </w:r>
     </w:p>
     <w:p>
@@ -18292,13 +15650,7 @@
         </w:rPr>
       </w:pPr>
       <w:r>
-        <w:rPr>
-          <w:b/>
-          <w:bCs/>
-          <w:sz w:val="24"/>
-          <w:szCs w:val="24"/>
-        </w:rPr>
-        <w:t>PUT /api/v1/locais/{id}</w:t>
+        <w:t>PUT /api/locais/{id}</w:t>
       </w:r>
     </w:p>
     <w:p>
@@ -18329,13 +15681,7 @@
         </w:rPr>
       </w:pPr>
       <w:r>
-        <w:rPr>
-          <w:b/>
-          <w:bCs/>
-          <w:sz w:val="24"/>
-          <w:szCs w:val="24"/>
-        </w:rPr>
-        <w:t>PATCH /api/v1/locais/{id}/status</w:t>
+        <w:t>PATCH /api/locais/{id}/status</w:t>
       </w:r>
     </w:p>
     <w:p>
@@ -18377,6 +15723,14 @@
     <w:p>
       <w:pPr>
         <w:rPr>
+          <w:sz w:val="24"/>
+          <w:szCs w:val="24"/>
+        </w:rPr>
+      </w:pPr>
+    </w:p>
+    <w:p>
+      <w:pPr>
+        <w:rPr>
           <w:b/>
           <w:bCs/>
           <w:sz w:val="28"/>
@@ -18384,514 +15738,7 @@
         </w:rPr>
       </w:pPr>
       <w:r>
-        <w:rPr>
-          <w:b/>
-          <w:bCs/>
-          <w:sz w:val="28"/>
-          <w:szCs w:val="28"/>
-        </w:rPr>
-        <w:t>4.3. Recursos (salas, profissionais, etc.)</w:t>
-      </w:r>
-    </w:p>
-    <w:p>
-      <w:pPr>
-        <w:rPr>
-          <w:b/>
-          <w:bCs/>
-          <w:sz w:val="24"/>
-          <w:szCs w:val="24"/>
-        </w:rPr>
-      </w:pPr>
-      <w:r>
-        <w:rPr>
-          <w:b/>
-          <w:bCs/>
-          <w:sz w:val="24"/>
-          <w:szCs w:val="24"/>
-        </w:rPr>
-        <w:t>Listar recursos</w:t>
-      </w:r>
-    </w:p>
-    <w:p>
-      <w:pPr>
-        <w:rPr>
-          <w:sz w:val="24"/>
-          <w:szCs w:val="24"/>
-        </w:rPr>
-      </w:pPr>
-      <w:r>
-        <w:rPr>
-          <w:b/>
-          <w:bCs/>
-          <w:sz w:val="24"/>
-          <w:szCs w:val="24"/>
-        </w:rPr>
-        <w:t>GET /api/v1/recursos</w:t>
-      </w:r>
-    </w:p>
-    <w:p>
-      <w:pPr>
-        <w:numPr>
-          <w:ilvl w:val="0"/>
-          <w:numId w:val="96"/>
-        </w:numPr>
-        <w:rPr>
-          <w:sz w:val="24"/>
-          <w:szCs w:val="24"/>
-        </w:rPr>
-      </w:pPr>
-      <w:r>
-        <w:rPr>
-          <w:b/>
-          <w:bCs/>
-          <w:sz w:val="24"/>
-          <w:szCs w:val="24"/>
-        </w:rPr>
-        <w:t>Query</w:t>
-      </w:r>
-    </w:p>
-    <w:p>
-      <w:pPr>
-        <w:numPr>
-          <w:ilvl w:val="1"/>
-          <w:numId w:val="96"/>
-        </w:numPr>
-        <w:rPr>
-          <w:sz w:val="24"/>
-          <w:szCs w:val="24"/>
-        </w:rPr>
-      </w:pPr>
-      <w:proofErr w:type="spellStart"/>
-      <w:r>
-        <w:rPr>
-          <w:sz w:val="24"/>
-          <w:szCs w:val="24"/>
-        </w:rPr>
-        <w:t>page</w:t>
-      </w:r>
-      <w:proofErr w:type="spellEnd"/>
-      <w:r>
-        <w:rPr>
-          <w:sz w:val="24"/>
-          <w:szCs w:val="24"/>
-        </w:rPr>
-        <w:t xml:space="preserve">, </w:t>
-      </w:r>
-      <w:proofErr w:type="spellStart"/>
-      <w:r>
-        <w:rPr>
-          <w:sz w:val="24"/>
-          <w:szCs w:val="24"/>
-        </w:rPr>
-        <w:t>page_size</w:t>
-      </w:r>
-      <w:proofErr w:type="spellEnd"/>
-    </w:p>
-    <w:p>
-      <w:pPr>
-        <w:numPr>
-          <w:ilvl w:val="1"/>
-          <w:numId w:val="96"/>
-        </w:numPr>
-        <w:rPr>
-          <w:sz w:val="24"/>
-          <w:szCs w:val="24"/>
-        </w:rPr>
-      </w:pPr>
-      <w:proofErr w:type="spellStart"/>
-      <w:r>
-        <w:rPr>
-          <w:sz w:val="24"/>
-          <w:szCs w:val="24"/>
-        </w:rPr>
-        <w:t>local_id</w:t>
-      </w:r>
-      <w:proofErr w:type="spellEnd"/>
-      <w:r>
-        <w:rPr>
-          <w:sz w:val="24"/>
-          <w:szCs w:val="24"/>
-        </w:rPr>
-        <w:t xml:space="preserve"> (filtra por filial)</w:t>
-      </w:r>
-    </w:p>
-    <w:p>
-      <w:pPr>
-        <w:numPr>
-          <w:ilvl w:val="1"/>
-          <w:numId w:val="96"/>
-        </w:numPr>
-        <w:rPr>
-          <w:sz w:val="24"/>
-          <w:szCs w:val="24"/>
-        </w:rPr>
-      </w:pPr>
-      <w:r>
-        <w:rPr>
-          <w:sz w:val="24"/>
-          <w:szCs w:val="24"/>
-        </w:rPr>
-        <w:t>tipo (PROFISSIONAL, SALA, EQUIPAMENTO…)</w:t>
-      </w:r>
-    </w:p>
-    <w:p>
-      <w:pPr>
-        <w:numPr>
-          <w:ilvl w:val="1"/>
-          <w:numId w:val="96"/>
-        </w:numPr>
-        <w:rPr>
-          <w:sz w:val="24"/>
-          <w:szCs w:val="24"/>
-        </w:rPr>
-      </w:pPr>
-      <w:r>
-        <w:rPr>
-          <w:sz w:val="24"/>
-          <w:szCs w:val="24"/>
-        </w:rPr>
-        <w:t>status (ativo, inativo)</w:t>
-      </w:r>
-    </w:p>
-    <w:p>
-      <w:pPr>
-        <w:rPr>
-          <w:b/>
-          <w:bCs/>
-          <w:sz w:val="24"/>
-          <w:szCs w:val="24"/>
-        </w:rPr>
-      </w:pPr>
-      <w:r>
-        <w:rPr>
-          <w:b/>
-          <w:bCs/>
-          <w:sz w:val="24"/>
-          <w:szCs w:val="24"/>
-        </w:rPr>
-        <w:t>Criar recurso</w:t>
-      </w:r>
-    </w:p>
-    <w:p>
-      <w:pPr>
-        <w:rPr>
-          <w:sz w:val="24"/>
-          <w:szCs w:val="24"/>
-        </w:rPr>
-      </w:pPr>
-      <w:r>
-        <w:rPr>
-          <w:b/>
-          <w:bCs/>
-          <w:sz w:val="24"/>
-          <w:szCs w:val="24"/>
-        </w:rPr>
-        <w:t>POST /api/v1/recursos</w:t>
-      </w:r>
-    </w:p>
-    <w:p>
-      <w:pPr>
-        <w:numPr>
-          <w:ilvl w:val="0"/>
-          <w:numId w:val="97"/>
-        </w:numPr>
-        <w:rPr>
-          <w:sz w:val="24"/>
-          <w:szCs w:val="24"/>
-        </w:rPr>
-      </w:pPr>
-      <w:r>
-        <w:rPr>
-          <w:b/>
-          <w:bCs/>
-          <w:sz w:val="24"/>
-          <w:szCs w:val="24"/>
-        </w:rPr>
-        <w:t>Body</w:t>
-      </w:r>
-    </w:p>
-    <w:p>
-      <w:pPr>
-        <w:rPr>
-          <w:sz w:val="24"/>
-          <w:szCs w:val="24"/>
-        </w:rPr>
-      </w:pPr>
-      <w:r>
-        <w:rPr>
-          <w:sz w:val="24"/>
-          <w:szCs w:val="24"/>
-        </w:rPr>
-        <w:t>{</w:t>
-      </w:r>
-    </w:p>
-    <w:p>
-      <w:pPr>
-        <w:rPr>
-          <w:sz w:val="24"/>
-          <w:szCs w:val="24"/>
-        </w:rPr>
-      </w:pPr>
-      <w:r>
-        <w:rPr>
-          <w:sz w:val="24"/>
-          <w:szCs w:val="24"/>
-        </w:rPr>
-        <w:t xml:space="preserve">  "nome": "Dr. João Silva",</w:t>
-      </w:r>
-    </w:p>
-    <w:p>
-      <w:pPr>
-        <w:rPr>
-          <w:sz w:val="24"/>
-          <w:szCs w:val="24"/>
-        </w:rPr>
-      </w:pPr>
-      <w:r>
-        <w:rPr>
-          <w:sz w:val="24"/>
-          <w:szCs w:val="24"/>
-        </w:rPr>
-        <w:t xml:space="preserve">  "tipo": "PROFISSIONAL",</w:t>
-      </w:r>
-    </w:p>
-    <w:p>
-      <w:pPr>
-        <w:rPr>
-          <w:sz w:val="24"/>
-          <w:szCs w:val="24"/>
-        </w:rPr>
-      </w:pPr>
-      <w:r>
-        <w:rPr>
-          <w:sz w:val="24"/>
-          <w:szCs w:val="24"/>
-        </w:rPr>
-        <w:t xml:space="preserve">  "</w:t>
-      </w:r>
-      <w:proofErr w:type="spellStart"/>
-      <w:r>
-        <w:rPr>
-          <w:sz w:val="24"/>
-          <w:szCs w:val="24"/>
-        </w:rPr>
-        <w:t>local_id</w:t>
-      </w:r>
-      <w:proofErr w:type="spellEnd"/>
-      <w:r>
-        <w:rPr>
-          <w:sz w:val="24"/>
-          <w:szCs w:val="24"/>
-        </w:rPr>
-        <w:t>": 1,</w:t>
-      </w:r>
-    </w:p>
-    <w:p>
-      <w:pPr>
-        <w:rPr>
-          <w:sz w:val="24"/>
-          <w:szCs w:val="24"/>
-        </w:rPr>
-      </w:pPr>
-      <w:r>
-        <w:rPr>
-          <w:sz w:val="24"/>
-          <w:szCs w:val="24"/>
-        </w:rPr>
-        <w:t xml:space="preserve">  "</w:t>
-      </w:r>
-      <w:proofErr w:type="spellStart"/>
-      <w:r>
-        <w:rPr>
-          <w:sz w:val="24"/>
-          <w:szCs w:val="24"/>
-        </w:rPr>
-        <w:t>usuario_id</w:t>
-      </w:r>
-      <w:proofErr w:type="spellEnd"/>
-      <w:r>
-        <w:rPr>
-          <w:sz w:val="24"/>
-          <w:szCs w:val="24"/>
-        </w:rPr>
-        <w:t xml:space="preserve">": 7,       // se for um </w:t>
-      </w:r>
-      <w:proofErr w:type="spellStart"/>
-      <w:r>
-        <w:rPr>
-          <w:sz w:val="24"/>
-          <w:szCs w:val="24"/>
-        </w:rPr>
-        <w:t>Provider</w:t>
-      </w:r>
-      <w:proofErr w:type="spellEnd"/>
-    </w:p>
-    <w:p>
-      <w:pPr>
-        <w:rPr>
-          <w:sz w:val="24"/>
-          <w:szCs w:val="24"/>
-        </w:rPr>
-      </w:pPr>
-      <w:r>
-        <w:rPr>
-          <w:sz w:val="24"/>
-          <w:szCs w:val="24"/>
-        </w:rPr>
-        <w:t xml:space="preserve">  "status": "ativo"</w:t>
-      </w:r>
-    </w:p>
-    <w:p>
-      <w:pPr>
-        <w:rPr>
-          <w:sz w:val="24"/>
-          <w:szCs w:val="24"/>
-        </w:rPr>
-      </w:pPr>
-      <w:r>
-        <w:rPr>
-          <w:sz w:val="24"/>
-          <w:szCs w:val="24"/>
-        </w:rPr>
-        <w:t>}</w:t>
-      </w:r>
-    </w:p>
-    <w:p>
-      <w:pPr>
-        <w:rPr>
-          <w:b/>
-          <w:bCs/>
-          <w:sz w:val="24"/>
-          <w:szCs w:val="24"/>
-        </w:rPr>
-      </w:pPr>
-      <w:r>
-        <w:rPr>
-          <w:b/>
-          <w:bCs/>
-          <w:sz w:val="24"/>
-          <w:szCs w:val="24"/>
-        </w:rPr>
-        <w:t>Detalhar recurso</w:t>
-      </w:r>
-    </w:p>
-    <w:p>
-      <w:pPr>
-        <w:rPr>
-          <w:sz w:val="24"/>
-          <w:szCs w:val="24"/>
-        </w:rPr>
-      </w:pPr>
-      <w:r>
-        <w:rPr>
-          <w:b/>
-          <w:bCs/>
-          <w:sz w:val="24"/>
-          <w:szCs w:val="24"/>
-        </w:rPr>
-        <w:t>GET /api/v1/recursos/{id}</w:t>
-      </w:r>
-    </w:p>
-    <w:p>
-      <w:pPr>
-        <w:rPr>
-          <w:b/>
-          <w:bCs/>
-          <w:sz w:val="24"/>
-          <w:szCs w:val="24"/>
-        </w:rPr>
-      </w:pPr>
-      <w:r>
-        <w:rPr>
-          <w:b/>
-          <w:bCs/>
-          <w:sz w:val="24"/>
-          <w:szCs w:val="24"/>
-        </w:rPr>
-        <w:t>Atualizar recurso</w:t>
-      </w:r>
-    </w:p>
-    <w:p>
-      <w:pPr>
-        <w:rPr>
-          <w:sz w:val="24"/>
-          <w:szCs w:val="24"/>
-        </w:rPr>
-      </w:pPr>
-      <w:r>
-        <w:rPr>
-          <w:b/>
-          <w:bCs/>
-          <w:sz w:val="24"/>
-          <w:szCs w:val="24"/>
-        </w:rPr>
-        <w:t>PUT /api/v1/recursos/{id}</w:t>
-      </w:r>
-    </w:p>
-    <w:p>
-      <w:pPr>
-        <w:rPr>
-          <w:b/>
-          <w:bCs/>
-          <w:sz w:val="24"/>
-          <w:szCs w:val="24"/>
-        </w:rPr>
-      </w:pPr>
-      <w:r>
-        <w:rPr>
-          <w:b/>
-          <w:bCs/>
-          <w:sz w:val="24"/>
-          <w:szCs w:val="24"/>
-        </w:rPr>
-        <w:t>Ativar / desativar recurso</w:t>
-      </w:r>
-    </w:p>
-    <w:p>
-      <w:pPr>
-        <w:rPr>
-          <w:b/>
-          <w:bCs/>
-          <w:sz w:val="24"/>
-          <w:szCs w:val="24"/>
-        </w:rPr>
-      </w:pPr>
-      <w:r>
-        <w:rPr>
-          <w:b/>
-          <w:bCs/>
-          <w:sz w:val="24"/>
-          <w:szCs w:val="24"/>
-        </w:rPr>
-        <w:t>PATCH /api/v1/recursos/{id}/status</w:t>
-      </w:r>
-    </w:p>
-    <w:p>
-      <w:pPr>
-        <w:rPr>
-          <w:sz w:val="24"/>
-          <w:szCs w:val="24"/>
-        </w:rPr>
-      </w:pPr>
-    </w:p>
-    <w:p>
-      <w:pPr>
-        <w:rPr>
-          <w:b/>
-          <w:bCs/>
-          <w:sz w:val="28"/>
-          <w:szCs w:val="28"/>
-        </w:rPr>
-      </w:pPr>
-      <w:r>
-        <w:rPr>
-          <w:b/>
-          <w:bCs/>
-          <w:sz w:val="28"/>
-          <w:szCs w:val="28"/>
-        </w:rPr>
-        <w:lastRenderedPageBreak/>
-        <w:t>4.4. Serviços</w:t>
+        <w:t>4.3. Serviços</w:t>
       </w:r>
     </w:p>
     <w:p>
@@ -18921,25 +15768,8 @@
         </w:rPr>
       </w:pPr>
       <w:r>
-        <w:rPr>
-          <w:b/>
-          <w:bCs/>
-          <w:sz w:val="24"/>
-          <w:szCs w:val="24"/>
-        </w:rPr>
-        <w:t>GET /api/v1/</w:t>
-      </w:r>
-      <w:proofErr w:type="spellStart"/>
-      <w:r>
-        <w:rPr>
-          <w:b/>
-          <w:bCs/>
-          <w:sz w:val="24"/>
-          <w:szCs w:val="24"/>
-        </w:rPr>
-        <w:t>servicos</w:t>
-      </w:r>
-      <w:proofErr w:type="spellEnd"/>
+        <w:t>GET /api/servicos</w:t>
+      </w:r>
     </w:p>
     <w:p>
       <w:pPr>
@@ -19066,25 +15896,8 @@
         </w:rPr>
       </w:pPr>
       <w:r>
-        <w:rPr>
-          <w:b/>
-          <w:bCs/>
-          <w:sz w:val="24"/>
-          <w:szCs w:val="24"/>
-        </w:rPr>
-        <w:t>POST /api/v1/</w:t>
-      </w:r>
-      <w:proofErr w:type="spellStart"/>
-      <w:r>
-        <w:rPr>
-          <w:b/>
-          <w:bCs/>
-          <w:sz w:val="24"/>
-          <w:szCs w:val="24"/>
-        </w:rPr>
-        <w:t>servicos</w:t>
-      </w:r>
-      <w:proofErr w:type="spellEnd"/>
+        <w:t>POST /api/servicos</w:t>
+      </w:r>
     </w:p>
     <w:p>
       <w:pPr>
@@ -19256,33 +16069,7 @@
         </w:rPr>
       </w:pPr>
       <w:r>
-        <w:rPr>
-          <w:b/>
-          <w:bCs/>
-          <w:sz w:val="24"/>
-          <w:szCs w:val="24"/>
-        </w:rPr>
-        <w:t>GET /api/v1/</w:t>
-      </w:r>
-      <w:proofErr w:type="spellStart"/>
-      <w:r>
-        <w:rPr>
-          <w:b/>
-          <w:bCs/>
-          <w:sz w:val="24"/>
-          <w:szCs w:val="24"/>
-        </w:rPr>
-        <w:t>servicos</w:t>
-      </w:r>
-      <w:proofErr w:type="spellEnd"/>
-      <w:r>
-        <w:rPr>
-          <w:b/>
-          <w:bCs/>
-          <w:sz w:val="24"/>
-          <w:szCs w:val="24"/>
-        </w:rPr>
-        <w:t>/{id}</w:t>
+        <w:t>GET /api/servicos/{id}</w:t>
       </w:r>
     </w:p>
     <w:p>
@@ -19312,33 +16099,7 @@
         </w:rPr>
       </w:pPr>
       <w:r>
-        <w:rPr>
-          <w:b/>
-          <w:bCs/>
-          <w:sz w:val="24"/>
-          <w:szCs w:val="24"/>
-        </w:rPr>
-        <w:t>PUT /api/v1/</w:t>
-      </w:r>
-      <w:proofErr w:type="spellStart"/>
-      <w:r>
-        <w:rPr>
-          <w:b/>
-          <w:bCs/>
-          <w:sz w:val="24"/>
-          <w:szCs w:val="24"/>
-        </w:rPr>
-        <w:t>servicos</w:t>
-      </w:r>
-      <w:proofErr w:type="spellEnd"/>
-      <w:r>
-        <w:rPr>
-          <w:b/>
-          <w:bCs/>
-          <w:sz w:val="24"/>
-          <w:szCs w:val="24"/>
-        </w:rPr>
-        <w:t>/{id}</w:t>
+        <w:t>PUT /api/servicos/{id}</w:t>
       </w:r>
     </w:p>
     <w:p>
@@ -19368,33 +16129,7 @@
         </w:rPr>
       </w:pPr>
       <w:r>
-        <w:rPr>
-          <w:b/>
-          <w:bCs/>
-          <w:sz w:val="24"/>
-          <w:szCs w:val="24"/>
-        </w:rPr>
-        <w:t>PATCH /api/v1/</w:t>
-      </w:r>
-      <w:proofErr w:type="spellStart"/>
-      <w:r>
-        <w:rPr>
-          <w:b/>
-          <w:bCs/>
-          <w:sz w:val="24"/>
-          <w:szCs w:val="24"/>
-        </w:rPr>
-        <w:t>servicos</w:t>
-      </w:r>
-      <w:proofErr w:type="spellEnd"/>
-      <w:r>
-        <w:rPr>
-          <w:b/>
-          <w:bCs/>
-          <w:sz w:val="24"/>
-          <w:szCs w:val="24"/>
-        </w:rPr>
-        <w:t>/{id}/status</w:t>
+        <w:t>PATCH /api/servicos/{id}/status</w:t>
       </w:r>
     </w:p>
     <w:p>
@@ -19407,110 +16142,46 @@
         </w:rPr>
       </w:pPr>
       <w:r>
-        <w:rPr>
-          <w:b/>
-          <w:bCs/>
-          <w:sz w:val="28"/>
-          <w:szCs w:val="28"/>
-        </w:rPr>
-        <w:t>4.5. Vínculo Serviço ↔ Recurso (N:N)</w:t>
-      </w:r>
-    </w:p>
-    <w:p>
-      <w:pPr>
-        <w:rPr>
-          <w:b/>
-          <w:bCs/>
-          <w:sz w:val="24"/>
-          <w:szCs w:val="24"/>
-        </w:rPr>
-      </w:pPr>
-      <w:r>
-        <w:rPr>
-          <w:b/>
-          <w:bCs/>
-          <w:sz w:val="24"/>
-          <w:szCs w:val="24"/>
-        </w:rPr>
-        <w:t>Existem algumas opções; vou sugerir a mais REST “limpa”.</w:t>
-      </w:r>
-    </w:p>
-    <w:p>
-      <w:pPr>
-        <w:rPr>
-          <w:b/>
-          <w:bCs/>
-          <w:sz w:val="24"/>
-          <w:szCs w:val="24"/>
-        </w:rPr>
-      </w:pPr>
-      <w:r>
-        <w:rPr>
-          <w:b/>
-          <w:bCs/>
-          <w:sz w:val="24"/>
-          <w:szCs w:val="24"/>
-        </w:rPr>
-        <w:t>Listar recursos que fazem um serviço</w:t>
-      </w:r>
-    </w:p>
-    <w:p>
-      <w:pPr>
-        <w:rPr>
-          <w:b/>
-          <w:bCs/>
-          <w:sz w:val="24"/>
-          <w:szCs w:val="24"/>
-        </w:rPr>
-      </w:pPr>
-      <w:r>
-        <w:rPr>
-          <w:b/>
-          <w:bCs/>
-          <w:sz w:val="24"/>
-          <w:szCs w:val="24"/>
-        </w:rPr>
-        <w:t>GET /api/v1/</w:t>
-      </w:r>
-      <w:proofErr w:type="spellStart"/>
-      <w:r>
-        <w:rPr>
-          <w:b/>
-          <w:bCs/>
-          <w:sz w:val="24"/>
-          <w:szCs w:val="24"/>
-        </w:rPr>
-        <w:t>servicos</w:t>
-      </w:r>
-      <w:proofErr w:type="spellEnd"/>
-      <w:r>
-        <w:rPr>
-          <w:b/>
-          <w:bCs/>
-          <w:sz w:val="24"/>
-          <w:szCs w:val="24"/>
-        </w:rPr>
-        <w:t>/{</w:t>
-      </w:r>
-      <w:proofErr w:type="spellStart"/>
-      <w:r>
-        <w:rPr>
-          <w:b/>
-          <w:bCs/>
-          <w:sz w:val="24"/>
-          <w:szCs w:val="24"/>
-        </w:rPr>
-        <w:t>servicoId</w:t>
-      </w:r>
-      <w:proofErr w:type="spellEnd"/>
-      <w:r>
-        <w:rPr>
-          <w:b/>
-          <w:bCs/>
-          <w:sz w:val="24"/>
-          <w:szCs w:val="24"/>
-        </w:rPr>
-        <w:t>}/recursos</w:t>
+        <w:t>4.4. Vínculo Serviço ↔ Profissional</w:t>
+      </w:r>
+    </w:p>
+    <w:p>
+      <w:pPr>
+        <w:rPr>
+          <w:b/>
+          <w:bCs/>
+          <w:sz w:val="24"/>
+          <w:szCs w:val="24"/>
+        </w:rPr>
+      </w:pPr>
+      <w:r>
+        <w:t>Permite definir quais profissionais podem executar cada serviço.</w:t>
+      </w:r>
+    </w:p>
+    <w:p>
+      <w:pPr>
+        <w:rPr>
+          <w:b/>
+          <w:bCs/>
+          <w:sz w:val="24"/>
+          <w:szCs w:val="24"/>
+        </w:rPr>
+      </w:pPr>
+      <w:r>
+        <w:t>Criar vínculo serviço-profissional</w:t>
+      </w:r>
+    </w:p>
+    <w:p>
+      <w:pPr>
+        <w:rPr>
+          <w:b/>
+          <w:bCs/>
+          <w:sz w:val="24"/>
+          <w:szCs w:val="24"/>
+        </w:rPr>
+      </w:pPr>
+      <w:r>
+        <w:t>POST /api/services/link</w:t>
       </w:r>
     </w:p>
     <w:p>
@@ -19527,13 +16198,7 @@
         </w:rPr>
       </w:pPr>
       <w:r>
-        <w:rPr>
-          <w:b/>
-          <w:bCs/>
-          <w:sz w:val="24"/>
-          <w:szCs w:val="24"/>
-        </w:rPr>
-        <w:t>Query</w:t>
+        <w:t>Body</w:t>
       </w:r>
     </w:p>
     <w:p>
@@ -19549,412 +16214,34 @@
           <w:szCs w:val="24"/>
         </w:rPr>
       </w:pPr>
-      <w:proofErr w:type="spellStart"/>
-      <w:r>
-        <w:rPr>
-          <w:b/>
-          <w:bCs/>
-          <w:sz w:val="24"/>
-          <w:szCs w:val="24"/>
-        </w:rPr>
-        <w:t>local_id</w:t>
-      </w:r>
-      <w:proofErr w:type="spellEnd"/>
-      <w:r>
-        <w:rPr>
-          <w:b/>
-          <w:bCs/>
-          <w:sz w:val="24"/>
-          <w:szCs w:val="24"/>
-        </w:rPr>
-        <w:t xml:space="preserve"> (opcional – útil se o mesmo serviço existe em várias filiais)</w:t>
-      </w:r>
-    </w:p>
-    <w:p>
-      <w:pPr>
-        <w:rPr>
-          <w:b/>
-          <w:bCs/>
-          <w:sz w:val="24"/>
-          <w:szCs w:val="24"/>
-        </w:rPr>
-      </w:pPr>
-      <w:r>
-        <w:rPr>
-          <w:b/>
-          <w:bCs/>
-          <w:sz w:val="24"/>
-          <w:szCs w:val="24"/>
-        </w:rPr>
-        <w:lastRenderedPageBreak/>
-        <w:t>Substituir lista de recursos de um serviço</w:t>
-      </w:r>
-    </w:p>
-    <w:p>
-      <w:pPr>
-        <w:rPr>
-          <w:b/>
-          <w:bCs/>
-          <w:sz w:val="24"/>
-          <w:szCs w:val="24"/>
-        </w:rPr>
-      </w:pPr>
-      <w:r>
-        <w:rPr>
-          <w:b/>
-          <w:bCs/>
-          <w:sz w:val="24"/>
-          <w:szCs w:val="24"/>
-        </w:rPr>
-        <w:t>PUT /api/v1/</w:t>
-      </w:r>
-      <w:proofErr w:type="spellStart"/>
-      <w:r>
-        <w:rPr>
-          <w:b/>
-          <w:bCs/>
-          <w:sz w:val="24"/>
-          <w:szCs w:val="24"/>
-        </w:rPr>
-        <w:t>servicos</w:t>
-      </w:r>
-      <w:proofErr w:type="spellEnd"/>
-      <w:r>
-        <w:rPr>
-          <w:b/>
-          <w:bCs/>
-          <w:sz w:val="24"/>
-          <w:szCs w:val="24"/>
-        </w:rPr>
-        <w:t>/{</w:t>
-      </w:r>
-      <w:proofErr w:type="spellStart"/>
-      <w:r>
-        <w:rPr>
-          <w:b/>
-          <w:bCs/>
-          <w:sz w:val="24"/>
-          <w:szCs w:val="24"/>
-        </w:rPr>
-        <w:t>servicoId</w:t>
-      </w:r>
-      <w:proofErr w:type="spellEnd"/>
-      <w:r>
-        <w:rPr>
-          <w:b/>
-          <w:bCs/>
-          <w:sz w:val="24"/>
-          <w:szCs w:val="24"/>
-        </w:rPr>
-        <w:t>}/recursos</w:t>
-      </w:r>
-    </w:p>
-    <w:p>
-      <w:pPr>
-        <w:numPr>
-          <w:ilvl w:val="0"/>
-          <w:numId w:val="102"/>
-        </w:numPr>
-        <w:rPr>
-          <w:b/>
-          <w:bCs/>
-          <w:sz w:val="24"/>
-          <w:szCs w:val="24"/>
-        </w:rPr>
-      </w:pPr>
-      <w:r>
-        <w:rPr>
-          <w:b/>
-          <w:bCs/>
-          <w:sz w:val="24"/>
-          <w:szCs w:val="24"/>
-        </w:rPr>
-        <w:t>Body</w:t>
-      </w:r>
-    </w:p>
-    <w:p>
-      <w:pPr>
-        <w:rPr>
-          <w:sz w:val="24"/>
-          <w:szCs w:val="24"/>
-        </w:rPr>
-      </w:pPr>
-      <w:r>
-        <w:rPr>
-          <w:sz w:val="24"/>
-          <w:szCs w:val="24"/>
-        </w:rPr>
-        <w:t>{</w:t>
-      </w:r>
-    </w:p>
-    <w:p>
-      <w:pPr>
-        <w:rPr>
-          <w:sz w:val="24"/>
-          <w:szCs w:val="24"/>
-        </w:rPr>
-      </w:pPr>
-      <w:r>
-        <w:rPr>
-          <w:sz w:val="24"/>
-          <w:szCs w:val="24"/>
-        </w:rPr>
-        <w:t xml:space="preserve">  "</w:t>
-      </w:r>
-      <w:proofErr w:type="spellStart"/>
-      <w:r>
-        <w:rPr>
-          <w:sz w:val="24"/>
-          <w:szCs w:val="24"/>
-        </w:rPr>
-        <w:t>recursos_ids</w:t>
-      </w:r>
-      <w:proofErr w:type="spellEnd"/>
-      <w:r>
-        <w:rPr>
-          <w:sz w:val="24"/>
-          <w:szCs w:val="24"/>
-        </w:rPr>
-        <w:t>": [1, 3, 5]</w:t>
-      </w:r>
-    </w:p>
-    <w:p>
-      <w:pPr>
-        <w:rPr>
-          <w:sz w:val="24"/>
-          <w:szCs w:val="24"/>
-        </w:rPr>
-      </w:pPr>
-      <w:r>
-        <w:rPr>
-          <w:sz w:val="24"/>
-          <w:szCs w:val="24"/>
-        </w:rPr>
-        <w:t>}</w:t>
-      </w:r>
-    </w:p>
-    <w:p>
-      <w:pPr>
-        <w:rPr>
-          <w:b/>
-          <w:bCs/>
-          <w:sz w:val="24"/>
-          <w:szCs w:val="24"/>
-        </w:rPr>
-      </w:pPr>
-      <w:r>
-        <w:rPr>
-          <w:b/>
-          <w:bCs/>
-          <w:sz w:val="24"/>
-          <w:szCs w:val="24"/>
-        </w:rPr>
-        <w:t>Adicionar um recurso a um serviço</w:t>
-      </w:r>
-    </w:p>
-    <w:p>
-      <w:pPr>
-        <w:rPr>
-          <w:sz w:val="24"/>
-          <w:szCs w:val="24"/>
-        </w:rPr>
-      </w:pPr>
-      <w:r>
-        <w:rPr>
-          <w:b/>
-          <w:bCs/>
-          <w:sz w:val="24"/>
-          <w:szCs w:val="24"/>
-        </w:rPr>
-        <w:t>POST /api/v1/</w:t>
-      </w:r>
-      <w:proofErr w:type="spellStart"/>
-      <w:r>
-        <w:rPr>
-          <w:b/>
-          <w:bCs/>
-          <w:sz w:val="24"/>
-          <w:szCs w:val="24"/>
-        </w:rPr>
-        <w:t>servicos</w:t>
-      </w:r>
-      <w:proofErr w:type="spellEnd"/>
-      <w:r>
-        <w:rPr>
-          <w:b/>
-          <w:bCs/>
-          <w:sz w:val="24"/>
-          <w:szCs w:val="24"/>
-        </w:rPr>
-        <w:t>/{</w:t>
-      </w:r>
-      <w:proofErr w:type="spellStart"/>
-      <w:r>
-        <w:rPr>
-          <w:b/>
-          <w:bCs/>
-          <w:sz w:val="24"/>
-          <w:szCs w:val="24"/>
-        </w:rPr>
-        <w:t>servicoId</w:t>
-      </w:r>
-      <w:proofErr w:type="spellEnd"/>
-      <w:r>
-        <w:rPr>
-          <w:b/>
-          <w:bCs/>
-          <w:sz w:val="24"/>
-          <w:szCs w:val="24"/>
-        </w:rPr>
-        <w:t>}/recursos</w:t>
-      </w:r>
-    </w:p>
-    <w:p>
-      <w:pPr>
-        <w:numPr>
-          <w:ilvl w:val="0"/>
-          <w:numId w:val="103"/>
-        </w:numPr>
-        <w:rPr>
-          <w:sz w:val="24"/>
-          <w:szCs w:val="24"/>
-        </w:rPr>
-      </w:pPr>
-      <w:r>
-        <w:rPr>
-          <w:b/>
-          <w:bCs/>
-          <w:sz w:val="24"/>
-          <w:szCs w:val="24"/>
-        </w:rPr>
-        <w:t>Body</w:t>
-      </w:r>
-    </w:p>
-    <w:p>
-      <w:pPr>
-        <w:rPr>
-          <w:sz w:val="24"/>
-          <w:szCs w:val="24"/>
-        </w:rPr>
-      </w:pPr>
-      <w:r>
-        <w:rPr>
-          <w:sz w:val="24"/>
-          <w:szCs w:val="24"/>
-        </w:rPr>
-        <w:t>{ "</w:t>
-      </w:r>
-      <w:proofErr w:type="spellStart"/>
-      <w:r>
-        <w:rPr>
-          <w:sz w:val="24"/>
-          <w:szCs w:val="24"/>
-        </w:rPr>
-        <w:t>recurso_id</w:t>
-      </w:r>
-      <w:proofErr w:type="spellEnd"/>
-      <w:r>
-        <w:rPr>
-          <w:sz w:val="24"/>
-          <w:szCs w:val="24"/>
-        </w:rPr>
-        <w:t>": 7 }</w:t>
-      </w:r>
-    </w:p>
-    <w:p>
-      <w:pPr>
-        <w:rPr>
-          <w:b/>
-          <w:bCs/>
-          <w:sz w:val="24"/>
-          <w:szCs w:val="24"/>
-        </w:rPr>
-      </w:pPr>
-      <w:r>
-        <w:rPr>
-          <w:b/>
-          <w:bCs/>
-          <w:sz w:val="24"/>
-          <w:szCs w:val="24"/>
-        </w:rPr>
-        <w:t>Remover vínculo serviço-recurso</w:t>
-      </w:r>
-    </w:p>
-    <w:p>
-      <w:pPr>
-        <w:rPr>
-          <w:sz w:val="24"/>
-          <w:szCs w:val="24"/>
-        </w:rPr>
-      </w:pPr>
-      <w:r>
-        <w:rPr>
-          <w:b/>
-          <w:bCs/>
-          <w:sz w:val="24"/>
-          <w:szCs w:val="24"/>
-        </w:rPr>
-        <w:t>DELETE /api/v1/</w:t>
-      </w:r>
-      <w:proofErr w:type="spellStart"/>
-      <w:r>
-        <w:rPr>
-          <w:b/>
-          <w:bCs/>
-          <w:sz w:val="24"/>
-          <w:szCs w:val="24"/>
-        </w:rPr>
-        <w:t>servicos</w:t>
-      </w:r>
-      <w:proofErr w:type="spellEnd"/>
-      <w:r>
-        <w:rPr>
-          <w:b/>
-          <w:bCs/>
-          <w:sz w:val="24"/>
-          <w:szCs w:val="24"/>
-        </w:rPr>
-        <w:t>/{</w:t>
-      </w:r>
-      <w:proofErr w:type="spellStart"/>
-      <w:r>
-        <w:rPr>
-          <w:b/>
-          <w:bCs/>
-          <w:sz w:val="24"/>
-          <w:szCs w:val="24"/>
-        </w:rPr>
-        <w:t>servicoId</w:t>
-      </w:r>
-      <w:proofErr w:type="spellEnd"/>
-      <w:r>
-        <w:rPr>
-          <w:b/>
-          <w:bCs/>
-          <w:sz w:val="24"/>
-          <w:szCs w:val="24"/>
-        </w:rPr>
-        <w:t>}/recursos/{</w:t>
-      </w:r>
-      <w:proofErr w:type="spellStart"/>
-      <w:r>
-        <w:rPr>
-          <w:b/>
-          <w:bCs/>
-          <w:sz w:val="24"/>
-          <w:szCs w:val="24"/>
-        </w:rPr>
-        <w:t>recursoId</w:t>
-      </w:r>
-      <w:proofErr w:type="spellEnd"/>
-      <w:r>
-        <w:rPr>
-          <w:b/>
-          <w:bCs/>
-          <w:sz w:val="24"/>
-          <w:szCs w:val="24"/>
-        </w:rPr>
-        <w:t>}</w:t>
+      <w:r>
+        <w:t>{ "service_id": 5, "professional_id": 7 }</w:t>
+      </w:r>
+    </w:p>
+    <w:p>
+      <w:pPr>
+        <w:rPr>
+          <w:b/>
+          <w:bCs/>
+          <w:sz w:val="24"/>
+          <w:szCs w:val="24"/>
+        </w:rPr>
+      </w:pPr>
+      <w:r>
+        <w:t>Remover vínculo serviço-profissional</w:t>
+      </w:r>
+    </w:p>
+    <w:p>
+      <w:pPr>
+        <w:rPr>
+          <w:b/>
+          <w:bCs/>
+          <w:sz w:val="24"/>
+          <w:szCs w:val="24"/>
+        </w:rPr>
+      </w:pPr>
+      <w:r>
+        <w:t>DELETE /api/services/{serviceId}/professionals/{professionalId}</w:t>
       </w:r>
     </w:p>
     <w:p>
@@ -19967,13 +16254,7 @@
         </w:rPr>
       </w:pPr>
       <w:r>
-        <w:rPr>
-          <w:b/>
-          <w:bCs/>
-          <w:sz w:val="28"/>
-          <w:szCs w:val="28"/>
-        </w:rPr>
-        <w:t>4.6. Clientes (sem login)</w:t>
+        <w:t>4.5. Clientes (sem login)</w:t>
       </w:r>
     </w:p>
     <w:p>
@@ -20003,13 +16284,7 @@
         </w:rPr>
       </w:pPr>
       <w:r>
-        <w:rPr>
-          <w:b/>
-          <w:bCs/>
-          <w:sz w:val="24"/>
-          <w:szCs w:val="24"/>
-        </w:rPr>
-        <w:t>GET /api/v1/clientes</w:t>
+        <w:t>GET /api/clientes</w:t>
       </w:r>
     </w:p>
     <w:p>
@@ -20160,13 +16435,7 @@
         </w:rPr>
       </w:pPr>
       <w:r>
-        <w:rPr>
-          <w:b/>
-          <w:bCs/>
-          <w:sz w:val="24"/>
-          <w:szCs w:val="24"/>
-        </w:rPr>
-        <w:t>POST /api/v1/clientes</w:t>
+        <w:t>POST /api/clientes</w:t>
       </w:r>
     </w:p>
     <w:p>
@@ -20341,14 +16610,7 @@
         </w:rPr>
       </w:pPr>
       <w:r>
-        <w:rPr>
-          <w:b/>
-          <w:bCs/>
-          <w:sz w:val="24"/>
-          <w:szCs w:val="24"/>
-        </w:rPr>
-        <w:lastRenderedPageBreak/>
-        <w:t>GET /api/v1/clientes/{id}</w:t>
+        <w:t>GET /api/clientes/{id}</w:t>
       </w:r>
     </w:p>
     <w:p>
@@ -20380,13 +16642,7 @@
         </w:rPr>
       </w:pPr>
       <w:r>
-        <w:rPr>
-          <w:b/>
-          <w:bCs/>
-          <w:sz w:val="24"/>
-          <w:szCs w:val="24"/>
-        </w:rPr>
-        <w:t>PUT /api/v1/clientes/{id}</w:t>
+        <w:t>PUT /api/clientes/{id}</w:t>
       </w:r>
     </w:p>
     <w:p>
@@ -20418,13 +16674,7 @@
         </w:rPr>
       </w:pPr>
       <w:r>
-        <w:rPr>
-          <w:b/>
-          <w:bCs/>
-          <w:sz w:val="24"/>
-          <w:szCs w:val="24"/>
-        </w:rPr>
-        <w:t>PATCH /api/v1/clientes/{id}/status</w:t>
+        <w:t>PATCH /api/clientes/{id}/status</w:t>
       </w:r>
     </w:p>
     <w:p>
@@ -20492,13 +16742,7 @@
         </w:rPr>
       </w:pPr>
       <w:r>
-        <w:rPr>
-          <w:b/>
-          <w:bCs/>
-          <w:sz w:val="24"/>
-          <w:szCs w:val="24"/>
-        </w:rPr>
-        <w:t>GET /api/v1/clientes/{id}/agendamentos</w:t>
+        <w:t>GET /api/clientes/{id}/agendamentos</w:t>
       </w:r>
     </w:p>
     <w:p>
@@ -20669,912 +16913,79 @@
         </w:rPr>
       </w:pPr>
       <w:r>
+        <w:t>5. Configuração de jornadas e indisponibilidades</w:t>
+      </w:r>
+    </w:p>
+    <w:p>
+      <w:pPr>
         <w:rPr>
           <w:b/>
           <w:bCs/>
           <w:sz w:val="28"/>
           <w:szCs w:val="28"/>
         </w:rPr>
-        <w:t>5. Configuração de horários e indisponibilidades</w:t>
-      </w:r>
-    </w:p>
-    <w:p>
-      <w:pPr>
-        <w:rPr>
-          <w:b/>
-          <w:bCs/>
-          <w:sz w:val="28"/>
-          <w:szCs w:val="28"/>
-        </w:rPr>
-      </w:pPr>
-      <w:r>
-        <w:rPr>
-          <w:b/>
-          <w:bCs/>
-          <w:sz w:val="28"/>
-          <w:szCs w:val="28"/>
-        </w:rPr>
-        <w:t>5.1. Horário de funcionamento por local</w:t>
-      </w:r>
-    </w:p>
-    <w:p>
-      <w:pPr>
-        <w:rPr>
-          <w:b/>
-          <w:bCs/>
-          <w:sz w:val="24"/>
-          <w:szCs w:val="24"/>
-        </w:rPr>
-      </w:pPr>
-      <w:r>
-        <w:rPr>
-          <w:b/>
-          <w:bCs/>
-          <w:sz w:val="24"/>
-          <w:szCs w:val="24"/>
-        </w:rPr>
-        <w:t>Listar horário de funcionamento de um local</w:t>
-      </w:r>
-    </w:p>
-    <w:p>
-      <w:pPr>
-        <w:rPr>
-          <w:sz w:val="24"/>
-          <w:szCs w:val="24"/>
-        </w:rPr>
-      </w:pPr>
-      <w:r>
-        <w:rPr>
-          <w:b/>
-          <w:bCs/>
-          <w:sz w:val="24"/>
-          <w:szCs w:val="24"/>
-        </w:rPr>
-        <w:t>GET /api/v1/locais/{</w:t>
-      </w:r>
-      <w:proofErr w:type="spellStart"/>
-      <w:r>
-        <w:rPr>
-          <w:b/>
-          <w:bCs/>
-          <w:sz w:val="24"/>
-          <w:szCs w:val="24"/>
-        </w:rPr>
-        <w:t>localId</w:t>
-      </w:r>
-      <w:proofErr w:type="spellEnd"/>
-      <w:r>
-        <w:rPr>
-          <w:b/>
-          <w:bCs/>
-          <w:sz w:val="24"/>
-          <w:szCs w:val="24"/>
-        </w:rPr>
-        <w:t>}/</w:t>
-      </w:r>
-      <w:proofErr w:type="spellStart"/>
-      <w:r>
-        <w:rPr>
-          <w:b/>
-          <w:bCs/>
-          <w:sz w:val="24"/>
-          <w:szCs w:val="24"/>
-        </w:rPr>
-        <w:t>horarios</w:t>
-      </w:r>
-      <w:proofErr w:type="spellEnd"/>
-      <w:r>
-        <w:rPr>
-          <w:b/>
-          <w:bCs/>
-          <w:sz w:val="24"/>
-          <w:szCs w:val="24"/>
-        </w:rPr>
-        <w:t>-funcionamento</w:t>
-      </w:r>
-    </w:p>
-    <w:p>
-      <w:pPr>
-        <w:numPr>
-          <w:ilvl w:val="0"/>
-          <w:numId w:val="108"/>
-        </w:numPr>
-        <w:rPr>
-          <w:sz w:val="24"/>
-          <w:szCs w:val="24"/>
-        </w:rPr>
-      </w:pPr>
-      <w:r>
-        <w:rPr>
-          <w:sz w:val="24"/>
-          <w:szCs w:val="24"/>
-        </w:rPr>
-        <w:t>Retorna lista:</w:t>
-      </w:r>
-    </w:p>
-    <w:p>
-      <w:pPr>
-        <w:rPr>
-          <w:sz w:val="24"/>
-          <w:szCs w:val="24"/>
-        </w:rPr>
-      </w:pPr>
-      <w:r>
-        <w:rPr>
-          <w:sz w:val="24"/>
-          <w:szCs w:val="24"/>
-        </w:rPr>
-        <w:t>[</w:t>
-      </w:r>
-    </w:p>
-    <w:p>
-      <w:pPr>
-        <w:rPr>
-          <w:sz w:val="24"/>
-          <w:szCs w:val="24"/>
-        </w:rPr>
-      </w:pPr>
-      <w:r>
-        <w:rPr>
-          <w:sz w:val="24"/>
-          <w:szCs w:val="24"/>
-        </w:rPr>
-        <w:t xml:space="preserve">  { "id": 1, "</w:t>
-      </w:r>
-      <w:proofErr w:type="spellStart"/>
-      <w:r>
-        <w:rPr>
-          <w:sz w:val="24"/>
-          <w:szCs w:val="24"/>
-        </w:rPr>
-        <w:t>dia_semana</w:t>
-      </w:r>
-      <w:proofErr w:type="spellEnd"/>
-      <w:r>
-        <w:rPr>
-          <w:sz w:val="24"/>
-          <w:szCs w:val="24"/>
-        </w:rPr>
-        <w:t>": 1, "</w:t>
-      </w:r>
-      <w:proofErr w:type="spellStart"/>
-      <w:r>
-        <w:rPr>
-          <w:sz w:val="24"/>
-          <w:szCs w:val="24"/>
-        </w:rPr>
-        <w:t>hora_inicio</w:t>
-      </w:r>
-      <w:proofErr w:type="spellEnd"/>
-      <w:r>
-        <w:rPr>
-          <w:sz w:val="24"/>
-          <w:szCs w:val="24"/>
-        </w:rPr>
-        <w:t>": "08:00", "</w:t>
-      </w:r>
-      <w:proofErr w:type="spellStart"/>
-      <w:r>
-        <w:rPr>
-          <w:sz w:val="24"/>
-          <w:szCs w:val="24"/>
-        </w:rPr>
-        <w:t>hora_fim</w:t>
-      </w:r>
-      <w:proofErr w:type="spellEnd"/>
-      <w:r>
-        <w:rPr>
-          <w:sz w:val="24"/>
-          <w:szCs w:val="24"/>
-        </w:rPr>
-        <w:t>": "18:00" },</w:t>
-      </w:r>
-    </w:p>
-    <w:p>
-      <w:pPr>
-        <w:rPr>
-          <w:sz w:val="24"/>
-          <w:szCs w:val="24"/>
-        </w:rPr>
-      </w:pPr>
-      <w:r>
-        <w:rPr>
-          <w:sz w:val="24"/>
-          <w:szCs w:val="24"/>
-        </w:rPr>
-        <w:t xml:space="preserve">  { "id": 2, "</w:t>
-      </w:r>
-      <w:proofErr w:type="spellStart"/>
-      <w:r>
-        <w:rPr>
-          <w:sz w:val="24"/>
-          <w:szCs w:val="24"/>
-        </w:rPr>
-        <w:t>dia_semana</w:t>
-      </w:r>
-      <w:proofErr w:type="spellEnd"/>
-      <w:r>
-        <w:rPr>
-          <w:sz w:val="24"/>
-          <w:szCs w:val="24"/>
-        </w:rPr>
-        <w:t>": 2, "</w:t>
-      </w:r>
-      <w:proofErr w:type="spellStart"/>
-      <w:r>
-        <w:rPr>
-          <w:sz w:val="24"/>
-          <w:szCs w:val="24"/>
-        </w:rPr>
-        <w:t>hora_inicio</w:t>
-      </w:r>
-      <w:proofErr w:type="spellEnd"/>
-      <w:r>
-        <w:rPr>
-          <w:sz w:val="24"/>
-          <w:szCs w:val="24"/>
-        </w:rPr>
-        <w:t>": "08:00", "</w:t>
-      </w:r>
-      <w:proofErr w:type="spellStart"/>
-      <w:r>
-        <w:rPr>
-          <w:sz w:val="24"/>
-          <w:szCs w:val="24"/>
-        </w:rPr>
-        <w:t>hora_fim</w:t>
-      </w:r>
-      <w:proofErr w:type="spellEnd"/>
-      <w:r>
-        <w:rPr>
-          <w:sz w:val="24"/>
-          <w:szCs w:val="24"/>
-        </w:rPr>
-        <w:t>": "18:00" }</w:t>
-      </w:r>
-    </w:p>
-    <w:p>
-      <w:pPr>
-        <w:rPr>
-          <w:sz w:val="24"/>
-          <w:szCs w:val="24"/>
-        </w:rPr>
-      </w:pPr>
-      <w:r>
-        <w:rPr>
-          <w:sz w:val="24"/>
-          <w:szCs w:val="24"/>
-        </w:rPr>
-        <w:t>]</w:t>
-      </w:r>
-    </w:p>
-    <w:p>
-      <w:pPr>
-        <w:rPr>
-          <w:b/>
-          <w:bCs/>
-          <w:sz w:val="24"/>
-          <w:szCs w:val="24"/>
-        </w:rPr>
-      </w:pPr>
-      <w:r>
-        <w:rPr>
-          <w:b/>
-          <w:bCs/>
-          <w:sz w:val="24"/>
-          <w:szCs w:val="24"/>
-        </w:rPr>
-        <w:t>Atualizar “tabela” inteira de horários (recomendado)</w:t>
-      </w:r>
-    </w:p>
-    <w:p>
-      <w:pPr>
-        <w:rPr>
-          <w:sz w:val="24"/>
-          <w:szCs w:val="24"/>
-        </w:rPr>
-      </w:pPr>
-      <w:r>
-        <w:rPr>
-          <w:b/>
-          <w:bCs/>
-          <w:sz w:val="24"/>
-          <w:szCs w:val="24"/>
-        </w:rPr>
-        <w:t>PUT /api/v1/locais/{</w:t>
-      </w:r>
-      <w:proofErr w:type="spellStart"/>
-      <w:r>
-        <w:rPr>
-          <w:b/>
-          <w:bCs/>
-          <w:sz w:val="24"/>
-          <w:szCs w:val="24"/>
-        </w:rPr>
-        <w:t>localId</w:t>
-      </w:r>
-      <w:proofErr w:type="spellEnd"/>
-      <w:r>
-        <w:rPr>
-          <w:b/>
-          <w:bCs/>
-          <w:sz w:val="24"/>
-          <w:szCs w:val="24"/>
-        </w:rPr>
-        <w:t>}/</w:t>
-      </w:r>
-      <w:proofErr w:type="spellStart"/>
-      <w:r>
-        <w:rPr>
-          <w:b/>
-          <w:bCs/>
-          <w:sz w:val="24"/>
-          <w:szCs w:val="24"/>
-        </w:rPr>
-        <w:t>horarios</w:t>
-      </w:r>
-      <w:proofErr w:type="spellEnd"/>
-      <w:r>
-        <w:rPr>
-          <w:b/>
-          <w:bCs/>
-          <w:sz w:val="24"/>
-          <w:szCs w:val="24"/>
-        </w:rPr>
-        <w:t>-funcionamento</w:t>
-      </w:r>
-    </w:p>
-    <w:p>
-      <w:pPr>
-        <w:numPr>
-          <w:ilvl w:val="0"/>
-          <w:numId w:val="109"/>
-        </w:numPr>
-        <w:rPr>
-          <w:sz w:val="24"/>
-          <w:szCs w:val="24"/>
-        </w:rPr>
-      </w:pPr>
-      <w:r>
-        <w:rPr>
-          <w:b/>
-          <w:bCs/>
-          <w:sz w:val="24"/>
-          <w:szCs w:val="24"/>
-        </w:rPr>
-        <w:t>Body</w:t>
-      </w:r>
-    </w:p>
-    <w:p>
-      <w:pPr>
-        <w:rPr>
-          <w:sz w:val="24"/>
-          <w:szCs w:val="24"/>
-        </w:rPr>
-      </w:pPr>
-      <w:r>
-        <w:rPr>
-          <w:sz w:val="24"/>
-          <w:szCs w:val="24"/>
-        </w:rPr>
-        <w:t>{</w:t>
-      </w:r>
-    </w:p>
-    <w:p>
-      <w:pPr>
-        <w:rPr>
-          <w:sz w:val="24"/>
-          <w:szCs w:val="24"/>
-        </w:rPr>
-      </w:pPr>
-      <w:r>
-        <w:rPr>
-          <w:sz w:val="24"/>
-          <w:szCs w:val="24"/>
-        </w:rPr>
-        <w:t xml:space="preserve">  "itens": [</w:t>
-      </w:r>
-    </w:p>
-    <w:p>
-      <w:pPr>
-        <w:rPr>
-          <w:sz w:val="24"/>
-          <w:szCs w:val="24"/>
-        </w:rPr>
-      </w:pPr>
-      <w:r>
-        <w:rPr>
-          <w:sz w:val="24"/>
-          <w:szCs w:val="24"/>
-        </w:rPr>
-        <w:lastRenderedPageBreak/>
-        <w:t xml:space="preserve">    { "</w:t>
-      </w:r>
-      <w:proofErr w:type="spellStart"/>
-      <w:r>
-        <w:rPr>
-          <w:sz w:val="24"/>
-          <w:szCs w:val="24"/>
-        </w:rPr>
-        <w:t>dia_semana</w:t>
-      </w:r>
-      <w:proofErr w:type="spellEnd"/>
-      <w:r>
-        <w:rPr>
-          <w:sz w:val="24"/>
-          <w:szCs w:val="24"/>
-        </w:rPr>
-        <w:t>": 1, "</w:t>
-      </w:r>
-      <w:proofErr w:type="spellStart"/>
-      <w:r>
-        <w:rPr>
-          <w:sz w:val="24"/>
-          <w:szCs w:val="24"/>
-        </w:rPr>
-        <w:t>hora_inicio</w:t>
-      </w:r>
-      <w:proofErr w:type="spellEnd"/>
-      <w:r>
-        <w:rPr>
-          <w:sz w:val="24"/>
-          <w:szCs w:val="24"/>
-        </w:rPr>
-        <w:t>": "08:00", "</w:t>
-      </w:r>
-      <w:proofErr w:type="spellStart"/>
-      <w:r>
-        <w:rPr>
-          <w:sz w:val="24"/>
-          <w:szCs w:val="24"/>
-        </w:rPr>
-        <w:t>hora_fim</w:t>
-      </w:r>
-      <w:proofErr w:type="spellEnd"/>
-      <w:r>
-        <w:rPr>
-          <w:sz w:val="24"/>
-          <w:szCs w:val="24"/>
-        </w:rPr>
-        <w:t>": "18:00" },</w:t>
-      </w:r>
-    </w:p>
-    <w:p>
-      <w:pPr>
-        <w:rPr>
-          <w:sz w:val="24"/>
-          <w:szCs w:val="24"/>
-        </w:rPr>
-      </w:pPr>
-      <w:r>
-        <w:rPr>
-          <w:sz w:val="24"/>
-          <w:szCs w:val="24"/>
-        </w:rPr>
-        <w:t xml:space="preserve">    { "</w:t>
-      </w:r>
-      <w:proofErr w:type="spellStart"/>
-      <w:r>
-        <w:rPr>
-          <w:sz w:val="24"/>
-          <w:szCs w:val="24"/>
-        </w:rPr>
-        <w:t>dia_semana</w:t>
-      </w:r>
-      <w:proofErr w:type="spellEnd"/>
-      <w:r>
-        <w:rPr>
-          <w:sz w:val="24"/>
-          <w:szCs w:val="24"/>
-        </w:rPr>
-        <w:t>": 2, "</w:t>
-      </w:r>
-      <w:proofErr w:type="spellStart"/>
-      <w:r>
-        <w:rPr>
-          <w:sz w:val="24"/>
-          <w:szCs w:val="24"/>
-        </w:rPr>
-        <w:t>hora_inicio</w:t>
-      </w:r>
-      <w:proofErr w:type="spellEnd"/>
-      <w:r>
-        <w:rPr>
-          <w:sz w:val="24"/>
-          <w:szCs w:val="24"/>
-        </w:rPr>
-        <w:t>": "08:00", "</w:t>
-      </w:r>
-      <w:proofErr w:type="spellStart"/>
-      <w:r>
-        <w:rPr>
-          <w:sz w:val="24"/>
-          <w:szCs w:val="24"/>
-        </w:rPr>
-        <w:t>hora_fim</w:t>
-      </w:r>
-      <w:proofErr w:type="spellEnd"/>
-      <w:r>
-        <w:rPr>
-          <w:sz w:val="24"/>
-          <w:szCs w:val="24"/>
-        </w:rPr>
-        <w:t>": "18:00" }</w:t>
-      </w:r>
-    </w:p>
-    <w:p>
-      <w:pPr>
-        <w:rPr>
-          <w:sz w:val="24"/>
-          <w:szCs w:val="24"/>
-        </w:rPr>
-      </w:pPr>
-      <w:r>
-        <w:rPr>
-          <w:sz w:val="24"/>
-          <w:szCs w:val="24"/>
-        </w:rPr>
-        <w:t xml:space="preserve">  ]</w:t>
-      </w:r>
-    </w:p>
-    <w:p>
-      <w:pPr>
-        <w:rPr>
-          <w:sz w:val="24"/>
-          <w:szCs w:val="24"/>
-        </w:rPr>
-      </w:pPr>
-      <w:r>
-        <w:rPr>
-          <w:sz w:val="24"/>
-          <w:szCs w:val="24"/>
-        </w:rPr>
-        <w:t>}</w:t>
-      </w:r>
-    </w:p>
-    <w:p>
-      <w:pPr>
-        <w:rPr>
-          <w:b/>
-          <w:bCs/>
-          <w:sz w:val="24"/>
-          <w:szCs w:val="24"/>
-        </w:rPr>
-      </w:pPr>
-      <w:r>
-        <w:rPr>
-          <w:b/>
-          <w:bCs/>
-          <w:sz w:val="24"/>
-          <w:szCs w:val="24"/>
-        </w:rPr>
-        <w:t>CRUD granular (se quiser)</w:t>
-      </w:r>
-    </w:p>
-    <w:p>
-      <w:pPr>
-        <w:numPr>
-          <w:ilvl w:val="0"/>
-          <w:numId w:val="110"/>
-        </w:numPr>
-        <w:rPr>
-          <w:sz w:val="24"/>
-          <w:szCs w:val="24"/>
-        </w:rPr>
-      </w:pPr>
-      <w:r>
-        <w:rPr>
-          <w:b/>
-          <w:bCs/>
-          <w:sz w:val="24"/>
-          <w:szCs w:val="24"/>
-        </w:rPr>
-        <w:t>POST</w:t>
-      </w:r>
-      <w:r>
-        <w:rPr>
-          <w:sz w:val="24"/>
-          <w:szCs w:val="24"/>
-        </w:rPr>
-        <w:t xml:space="preserve"> /api/v1/locais/{</w:t>
-      </w:r>
-      <w:proofErr w:type="spellStart"/>
-      <w:r>
-        <w:rPr>
-          <w:sz w:val="24"/>
-          <w:szCs w:val="24"/>
-        </w:rPr>
-        <w:t>localId</w:t>
-      </w:r>
-      <w:proofErr w:type="spellEnd"/>
-      <w:r>
-        <w:rPr>
-          <w:sz w:val="24"/>
-          <w:szCs w:val="24"/>
-        </w:rPr>
-        <w:t>}/</w:t>
-      </w:r>
-      <w:proofErr w:type="spellStart"/>
-      <w:r>
-        <w:rPr>
-          <w:sz w:val="24"/>
-          <w:szCs w:val="24"/>
-        </w:rPr>
-        <w:t>horarios</w:t>
-      </w:r>
-      <w:proofErr w:type="spellEnd"/>
-      <w:r>
-        <w:rPr>
-          <w:sz w:val="24"/>
-          <w:szCs w:val="24"/>
-        </w:rPr>
-        <w:t>-funcionamento – cria uma linha.</w:t>
-      </w:r>
-    </w:p>
-    <w:p>
-      <w:pPr>
-        <w:numPr>
-          <w:ilvl w:val="0"/>
-          <w:numId w:val="110"/>
-        </w:numPr>
-        <w:rPr>
-          <w:sz w:val="24"/>
-          <w:szCs w:val="24"/>
-        </w:rPr>
-      </w:pPr>
-      <w:r>
-        <w:rPr>
-          <w:b/>
-          <w:bCs/>
-          <w:sz w:val="24"/>
-          <w:szCs w:val="24"/>
-        </w:rPr>
-        <w:t>PUT</w:t>
-      </w:r>
-      <w:r>
-        <w:rPr>
-          <w:sz w:val="24"/>
-          <w:szCs w:val="24"/>
-        </w:rPr>
-        <w:t xml:space="preserve"> /api/v1/locais/{</w:t>
-      </w:r>
-      <w:proofErr w:type="spellStart"/>
-      <w:r>
-        <w:rPr>
-          <w:sz w:val="24"/>
-          <w:szCs w:val="24"/>
-        </w:rPr>
-        <w:t>localId</w:t>
-      </w:r>
-      <w:proofErr w:type="spellEnd"/>
-      <w:r>
-        <w:rPr>
-          <w:sz w:val="24"/>
-          <w:szCs w:val="24"/>
-        </w:rPr>
-        <w:t>}/</w:t>
-      </w:r>
-      <w:proofErr w:type="spellStart"/>
-      <w:r>
-        <w:rPr>
-          <w:sz w:val="24"/>
-          <w:szCs w:val="24"/>
-        </w:rPr>
-        <w:t>horarios</w:t>
-      </w:r>
-      <w:proofErr w:type="spellEnd"/>
-      <w:r>
-        <w:rPr>
-          <w:sz w:val="24"/>
-          <w:szCs w:val="24"/>
-        </w:rPr>
-        <w:t>-funcionamento/{id} – atualiza.</w:t>
-      </w:r>
-    </w:p>
-    <w:p>
-      <w:pPr>
-        <w:numPr>
-          <w:ilvl w:val="0"/>
-          <w:numId w:val="110"/>
-        </w:numPr>
-        <w:rPr>
-          <w:sz w:val="24"/>
-          <w:szCs w:val="24"/>
-        </w:rPr>
-      </w:pPr>
-      <w:r>
-        <w:rPr>
-          <w:b/>
-          <w:bCs/>
-          <w:sz w:val="24"/>
-          <w:szCs w:val="24"/>
-        </w:rPr>
-        <w:t>DELETE</w:t>
-      </w:r>
-      <w:r>
-        <w:rPr>
-          <w:sz w:val="24"/>
-          <w:szCs w:val="24"/>
-        </w:rPr>
-        <w:t xml:space="preserve"> /api/v1/locais/{</w:t>
-      </w:r>
-      <w:proofErr w:type="spellStart"/>
-      <w:r>
-        <w:rPr>
-          <w:sz w:val="24"/>
-          <w:szCs w:val="24"/>
-        </w:rPr>
-        <w:t>localId</w:t>
-      </w:r>
-      <w:proofErr w:type="spellEnd"/>
-      <w:r>
-        <w:rPr>
-          <w:sz w:val="24"/>
-          <w:szCs w:val="24"/>
-        </w:rPr>
-        <w:t>}/</w:t>
-      </w:r>
-      <w:proofErr w:type="spellStart"/>
-      <w:r>
-        <w:rPr>
-          <w:sz w:val="24"/>
-          <w:szCs w:val="24"/>
-        </w:rPr>
-        <w:t>horarios</w:t>
-      </w:r>
-      <w:proofErr w:type="spellEnd"/>
-      <w:r>
-        <w:rPr>
-          <w:sz w:val="24"/>
-          <w:szCs w:val="24"/>
-        </w:rPr>
-        <w:t>-funcionamento/{id} – remove.</w:t>
-      </w:r>
-    </w:p>
-    <w:p>
-      <w:pPr>
-        <w:rPr>
-          <w:b/>
-          <w:bCs/>
-          <w:sz w:val="28"/>
-          <w:szCs w:val="28"/>
-        </w:rPr>
-      </w:pPr>
-      <w:r>
-        <w:rPr>
-          <w:b/>
-          <w:bCs/>
-          <w:sz w:val="28"/>
-          <w:szCs w:val="28"/>
-        </w:rPr>
-        <w:t xml:space="preserve">5.2. Jornada por recurso </w:t>
-      </w:r>
-    </w:p>
-    <w:p>
-      <w:pPr>
-        <w:rPr>
-          <w:sz w:val="24"/>
-          <w:szCs w:val="24"/>
-        </w:rPr>
-      </w:pPr>
-      <w:r>
-        <w:rPr>
-          <w:sz w:val="24"/>
-          <w:szCs w:val="24"/>
-        </w:rPr>
-        <w:t>Se você implementar jornada específica do profissional/sala:</w:t>
-      </w:r>
-    </w:p>
-    <w:p>
-      <w:pPr>
-        <w:rPr>
-          <w:b/>
-          <w:bCs/>
-          <w:sz w:val="24"/>
-          <w:szCs w:val="24"/>
-        </w:rPr>
-      </w:pPr>
-      <w:r>
-        <w:rPr>
-          <w:b/>
-          <w:bCs/>
-          <w:sz w:val="24"/>
-          <w:szCs w:val="24"/>
-        </w:rPr>
-        <w:t>Listar jornadas de um recurso</w:t>
-      </w:r>
-    </w:p>
-    <w:p>
-      <w:pPr>
-        <w:rPr>
-          <w:sz w:val="24"/>
-          <w:szCs w:val="24"/>
-        </w:rPr>
-      </w:pPr>
-      <w:r>
-        <w:rPr>
-          <w:b/>
-          <w:bCs/>
-          <w:sz w:val="24"/>
-          <w:szCs w:val="24"/>
-        </w:rPr>
-        <w:t>GET /api/v1/recursos/{</w:t>
-      </w:r>
-      <w:proofErr w:type="spellStart"/>
-      <w:r>
-        <w:rPr>
-          <w:b/>
-          <w:bCs/>
-          <w:sz w:val="24"/>
-          <w:szCs w:val="24"/>
-        </w:rPr>
-        <w:t>recursoId</w:t>
-      </w:r>
-      <w:proofErr w:type="spellEnd"/>
-      <w:r>
-        <w:rPr>
-          <w:b/>
-          <w:bCs/>
-          <w:sz w:val="24"/>
-          <w:szCs w:val="24"/>
-        </w:rPr>
-        <w:t>}/jornadas</w:t>
-      </w:r>
-    </w:p>
-    <w:p>
-      <w:pPr>
-        <w:rPr>
-          <w:b/>
-          <w:bCs/>
-          <w:sz w:val="24"/>
-          <w:szCs w:val="24"/>
-        </w:rPr>
-      </w:pPr>
-      <w:r>
-        <w:rPr>
-          <w:b/>
-          <w:bCs/>
-          <w:sz w:val="24"/>
-          <w:szCs w:val="24"/>
-        </w:rPr>
-        <w:t>Criar jornada</w:t>
-      </w:r>
-    </w:p>
-    <w:p>
-      <w:pPr>
-        <w:rPr>
-          <w:sz w:val="24"/>
-          <w:szCs w:val="24"/>
-        </w:rPr>
-      </w:pPr>
-      <w:r>
-        <w:rPr>
-          <w:b/>
-          <w:bCs/>
-          <w:sz w:val="24"/>
-          <w:szCs w:val="24"/>
-        </w:rPr>
-        <w:t>POST /api/v1/recursos/{</w:t>
-      </w:r>
-      <w:proofErr w:type="spellStart"/>
-      <w:r>
-        <w:rPr>
-          <w:b/>
-          <w:bCs/>
-          <w:sz w:val="24"/>
-          <w:szCs w:val="24"/>
-        </w:rPr>
-        <w:t>recursoId</w:t>
-      </w:r>
-      <w:proofErr w:type="spellEnd"/>
-      <w:r>
-        <w:rPr>
-          <w:b/>
-          <w:bCs/>
-          <w:sz w:val="24"/>
-          <w:szCs w:val="24"/>
-        </w:rPr>
-        <w:t>}/jornadas</w:t>
+      </w:pPr>
+      <w:r>
+        <w:t>5.1. Jornada por profissional</w:t>
+      </w:r>
+    </w:p>
+    <w:p>
+      <w:pPr>
+        <w:rPr>
+          <w:sz w:val="24"/>
+          <w:szCs w:val="24"/>
+        </w:rPr>
+      </w:pPr>
+      <w:r>
+        <w:t>Define os horários em que um Provider atende em determinado local.</w:t>
+      </w:r>
+    </w:p>
+    <w:p>
+      <w:pPr>
+        <w:rPr>
+          <w:b/>
+          <w:bCs/>
+          <w:sz w:val="24"/>
+          <w:szCs w:val="24"/>
+        </w:rPr>
+      </w:pPr>
+      <w:r>
+        <w:t>Listar jornadas profissionais</w:t>
+      </w:r>
+    </w:p>
+    <w:p>
+      <w:pPr>
+        <w:rPr>
+          <w:sz w:val="24"/>
+          <w:szCs w:val="24"/>
+        </w:rPr>
+      </w:pPr>
+      <w:r>
+        <w:t>GET /api/professional-schedules</w:t>
+      </w:r>
+    </w:p>
+    <w:p>
+      <w:pPr>
+        <w:rPr>
+          <w:b/>
+          <w:bCs/>
+          <w:sz w:val="24"/>
+          <w:szCs w:val="24"/>
+        </w:rPr>
+      </w:pPr>
+      <w:r>
+        <w:t>Criar jornada profissional</w:t>
+      </w:r>
+    </w:p>
+    <w:p>
+      <w:pPr>
+        <w:rPr>
+          <w:sz w:val="24"/>
+          <w:szCs w:val="24"/>
+        </w:rPr>
+      </w:pPr>
+      <w:r>
+        <w:t>POST /api/professional-schedules</w:t>
       </w:r>
     </w:p>
     <w:p>
@@ -21589,12 +17000,6 @@
         </w:rPr>
       </w:pPr>
       <w:r>
-        <w:rPr>
-          <w:b/>
-          <w:bCs/>
-          <w:sz w:val="24"/>
-          <w:szCs w:val="24"/>
-        </w:rPr>
         <w:t>Body</w:t>
       </w:r>
     </w:p>
@@ -21606,10 +17011,6 @@
         </w:rPr>
       </w:pPr>
       <w:r>
-        <w:rPr>
-          <w:sz w:val="24"/>
-          <w:szCs w:val="24"/>
-        </w:rPr>
         <w:t>{</w:t>
       </w:r>
     </w:p>
@@ -21621,259 +17022,116 @@
         </w:rPr>
       </w:pPr>
       <w:r>
-        <w:rPr>
-          <w:sz w:val="24"/>
-          <w:szCs w:val="24"/>
-        </w:rPr>
-        <w:t xml:space="preserve">  "</w:t>
-      </w:r>
-      <w:proofErr w:type="spellStart"/>
-      <w:r>
-        <w:rPr>
-          <w:sz w:val="24"/>
-          <w:szCs w:val="24"/>
-        </w:rPr>
-        <w:t>dia_semana</w:t>
-      </w:r>
-      <w:proofErr w:type="spellEnd"/>
-      <w:r>
-        <w:rPr>
-          <w:sz w:val="24"/>
-          <w:szCs w:val="24"/>
-        </w:rPr>
-        <w:t>": 1,</w:t>
-      </w:r>
-    </w:p>
-    <w:p>
-      <w:pPr>
-        <w:rPr>
-          <w:sz w:val="24"/>
-          <w:szCs w:val="24"/>
-        </w:rPr>
-      </w:pPr>
-      <w:r>
-        <w:rPr>
-          <w:sz w:val="24"/>
-          <w:szCs w:val="24"/>
-        </w:rPr>
-        <w:t xml:space="preserve">  "</w:t>
-      </w:r>
-      <w:proofErr w:type="spellStart"/>
-      <w:r>
-        <w:rPr>
-          <w:sz w:val="24"/>
-          <w:szCs w:val="24"/>
-        </w:rPr>
-        <w:t>hora_inicio</w:t>
-      </w:r>
-      <w:proofErr w:type="spellEnd"/>
-      <w:r>
-        <w:rPr>
-          <w:sz w:val="24"/>
-          <w:szCs w:val="24"/>
-        </w:rPr>
-        <w:t>": "09:00",</w:t>
-      </w:r>
-    </w:p>
-    <w:p>
-      <w:pPr>
-        <w:rPr>
-          <w:sz w:val="24"/>
-          <w:szCs w:val="24"/>
-        </w:rPr>
-      </w:pPr>
-      <w:r>
-        <w:rPr>
-          <w:sz w:val="24"/>
-          <w:szCs w:val="24"/>
-        </w:rPr>
-        <w:t xml:space="preserve">  "</w:t>
-      </w:r>
-      <w:proofErr w:type="spellStart"/>
-      <w:r>
-        <w:rPr>
-          <w:sz w:val="24"/>
-          <w:szCs w:val="24"/>
-        </w:rPr>
-        <w:t>hora_fim</w:t>
-      </w:r>
-      <w:proofErr w:type="spellEnd"/>
-      <w:r>
-        <w:rPr>
-          <w:sz w:val="24"/>
-          <w:szCs w:val="24"/>
-        </w:rPr>
-        <w:t>": "17:00",</w:t>
-      </w:r>
-    </w:p>
-    <w:p>
-      <w:pPr>
-        <w:rPr>
-          <w:sz w:val="24"/>
-          <w:szCs w:val="24"/>
-        </w:rPr>
-      </w:pPr>
-      <w:r>
-        <w:rPr>
-          <w:sz w:val="24"/>
-          <w:szCs w:val="24"/>
-        </w:rPr>
-        <w:t xml:space="preserve">  "ativo": </w:t>
-      </w:r>
-      <w:proofErr w:type="spellStart"/>
-      <w:r>
-        <w:rPr>
-          <w:sz w:val="24"/>
-          <w:szCs w:val="24"/>
-        </w:rPr>
-        <w:t>true</w:t>
-      </w:r>
-      <w:proofErr w:type="spellEnd"/>
-    </w:p>
-    <w:p>
-      <w:pPr>
-        <w:rPr>
-          <w:sz w:val="24"/>
-          <w:szCs w:val="24"/>
-        </w:rPr>
-      </w:pPr>
-      <w:r>
-        <w:rPr>
-          <w:sz w:val="24"/>
-          <w:szCs w:val="24"/>
-        </w:rPr>
+        <w:t>"professional_id": 7,</w:t>
+      </w:r>
+    </w:p>
+    <w:p>
+      <w:pPr>
+        <w:rPr>
+          <w:sz w:val="24"/>
+          <w:szCs w:val="24"/>
+        </w:rPr>
+      </w:pPr>
+      <w:r>
+        <w:t>"location_id": 1,</w:t>
+      </w:r>
+    </w:p>
+    <w:p>
+      <w:pPr>
+        <w:rPr>
+          <w:sz w:val="24"/>
+          <w:szCs w:val="24"/>
+        </w:rPr>
+      </w:pPr>
+      <w:r>
+        <w:t>"day_of_week": 1,</w:t>
+      </w:r>
+    </w:p>
+    <w:p>
+      <w:pPr>
+        <w:rPr>
+          <w:sz w:val="24"/>
+          <w:szCs w:val="24"/>
+        </w:rPr>
+      </w:pPr>
+      <w:r>
+        <w:t>"start_time": "09:00",</w:t>
+      </w:r>
+    </w:p>
+    <w:p>
+      <w:pPr>
+        <w:rPr>
+          <w:sz w:val="24"/>
+          <w:szCs w:val="24"/>
+        </w:rPr>
+      </w:pPr>
+      <w:r>
+        <w:t>"end_time": "17:00"</w:t>
+      </w:r>
+    </w:p>
+    <w:p>
+      <w:pPr>
+        <w:rPr>
+          <w:b/>
+          <w:bCs/>
+          <w:sz w:val="24"/>
+          <w:szCs w:val="24"/>
+        </w:rPr>
+      </w:pPr>
+      <w:r>
         <w:t>}</w:t>
       </w:r>
     </w:p>
     <w:p>
       <w:pPr>
         <w:rPr>
-          <w:b/>
-          <w:bCs/>
-          <w:sz w:val="24"/>
-          <w:szCs w:val="24"/>
-        </w:rPr>
-      </w:pPr>
-      <w:r>
-        <w:rPr>
-          <w:b/>
-          <w:bCs/>
-          <w:sz w:val="24"/>
-          <w:szCs w:val="24"/>
-        </w:rPr>
+          <w:sz w:val="24"/>
+          <w:szCs w:val="24"/>
+        </w:rPr>
+      </w:pPr>
+      <w:r>
         <w:t>Atualizar jornada</w:t>
       </w:r>
     </w:p>
     <w:p>
       <w:pPr>
         <w:rPr>
-          <w:sz w:val="24"/>
-          <w:szCs w:val="24"/>
-        </w:rPr>
-      </w:pPr>
-      <w:r>
-        <w:rPr>
-          <w:b/>
-          <w:bCs/>
-          <w:sz w:val="24"/>
-          <w:szCs w:val="24"/>
-        </w:rPr>
-        <w:t>PUT /api/v1/recursos/{</w:t>
-      </w:r>
-      <w:proofErr w:type="spellStart"/>
-      <w:r>
-        <w:rPr>
-          <w:b/>
-          <w:bCs/>
-          <w:sz w:val="24"/>
-          <w:szCs w:val="24"/>
-        </w:rPr>
-        <w:t>recursoId</w:t>
-      </w:r>
-      <w:proofErr w:type="spellEnd"/>
-      <w:r>
-        <w:rPr>
-          <w:b/>
-          <w:bCs/>
-          <w:sz w:val="24"/>
-          <w:szCs w:val="24"/>
-        </w:rPr>
-        <w:t>}/jornadas/{id}</w:t>
-      </w:r>
-    </w:p>
-    <w:p>
-      <w:pPr>
-        <w:rPr>
-          <w:b/>
-          <w:bCs/>
-          <w:sz w:val="24"/>
-          <w:szCs w:val="24"/>
-        </w:rPr>
-      </w:pPr>
-      <w:r>
-        <w:rPr>
-          <w:b/>
-          <w:bCs/>
-          <w:sz w:val="24"/>
-          <w:szCs w:val="24"/>
-        </w:rPr>
-        <w:t>Deletar jornada</w:t>
-      </w:r>
-    </w:p>
-    <w:p>
-      <w:pPr>
-        <w:rPr>
-          <w:sz w:val="24"/>
-          <w:szCs w:val="24"/>
-        </w:rPr>
-      </w:pPr>
-      <w:r>
-        <w:rPr>
-          <w:b/>
-          <w:bCs/>
-          <w:sz w:val="24"/>
-          <w:szCs w:val="24"/>
-        </w:rPr>
-        <w:t>DELETE /api/v1/recursos/{</w:t>
-      </w:r>
-      <w:proofErr w:type="spellStart"/>
-      <w:r>
-        <w:rPr>
-          <w:b/>
-          <w:bCs/>
-          <w:sz w:val="24"/>
-          <w:szCs w:val="24"/>
-        </w:rPr>
-        <w:t>recursoId</w:t>
-      </w:r>
-      <w:proofErr w:type="spellEnd"/>
-      <w:r>
-        <w:rPr>
-          <w:b/>
-          <w:bCs/>
-          <w:sz w:val="24"/>
-          <w:szCs w:val="24"/>
-        </w:rPr>
-        <w:t>}/jornadas/{id}</w:t>
-      </w:r>
-    </w:p>
-    <w:p>
-      <w:pPr>
-        <w:rPr>
-          <w:b/>
-          <w:bCs/>
-          <w:sz w:val="24"/>
-          <w:szCs w:val="24"/>
-        </w:rPr>
-      </w:pPr>
-      <w:r>
-        <w:rPr>
-          <w:b/>
-          <w:bCs/>
-          <w:sz w:val="24"/>
-          <w:szCs w:val="24"/>
-        </w:rPr>
-        <w:t>5.3. Indisponibilidades (bloqueios)</w:t>
+          <w:b/>
+          <w:bCs/>
+          <w:sz w:val="24"/>
+          <w:szCs w:val="24"/>
+        </w:rPr>
+      </w:pPr>
+      <w:r>
+        <w:t>PUT /api/professional-schedules/{id}</w:t>
+      </w:r>
+    </w:p>
+    <w:p>
+      <w:pPr>
+        <w:rPr>
+          <w:sz w:val="24"/>
+          <w:szCs w:val="24"/>
+        </w:rPr>
+      </w:pPr>
+      <w:r>
+        <w:t>Remover jornada</w:t>
+        <w:br/>
+      </w:r>
+      <w:r>
+        <w:t>DELETE /api/professional-schedules/{id}</w:t>
+      </w:r>
+    </w:p>
+    <w:p>
+      <w:pPr>
+        <w:rPr>
+          <w:b/>
+          <w:bCs/>
+          <w:sz w:val="24"/>
+          <w:szCs w:val="24"/>
+        </w:rPr>
+      </w:pPr>
+      <w:r>
+        <w:t>5.2. Indisponibilidades (bloqueios)</w:t>
       </w:r>
     </w:p>
     <w:p>
@@ -21903,13 +17161,7 @@
         </w:rPr>
       </w:pPr>
       <w:r>
-        <w:rPr>
-          <w:b/>
-          <w:bCs/>
-          <w:sz w:val="24"/>
-          <w:szCs w:val="24"/>
-        </w:rPr>
-        <w:t>GET /api/v1/indisponibilidades</w:t>
+        <w:t>GET /api/indisponibilidades</w:t>
       </w:r>
     </w:p>
     <w:p>
@@ -21973,21 +17225,8 @@
           <w:szCs w:val="24"/>
         </w:rPr>
       </w:pPr>
-      <w:proofErr w:type="spellStart"/>
-      <w:r>
-        <w:rPr>
-          <w:sz w:val="24"/>
-          <w:szCs w:val="24"/>
-        </w:rPr>
-        <w:t>recurso_id</w:t>
-      </w:r>
-      <w:proofErr w:type="spellEnd"/>
-      <w:r>
-        <w:rPr>
-          <w:sz w:val="24"/>
-          <w:szCs w:val="24"/>
-        </w:rPr>
-        <w:t xml:space="preserve"> (opcional)</w:t>
+      <w:r>
+        <w:t>professional_id (opcional)</w:t>
       </w:r>
     </w:p>
     <w:p>
@@ -22161,13 +17400,7 @@
         </w:rPr>
       </w:pPr>
       <w:r>
-        <w:rPr>
-          <w:b/>
-          <w:bCs/>
-          <w:sz w:val="24"/>
-          <w:szCs w:val="24"/>
-        </w:rPr>
-        <w:t>POST /api/v1/indisponibilidades</w:t>
+        <w:t>POST /api/indisponibilidades</w:t>
       </w:r>
     </w:p>
     <w:p>
@@ -22245,6 +17478,17 @@
         </w:rPr>
       </w:pPr>
       <w:r>
+        <w:t>"professional_id": null,</w:t>
+      </w:r>
+    </w:p>
+    <w:p>
+      <w:pPr>
+        <w:rPr>
+          <w:sz w:val="24"/>
+          <w:szCs w:val="24"/>
+        </w:rPr>
+      </w:pPr>
+      <w:r>
         <w:rPr>
           <w:sz w:val="24"/>
           <w:szCs w:val="24"/>
@@ -22257,7 +17501,7 @@
           <w:sz w:val="24"/>
           <w:szCs w:val="24"/>
         </w:rPr>
-        <w:t>recurso_id</w:t>
+        <w:t>data_hora_inicio</w:t>
       </w:r>
       <w:proofErr w:type="spellEnd"/>
       <w:r>
@@ -22265,7 +17509,22 @@
           <w:sz w:val="24"/>
           <w:szCs w:val="24"/>
         </w:rPr>
-        <w:t xml:space="preserve">": </w:t>
+        <w:t>": "2025-12-20T08:00:00",</w:t>
+      </w:r>
+    </w:p>
+    <w:p>
+      <w:pPr>
+        <w:rPr>
+          <w:sz w:val="24"/>
+          <w:szCs w:val="24"/>
+        </w:rPr>
+      </w:pPr>
+      <w:r>
+        <w:rPr>
+          <w:sz w:val="24"/>
+          <w:szCs w:val="24"/>
+        </w:rPr>
+        <w:t xml:space="preserve">  "</w:t>
       </w:r>
       <w:proofErr w:type="spellStart"/>
       <w:r>
@@ -22273,7 +17532,7 @@
           <w:sz w:val="24"/>
           <w:szCs w:val="24"/>
         </w:rPr>
-        <w:t>null</w:t>
+        <w:t>data_hora_fim</w:t>
       </w:r>
       <w:proofErr w:type="spellEnd"/>
       <w:r>
@@ -22281,68 +17540,6 @@
           <w:sz w:val="24"/>
           <w:szCs w:val="24"/>
         </w:rPr>
-        <w:t>,</w:t>
-      </w:r>
-    </w:p>
-    <w:p>
-      <w:pPr>
-        <w:rPr>
-          <w:sz w:val="24"/>
-          <w:szCs w:val="24"/>
-        </w:rPr>
-      </w:pPr>
-      <w:r>
-        <w:rPr>
-          <w:sz w:val="24"/>
-          <w:szCs w:val="24"/>
-        </w:rPr>
-        <w:t xml:space="preserve">  "</w:t>
-      </w:r>
-      <w:proofErr w:type="spellStart"/>
-      <w:r>
-        <w:rPr>
-          <w:sz w:val="24"/>
-          <w:szCs w:val="24"/>
-        </w:rPr>
-        <w:t>data_hora_inicio</w:t>
-      </w:r>
-      <w:proofErr w:type="spellEnd"/>
-      <w:r>
-        <w:rPr>
-          <w:sz w:val="24"/>
-          <w:szCs w:val="24"/>
-        </w:rPr>
-        <w:t>": "2025-12-20T08:00:00",</w:t>
-      </w:r>
-    </w:p>
-    <w:p>
-      <w:pPr>
-        <w:rPr>
-          <w:sz w:val="24"/>
-          <w:szCs w:val="24"/>
-        </w:rPr>
-      </w:pPr>
-      <w:r>
-        <w:rPr>
-          <w:sz w:val="24"/>
-          <w:szCs w:val="24"/>
-        </w:rPr>
-        <w:t xml:space="preserve">  "</w:t>
-      </w:r>
-      <w:proofErr w:type="spellStart"/>
-      <w:r>
-        <w:rPr>
-          <w:sz w:val="24"/>
-          <w:szCs w:val="24"/>
-        </w:rPr>
-        <w:t>data_hora_fim</w:t>
-      </w:r>
-      <w:proofErr w:type="spellEnd"/>
-      <w:r>
-        <w:rPr>
-          <w:sz w:val="24"/>
-          <w:szCs w:val="24"/>
-        </w:rPr>
         <w:t>": "2025-12-20T18:00:00",</w:t>
       </w:r>
     </w:p>
@@ -22418,13 +17615,7 @@
         </w:rPr>
       </w:pPr>
       <w:r>
-        <w:rPr>
-          <w:b/>
-          <w:bCs/>
-          <w:sz w:val="24"/>
-          <w:szCs w:val="24"/>
-        </w:rPr>
-        <w:t>GET /api/v1/indisponibilidades/{id}</w:t>
+        <w:t>GET /api/indisponibilidades/{id}</w:t>
       </w:r>
     </w:p>
     <w:p>
@@ -22454,13 +17645,7 @@
         </w:rPr>
       </w:pPr>
       <w:r>
-        <w:rPr>
-          <w:b/>
-          <w:bCs/>
-          <w:sz w:val="24"/>
-          <w:szCs w:val="24"/>
-        </w:rPr>
-        <w:t>PUT /api/v1/indisponibilidades/{id}</w:t>
+        <w:t>PUT /api/indisponibilidades/{id}</w:t>
       </w:r>
     </w:p>
     <w:p>
@@ -22490,13 +17675,7 @@
         </w:rPr>
       </w:pPr>
       <w:r>
-        <w:rPr>
-          <w:b/>
-          <w:bCs/>
-          <w:sz w:val="24"/>
-          <w:szCs w:val="24"/>
-        </w:rPr>
-        <w:t>DELETE /api/v1/indisponibilidades/{id}</w:t>
+        <w:t>DELETE /api/indisponibilidades/{id}</w:t>
       </w:r>
     </w:p>
     <w:p>
@@ -22564,13 +17743,7 @@
         </w:rPr>
       </w:pPr>
       <w:r>
-        <w:rPr>
-          <w:b/>
-          <w:bCs/>
-          <w:sz w:val="24"/>
-          <w:szCs w:val="24"/>
-        </w:rPr>
-        <w:t>GET /api/v1/agendamentos</w:t>
+        <w:t>GET /api/agendamentos</w:t>
       </w:r>
     </w:p>
     <w:p>
@@ -22664,15 +17837,9 @@
           <w:szCs w:val="24"/>
         </w:rPr>
       </w:pPr>
-      <w:proofErr w:type="spellStart"/>
-      <w:r>
-        <w:rPr>
-          <w:sz w:val="24"/>
-          <w:szCs w:val="24"/>
-        </w:rPr>
-        <w:t>recurso_id</w:t>
-      </w:r>
-      <w:proofErr w:type="spellEnd"/>
+      <w:r>
+        <w:t>professional_id</w:t>
+      </w:r>
     </w:p>
     <w:p>
       <w:pPr>
@@ -22898,13 +18065,7 @@
         </w:rPr>
       </w:pPr>
       <w:r>
-        <w:rPr>
-          <w:b/>
-          <w:bCs/>
-          <w:sz w:val="24"/>
-          <w:szCs w:val="24"/>
-        </w:rPr>
-        <w:t>POST /api/v1/agendamentos</w:t>
+        <w:t>POST /api/agendamentos</w:t>
       </w:r>
     </w:p>
     <w:p>
@@ -22919,13 +18080,7 @@
         </w:rPr>
       </w:pPr>
       <w:r>
-        <w:rPr>
-          <w:b/>
-          <w:bCs/>
-          <w:sz w:val="24"/>
-          <w:szCs w:val="24"/>
-        </w:rPr>
-        <w:t>Body (modelo com N recursos)</w:t>
+        <w:t>Body</w:t>
       </w:r>
     </w:p>
     <w:p>
@@ -23106,27 +18261,7 @@
         </w:rPr>
       </w:pPr>
       <w:r>
-        <w:rPr>
-          <w:sz w:val="24"/>
-          <w:szCs w:val="24"/>
-        </w:rPr>
-        <w:t xml:space="preserve">  "</w:t>
-      </w:r>
-      <w:proofErr w:type="spellStart"/>
-      <w:r>
-        <w:rPr>
-          <w:sz w:val="24"/>
-          <w:szCs w:val="24"/>
-        </w:rPr>
-        <w:t>recursos_ids</w:t>
-      </w:r>
-      <w:proofErr w:type="spellEnd"/>
-      <w:r>
-        <w:rPr>
-          <w:sz w:val="24"/>
-          <w:szCs w:val="24"/>
-        </w:rPr>
-        <w:t>": [3],                         // profissional, e se quiser sala: [3, 8]</w:t>
+        <w:t>"professional_id": 3,</w:t>
       </w:r>
     </w:p>
     <w:p>
@@ -23331,11 +18466,7 @@
         </w:rPr>
       </w:pPr>
       <w:r>
-        <w:rPr>
-          <w:sz w:val="24"/>
-          <w:szCs w:val="24"/>
-        </w:rPr>
-        <w:t>Checa jornada/indisponibilidade de recurso(s);</w:t>
+        <w:t>Checa jornada/indisponibilidade do profissional;</w:t>
       </w:r>
     </w:p>
     <w:p>
@@ -23350,92 +18481,7 @@
         </w:rPr>
       </w:pPr>
       <w:r>
-        <w:rPr>
-          <w:sz w:val="24"/>
-          <w:szCs w:val="24"/>
-        </w:rPr>
-        <w:lastRenderedPageBreak/>
-        <w:t>Checa conflito de horário (</w:t>
-      </w:r>
-      <w:proofErr w:type="spellStart"/>
-      <w:r>
-        <w:rPr>
-          <w:sz w:val="24"/>
-          <w:szCs w:val="24"/>
-        </w:rPr>
-        <w:t>NovoInício</w:t>
-      </w:r>
-      <w:proofErr w:type="spellEnd"/>
-      <w:r>
-        <w:rPr>
-          <w:sz w:val="24"/>
-          <w:szCs w:val="24"/>
-        </w:rPr>
-        <w:t xml:space="preserve"> &lt; </w:t>
-      </w:r>
-      <w:proofErr w:type="spellStart"/>
-      <w:r>
-        <w:rPr>
-          <w:sz w:val="24"/>
-          <w:szCs w:val="24"/>
-        </w:rPr>
-        <w:t>FimExistente</w:t>
-      </w:r>
-      <w:proofErr w:type="spellEnd"/>
-      <w:r>
-        <w:rPr>
-          <w:sz w:val="24"/>
-          <w:szCs w:val="24"/>
-        </w:rPr>
-        <w:t xml:space="preserve"> e </w:t>
-      </w:r>
-      <w:proofErr w:type="spellStart"/>
-      <w:r>
-        <w:rPr>
-          <w:sz w:val="24"/>
-          <w:szCs w:val="24"/>
-        </w:rPr>
-        <w:t>NovoFim</w:t>
-      </w:r>
-      <w:proofErr w:type="spellEnd"/>
-      <w:r>
-        <w:rPr>
-          <w:sz w:val="24"/>
-          <w:szCs w:val="24"/>
-        </w:rPr>
-        <w:t xml:space="preserve"> &gt; </w:t>
-      </w:r>
-      <w:proofErr w:type="spellStart"/>
-      <w:r>
-        <w:rPr>
-          <w:sz w:val="24"/>
-          <w:szCs w:val="24"/>
-        </w:rPr>
-        <w:t>InícioExistente</w:t>
-      </w:r>
-      <w:proofErr w:type="spellEnd"/>
-      <w:r>
-        <w:rPr>
-          <w:sz w:val="24"/>
-          <w:szCs w:val="24"/>
-        </w:rPr>
-        <w:t xml:space="preserve">) para todos os </w:t>
-      </w:r>
-      <w:proofErr w:type="spellStart"/>
-      <w:r>
-        <w:rPr>
-          <w:sz w:val="24"/>
-          <w:szCs w:val="24"/>
-        </w:rPr>
-        <w:t>recursos_ids</w:t>
-      </w:r>
-      <w:proofErr w:type="spellEnd"/>
-      <w:r>
-        <w:rPr>
-          <w:sz w:val="24"/>
-          <w:szCs w:val="24"/>
-        </w:rPr>
-        <w:t>.</w:t>
+        <w:t>Checa conflito de horário (NovoInício &lt; FimExistente e NovoFim &gt; InícioExistente) para o profissional.</w:t>
       </w:r>
     </w:p>
     <w:p>
@@ -23500,13 +18546,7 @@
         </w:rPr>
       </w:pPr>
       <w:r>
-        <w:rPr>
-          <w:b/>
-          <w:bCs/>
-          <w:sz w:val="24"/>
-          <w:szCs w:val="24"/>
-        </w:rPr>
-        <w:t>GET /api/v1/agendamentos/{id}</w:t>
+        <w:t>GET /api/agendamentos/{id}</w:t>
       </w:r>
     </w:p>
     <w:p>
@@ -23706,41 +18746,7 @@
         </w:rPr>
       </w:pPr>
       <w:r>
-        <w:rPr>
-          <w:sz w:val="24"/>
-          <w:szCs w:val="24"/>
-        </w:rPr>
-        <w:t xml:space="preserve">  "recursos": [</w:t>
-      </w:r>
-    </w:p>
-    <w:p>
-      <w:pPr>
-        <w:rPr>
-          <w:sz w:val="24"/>
-          <w:szCs w:val="24"/>
-        </w:rPr>
-      </w:pPr>
-      <w:r>
-        <w:rPr>
-          <w:sz w:val="24"/>
-          <w:szCs w:val="24"/>
-        </w:rPr>
-        <w:t xml:space="preserve">    { "id": 3, "nome": "Dr. João", "tipo": "PROFISSIONAL" }</w:t>
-      </w:r>
-    </w:p>
-    <w:p>
-      <w:pPr>
-        <w:rPr>
-          <w:sz w:val="24"/>
-          <w:szCs w:val="24"/>
-        </w:rPr>
-      </w:pPr>
-      <w:r>
-        <w:rPr>
-          <w:sz w:val="24"/>
-          <w:szCs w:val="24"/>
-        </w:rPr>
-        <w:t xml:space="preserve">  ],</w:t>
+        <w:t>"profissional": { "id": 3, "nome": "Dr. João" },</w:t>
       </w:r>
     </w:p>
     <w:p>
@@ -23847,13 +18853,7 @@
         </w:rPr>
       </w:pPr>
       <w:r>
-        <w:rPr>
-          <w:b/>
-          <w:bCs/>
-          <w:sz w:val="24"/>
-          <w:szCs w:val="24"/>
-        </w:rPr>
-        <w:t>PUT /api/v1/agendamentos/{id}</w:t>
+        <w:t>PUT /api/agendamentos/{id}</w:t>
       </w:r>
     </w:p>
     <w:p>
@@ -23996,13 +18996,7 @@
         </w:rPr>
       </w:pPr>
       <w:r>
-        <w:rPr>
-          <w:b/>
-          <w:bCs/>
-          <w:sz w:val="24"/>
-          <w:szCs w:val="24"/>
-        </w:rPr>
-        <w:t>PATCH /api/v1/agendamentos/{id}</w:t>
+        <w:t>PATCH /api/agendamentos/{id}</w:t>
       </w:r>
     </w:p>
     <w:p>
@@ -24153,13 +19147,7 @@
         </w:rPr>
       </w:pPr>
       <w:r>
-        <w:rPr>
-          <w:b/>
-          <w:bCs/>
-          <w:sz w:val="24"/>
-          <w:szCs w:val="24"/>
-        </w:rPr>
-        <w:t>Trocar recurso:</w:t>
+        <w:t>Trocar profissional:</w:t>
       </w:r>
     </w:p>
     <w:p>
@@ -24185,27 +19173,7 @@
         </w:rPr>
       </w:pPr>
       <w:r>
-        <w:rPr>
-          <w:sz w:val="24"/>
-          <w:szCs w:val="24"/>
-        </w:rPr>
-        <w:t xml:space="preserve">  "</w:t>
-      </w:r>
-      <w:proofErr w:type="spellStart"/>
-      <w:r>
-        <w:rPr>
-          <w:sz w:val="24"/>
-          <w:szCs w:val="24"/>
-        </w:rPr>
-        <w:t>recursos_ids</w:t>
-      </w:r>
-      <w:proofErr w:type="spellEnd"/>
-      <w:r>
-        <w:rPr>
-          <w:sz w:val="24"/>
-          <w:szCs w:val="24"/>
-        </w:rPr>
-        <w:t>": [9]</w:t>
+        <w:t>"professional_id": 9</w:t>
       </w:r>
     </w:p>
     <w:p>
@@ -24265,13 +19233,7 @@
         </w:rPr>
       </w:pPr>
       <w:r>
-        <w:rPr>
-          <w:b/>
-          <w:bCs/>
-          <w:sz w:val="24"/>
-          <w:szCs w:val="24"/>
-        </w:rPr>
-        <w:t>PATCH /api/v1/agendamentos/{id}/status</w:t>
+        <w:t>PATCH /api/agendamentos/{id}/status</w:t>
       </w:r>
     </w:p>
     <w:p>
@@ -24680,42 +19642,19 @@
         </w:rPr>
       </w:pPr>
       <w:r>
-        <w:rPr>
-          <w:b/>
-          <w:bCs/>
-          <w:sz w:val="24"/>
-          <w:szCs w:val="24"/>
-        </w:rPr>
-        <w:t>Agenda diária por local e recurso(s)</w:t>
-      </w:r>
-    </w:p>
-    <w:p>
-      <w:pPr>
-        <w:rPr>
-          <w:sz w:val="24"/>
-          <w:szCs w:val="24"/>
-        </w:rPr>
-      </w:pPr>
-      <w:r>
-        <w:rPr>
-          <w:b/>
-          <w:bCs/>
-          <w:sz w:val="24"/>
-          <w:szCs w:val="24"/>
-        </w:rPr>
-        <w:t>GET /api/v1/agenda/</w:t>
-      </w:r>
-      <w:proofErr w:type="spellStart"/>
-      <w:r>
-        <w:rPr>
-          <w:b/>
-          <w:bCs/>
-          <w:sz w:val="24"/>
-          <w:szCs w:val="24"/>
-        </w:rPr>
-        <w:t>diaria</w:t>
-      </w:r>
-      <w:proofErr w:type="spellEnd"/>
+        <w:t>Agenda diária por local e profissional</w:t>
+      </w:r>
+    </w:p>
+    <w:p>
+      <w:pPr>
+        <w:rPr>
+          <w:sz w:val="24"/>
+          <w:szCs w:val="24"/>
+        </w:rPr>
+      </w:pPr>
+      <w:r>
+        <w:t>GET /api/agenda/diaria</w:t>
+      </w:r>
     </w:p>
     <w:p>
       <w:pPr>
@@ -24796,21 +19735,8 @@
           <w:szCs w:val="24"/>
         </w:rPr>
       </w:pPr>
-      <w:proofErr w:type="spellStart"/>
-      <w:r>
-        <w:rPr>
-          <w:sz w:val="24"/>
-          <w:szCs w:val="24"/>
-        </w:rPr>
-        <w:t>recurso_id</w:t>
-      </w:r>
-      <w:proofErr w:type="spellEnd"/>
-      <w:r>
-        <w:rPr>
-          <w:sz w:val="24"/>
-          <w:szCs w:val="24"/>
-        </w:rPr>
-        <w:t xml:space="preserve"> (opcional; se ausente, traz todos os recursos daquele local visíveis ao usuário)</w:t>
+      <w:r>
+        <w:t>professional_id (opcional; se ausente, traz todos os profissionais daquele local visíveis ao usuário)</w:t>
       </w:r>
     </w:p>
     <w:p>
@@ -24843,53 +19769,8 @@
           <w:szCs w:val="24"/>
         </w:rPr>
       </w:pPr>
-      <w:proofErr w:type="spellStart"/>
-      <w:r>
-        <w:rPr>
-          <w:sz w:val="24"/>
-          <w:szCs w:val="24"/>
-        </w:rPr>
-        <w:t>incluir_recursos_sem_agendamentos</w:t>
-      </w:r>
-      <w:proofErr w:type="spellEnd"/>
-      <w:r>
-        <w:rPr>
-          <w:sz w:val="24"/>
-          <w:szCs w:val="24"/>
-        </w:rPr>
-        <w:t xml:space="preserve"> (</w:t>
-      </w:r>
-      <w:proofErr w:type="spellStart"/>
-      <w:r>
-        <w:rPr>
-          <w:sz w:val="24"/>
-          <w:szCs w:val="24"/>
-        </w:rPr>
-        <w:t>bool</w:t>
-      </w:r>
-      <w:proofErr w:type="spellEnd"/>
-      <w:r>
-        <w:rPr>
-          <w:sz w:val="24"/>
-          <w:szCs w:val="24"/>
-        </w:rPr>
-        <w:t xml:space="preserve">; default </w:t>
-      </w:r>
-      <w:proofErr w:type="spellStart"/>
-      <w:r>
-        <w:rPr>
-          <w:sz w:val="24"/>
-          <w:szCs w:val="24"/>
-        </w:rPr>
-        <w:t>true</w:t>
-      </w:r>
-      <w:proofErr w:type="spellEnd"/>
-      <w:r>
-        <w:rPr>
-          <w:sz w:val="24"/>
-          <w:szCs w:val="24"/>
-        </w:rPr>
-        <w:t>)</w:t>
+      <w:r>
+        <w:t>incluir_profissionais_sem_agendamentos (bool; default true)</w:t>
       </w:r>
     </w:p>
     <w:p>
@@ -24966,11 +19847,7 @@
         </w:rPr>
       </w:pPr>
       <w:r>
-        <w:rPr>
-          <w:sz w:val="24"/>
-          <w:szCs w:val="24"/>
-        </w:rPr>
-        <w:t xml:space="preserve">  "recursos": [</w:t>
+        <w:t>"profissionais": [</w:t>
       </w:r>
     </w:p>
     <w:p>
@@ -25275,96 +20152,6 @@
           <w:sz w:val="24"/>
           <w:szCs w:val="24"/>
         </w:rPr>
-        <w:t xml:space="preserve">    {</w:t>
-      </w:r>
-    </w:p>
-    <w:p>
-      <w:pPr>
-        <w:rPr>
-          <w:sz w:val="24"/>
-          <w:szCs w:val="24"/>
-        </w:rPr>
-      </w:pPr>
-      <w:r>
-        <w:rPr>
-          <w:sz w:val="24"/>
-          <w:szCs w:val="24"/>
-        </w:rPr>
-        <w:t xml:space="preserve">      "id": 8,</w:t>
-      </w:r>
-    </w:p>
-    <w:p>
-      <w:pPr>
-        <w:rPr>
-          <w:sz w:val="24"/>
-          <w:szCs w:val="24"/>
-        </w:rPr>
-      </w:pPr>
-      <w:r>
-        <w:rPr>
-          <w:sz w:val="24"/>
-          <w:szCs w:val="24"/>
-        </w:rPr>
-        <w:t xml:space="preserve">      "nome": "Sala 1",</w:t>
-      </w:r>
-    </w:p>
-    <w:p>
-      <w:pPr>
-        <w:rPr>
-          <w:sz w:val="24"/>
-          <w:szCs w:val="24"/>
-        </w:rPr>
-      </w:pPr>
-      <w:r>
-        <w:rPr>
-          <w:sz w:val="24"/>
-          <w:szCs w:val="24"/>
-        </w:rPr>
-        <w:t xml:space="preserve">      "tipo": "SALA",</w:t>
-      </w:r>
-    </w:p>
-    <w:p>
-      <w:pPr>
-        <w:rPr>
-          <w:sz w:val="24"/>
-          <w:szCs w:val="24"/>
-        </w:rPr>
-      </w:pPr>
-      <w:r>
-        <w:rPr>
-          <w:sz w:val="24"/>
-          <w:szCs w:val="24"/>
-        </w:rPr>
-        <w:t xml:space="preserve">      "agendamentos": []</w:t>
-      </w:r>
-    </w:p>
-    <w:p>
-      <w:pPr>
-        <w:rPr>
-          <w:sz w:val="24"/>
-          <w:szCs w:val="24"/>
-        </w:rPr>
-      </w:pPr>
-      <w:r>
-        <w:rPr>
-          <w:sz w:val="24"/>
-          <w:szCs w:val="24"/>
-        </w:rPr>
-        <w:t xml:space="preserve">    }</w:t>
-      </w:r>
-    </w:p>
-    <w:p>
-      <w:pPr>
-        <w:rPr>
-          <w:sz w:val="24"/>
-          <w:szCs w:val="24"/>
-        </w:rPr>
-      </w:pPr>
-      <w:r>
-        <w:rPr>
-          <w:sz w:val="24"/>
-          <w:szCs w:val="24"/>
-        </w:rPr>
         <w:t xml:space="preserve">  ]</w:t>
       </w:r>
     </w:p>
@@ -25439,25 +20226,8 @@
         </w:rPr>
       </w:pPr>
       <w:r>
-        <w:rPr>
-          <w:b/>
-          <w:bCs/>
-          <w:sz w:val="24"/>
-          <w:szCs w:val="24"/>
-        </w:rPr>
-        <w:t>GET /api/v1/agenda/slots-</w:t>
-      </w:r>
-      <w:proofErr w:type="spellStart"/>
-      <w:r>
-        <w:rPr>
-          <w:b/>
-          <w:bCs/>
-          <w:sz w:val="24"/>
-          <w:szCs w:val="24"/>
-        </w:rPr>
-        <w:t>disponiveis</w:t>
-      </w:r>
-      <w:proofErr w:type="spellEnd"/>
+        <w:t>GET /api/agenda/slots-disponiveis</w:t>
+      </w:r>
     </w:p>
     <w:p>
       <w:pPr>
@@ -25566,21 +20336,8 @@
           <w:szCs w:val="24"/>
         </w:rPr>
       </w:pPr>
-      <w:proofErr w:type="spellStart"/>
-      <w:r>
-        <w:rPr>
-          <w:sz w:val="24"/>
-          <w:szCs w:val="24"/>
-        </w:rPr>
-        <w:t>recurso_id</w:t>
-      </w:r>
-      <w:proofErr w:type="spellEnd"/>
-      <w:r>
-        <w:rPr>
-          <w:sz w:val="24"/>
-          <w:szCs w:val="24"/>
-        </w:rPr>
-        <w:t xml:space="preserve"> (opcional; se ausente, considerar recursos compatíveis daquele local)</w:t>
+      <w:r>
+        <w:t>professional_id (obrigatério)</w:t>
       </w:r>
     </w:p>
     <w:p>
@@ -25594,37 +20351,8 @@
           <w:szCs w:val="24"/>
         </w:rPr>
       </w:pPr>
-      <w:proofErr w:type="spellStart"/>
-      <w:r>
-        <w:rPr>
-          <w:sz w:val="24"/>
-          <w:szCs w:val="24"/>
-        </w:rPr>
-        <w:t>hora_inicio</w:t>
-      </w:r>
-      <w:proofErr w:type="spellEnd"/>
-      <w:r>
-        <w:rPr>
-          <w:sz w:val="24"/>
-          <w:szCs w:val="24"/>
-        </w:rPr>
-        <w:t xml:space="preserve"> / </w:t>
-      </w:r>
-      <w:proofErr w:type="spellStart"/>
-      <w:r>
-        <w:rPr>
-          <w:sz w:val="24"/>
-          <w:szCs w:val="24"/>
-        </w:rPr>
-        <w:t>hora_fim</w:t>
-      </w:r>
-      <w:proofErr w:type="spellEnd"/>
-      <w:r>
-        <w:rPr>
-          <w:sz w:val="24"/>
-          <w:szCs w:val="24"/>
-        </w:rPr>
-        <w:t xml:space="preserve"> (janela diária, opcional; default = horário de funcionamento)</w:t>
+      <w:r>
+        <w:t>A janela diária é derivada da jornada do profissional.</w:t>
       </w:r>
     </w:p>
     <w:p>
@@ -25806,11 +20534,21 @@
         </w:rPr>
       </w:pPr>
       <w:r>
-        <w:rPr>
-          <w:sz w:val="24"/>
-          <w:szCs w:val="24"/>
-        </w:rPr>
-        <w:lastRenderedPageBreak/>
+        <w:t>"professional_id": 3,</w:t>
+      </w:r>
+    </w:p>
+    <w:p>
+      <w:pPr>
+        <w:rPr>
+          <w:sz w:val="24"/>
+          <w:szCs w:val="24"/>
+        </w:rPr>
+      </w:pPr>
+      <w:r>
+        <w:rPr>
+          <w:sz w:val="24"/>
+          <w:szCs w:val="24"/>
+        </w:rPr>
         <w:t xml:space="preserve">      "</w:t>
       </w:r>
       <w:proofErr w:type="spellStart"/>
@@ -25819,7 +20557,7 @@
           <w:sz w:val="24"/>
           <w:szCs w:val="24"/>
         </w:rPr>
-        <w:t>recurso_id</w:t>
+        <w:t>hora_inicio</w:t>
       </w:r>
       <w:proofErr w:type="spellEnd"/>
       <w:r>
@@ -25827,7 +20565,7 @@
           <w:sz w:val="24"/>
           <w:szCs w:val="24"/>
         </w:rPr>
-        <w:t>": 3,</w:t>
+        <w:t>": "14:00",</w:t>
       </w:r>
     </w:p>
     <w:p>
@@ -25850,7 +20588,7 @@
           <w:sz w:val="24"/>
           <w:szCs w:val="24"/>
         </w:rPr>
-        <w:t>hora_inicio</w:t>
+        <w:t>hora_fim</w:t>
       </w:r>
       <w:proofErr w:type="spellEnd"/>
       <w:r>
@@ -25858,37 +20596,6 @@
           <w:sz w:val="24"/>
           <w:szCs w:val="24"/>
         </w:rPr>
-        <w:t>": "14:00",</w:t>
-      </w:r>
-    </w:p>
-    <w:p>
-      <w:pPr>
-        <w:rPr>
-          <w:sz w:val="24"/>
-          <w:szCs w:val="24"/>
-        </w:rPr>
-      </w:pPr>
-      <w:r>
-        <w:rPr>
-          <w:sz w:val="24"/>
-          <w:szCs w:val="24"/>
-        </w:rPr>
-        <w:t xml:space="preserve">      "</w:t>
-      </w:r>
-      <w:proofErr w:type="spellStart"/>
-      <w:r>
-        <w:rPr>
-          <w:sz w:val="24"/>
-          <w:szCs w:val="24"/>
-        </w:rPr>
-        <w:t>hora_fim</w:t>
-      </w:r>
-      <w:proofErr w:type="spellEnd"/>
-      <w:r>
-        <w:rPr>
-          <w:sz w:val="24"/>
-          <w:szCs w:val="24"/>
-        </w:rPr>
         <w:t>": "14:30"</w:t>
       </w:r>
     </w:p>
@@ -25930,27 +20637,7 @@
         </w:rPr>
       </w:pPr>
       <w:r>
-        <w:rPr>
-          <w:sz w:val="24"/>
-          <w:szCs w:val="24"/>
-        </w:rPr>
-        <w:t xml:space="preserve">      "</w:t>
-      </w:r>
-      <w:proofErr w:type="spellStart"/>
-      <w:r>
-        <w:rPr>
-          <w:sz w:val="24"/>
-          <w:szCs w:val="24"/>
-        </w:rPr>
-        <w:t>recurso_id</w:t>
-      </w:r>
-      <w:proofErr w:type="spellEnd"/>
-      <w:r>
-        <w:rPr>
-          <w:sz w:val="24"/>
-          <w:szCs w:val="24"/>
-        </w:rPr>
-        <w:t>": 3,</w:t>
+        <w:t>"professional_id": 3,</w:t>
       </w:r>
     </w:p>
     <w:p>
@@ -26126,13 +20813,7 @@
         </w:rPr>
       </w:pPr>
       <w:r>
-        <w:rPr>
-          <w:b/>
-          <w:bCs/>
-          <w:sz w:val="24"/>
-          <w:szCs w:val="24"/>
-        </w:rPr>
-        <w:t>GET /api/v1/empresa</w:t>
+        <w:t>GET /api/empresa</w:t>
       </w:r>
     </w:p>
     <w:p>
@@ -26178,13 +20859,7 @@
         </w:rPr>
       </w:pPr>
       <w:r>
-        <w:rPr>
-          <w:b/>
-          <w:bCs/>
-          <w:sz w:val="24"/>
-          <w:szCs w:val="24"/>
-        </w:rPr>
-        <w:t>PUT /api/v1/empresa</w:t>
+        <w:t>PUT /api/empresa</w:t>
       </w:r>
     </w:p>
     <w:p>
@@ -26719,13 +21394,7 @@
         </w:rPr>
       </w:pPr>
       <w:r>
-        <w:rPr>
-          <w:b/>
-          <w:bCs/>
-          <w:sz w:val="24"/>
-          <w:szCs w:val="24"/>
-        </w:rPr>
-        <w:t>GET /api/v1/auditorias</w:t>
+        <w:t>GET /api/auditorias</w:t>
       </w:r>
     </w:p>
     <w:p>
@@ -26920,20 +21589,7 @@
         </w:rPr>
       </w:pPr>
       <w:r>
-        <w:rPr>
-          <w:b/>
-          <w:bCs/>
-          <w:sz w:val="24"/>
-          <w:szCs w:val="24"/>
-        </w:rPr>
-        <w:t>GET /api/v1/auditorias/{id}</w:t>
-      </w:r>
-      <w:r>
-        <w:rPr>
-          <w:sz w:val="24"/>
-          <w:szCs w:val="24"/>
-        </w:rPr>
-        <w:t xml:space="preserve"> </w:t>
+        <w:t xml:space="preserve">GET /api/auditorias/{id} </w:t>
       </w:r>
     </w:p>
     <w:p>
